--- a/reports/отчет.docx
+++ b/reports/отчет.docx
@@ -1342,7 +1342,6 @@
           <w:rFonts w:ascii="Times New Roman" w:eastAsiaTheme="minorEastAsia" w:hAnsi="Times New Roman" w:cs="Times New Roman"/>
           <w:sz w:val="28"/>
           <w:szCs w:val="28"/>
-          <w:lang w:val="en-US"/>
         </w:rPr>
       </w:pPr>
       <w:r>
@@ -4173,7 +4172,3441 @@
         <w:t>Данное условие является основным строгим критерием сходимости.</w:t>
       </w:r>
     </w:p>
+    <w:p>
+      <w:pPr>
+        <w:spacing w:after="0" w:line="240" w:lineRule="auto"/>
+        <w:jc w:val="both"/>
+        <w:rPr>
+          <w:rFonts w:ascii="Times New Roman" w:eastAsiaTheme="minorEastAsia" w:hAnsi="Times New Roman" w:cs="Times New Roman"/>
+          <w:sz w:val="28"/>
+          <w:szCs w:val="28"/>
+        </w:rPr>
+      </w:pPr>
+    </w:p>
+    <w:p>
+      <w:pPr>
+        <w:spacing w:after="0" w:line="240" w:lineRule="auto"/>
+        <w:jc w:val="center"/>
+        <w:rPr>
+          <w:rFonts w:ascii="Times New Roman" w:eastAsiaTheme="minorEastAsia" w:hAnsi="Times New Roman" w:cs="Times New Roman"/>
+          <w:sz w:val="28"/>
+          <w:szCs w:val="28"/>
+        </w:rPr>
+      </w:pPr>
+      <w:r>
+        <w:rPr>
+          <w:rFonts w:ascii="Times New Roman" w:eastAsiaTheme="minorEastAsia" w:hAnsi="Times New Roman" w:cs="Times New Roman"/>
+          <w:b/>
+          <w:bCs/>
+          <w:sz w:val="28"/>
+          <w:szCs w:val="28"/>
+        </w:rPr>
+        <w:t>Постановка задачи</w:t>
+      </w:r>
+    </w:p>
+    <w:p>
+      <w:pPr>
+        <w:spacing w:after="0" w:line="240" w:lineRule="auto"/>
+        <w:jc w:val="both"/>
+        <w:rPr>
+          <w:rFonts w:ascii="Times New Roman" w:eastAsiaTheme="minorEastAsia" w:hAnsi="Times New Roman" w:cs="Times New Roman"/>
+          <w:sz w:val="28"/>
+          <w:szCs w:val="28"/>
+        </w:rPr>
+      </w:pPr>
+      <w:r>
+        <w:rPr>
+          <w:rFonts w:ascii="Times New Roman" w:eastAsiaTheme="minorEastAsia" w:hAnsi="Times New Roman" w:cs="Times New Roman"/>
+          <w:sz w:val="28"/>
+          <w:szCs w:val="28"/>
+        </w:rPr>
+        <w:t xml:space="preserve">Необходимо решить систему линейных алгебраических уравнений. Система записана в матричной форме </w:t>
+      </w:r>
+      <m:oMath>
+        <m:r>
+          <w:rPr>
+            <w:rFonts w:ascii="Cambria Math" w:eastAsiaTheme="minorEastAsia" w:hAnsi="Cambria Math" w:cs="Times New Roman"/>
+            <w:sz w:val="28"/>
+            <w:szCs w:val="28"/>
+          </w:rPr>
+          <m:t>Ax=b</m:t>
+        </m:r>
+      </m:oMath>
+    </w:p>
+    <w:p>
+      <w:pPr>
+        <w:spacing w:after="0" w:line="240" w:lineRule="auto"/>
+        <w:jc w:val="both"/>
+        <w:rPr>
+          <w:rFonts w:ascii="Times New Roman" w:eastAsiaTheme="minorEastAsia" w:hAnsi="Times New Roman" w:cs="Times New Roman"/>
+          <w:sz w:val="28"/>
+          <w:szCs w:val="28"/>
+        </w:rPr>
+      </w:pPr>
+      <w:r>
+        <w:rPr>
+          <w:rFonts w:ascii="Times New Roman" w:eastAsiaTheme="minorEastAsia" w:hAnsi="Times New Roman" w:cs="Times New Roman"/>
+          <w:sz w:val="28"/>
+          <w:szCs w:val="28"/>
+        </w:rPr>
+        <w:t>Заданное уравнение:</w:t>
+      </w:r>
+    </w:p>
+    <w:p>
+      <w:pPr>
+        <w:spacing w:after="0" w:line="240" w:lineRule="auto"/>
+        <w:jc w:val="both"/>
+        <w:rPr>
+          <w:rFonts w:ascii="Times New Roman" w:eastAsiaTheme="minorEastAsia" w:hAnsi="Times New Roman" w:cs="Times New Roman"/>
+          <w:sz w:val="28"/>
+          <w:szCs w:val="28"/>
+          <w:lang w:val="en-US"/>
+        </w:rPr>
+      </w:pPr>
+      <m:oMathPara>
+        <m:oMath>
+          <m:r>
+            <w:rPr>
+              <w:rFonts w:ascii="Cambria Math" w:eastAsiaTheme="minorEastAsia" w:hAnsi="Cambria Math" w:cs="Times New Roman"/>
+              <w:sz w:val="28"/>
+              <w:szCs w:val="28"/>
+            </w:rPr>
+            <m:t>A=</m:t>
+          </m:r>
+          <m:d>
+            <m:dPr>
+              <m:ctrlPr>
+                <w:rPr>
+                  <w:rFonts w:ascii="Cambria Math" w:eastAsiaTheme="minorEastAsia" w:hAnsi="Cambria Math" w:cs="Times New Roman"/>
+                  <w:sz w:val="28"/>
+                  <w:szCs w:val="28"/>
+                </w:rPr>
+              </m:ctrlPr>
+            </m:dPr>
+            <m:e>
+              <m:m>
+                <m:mPr>
+                  <m:mcs>
+                    <m:mc>
+                      <m:mcPr>
+                        <m:count m:val="4"/>
+                        <m:mcJc m:val="center"/>
+                      </m:mcPr>
+                    </m:mc>
+                  </m:mcs>
+                  <m:ctrlPr>
+                    <w:rPr>
+                      <w:rFonts w:ascii="Cambria Math" w:eastAsiaTheme="minorEastAsia" w:hAnsi="Cambria Math" w:cs="Times New Roman"/>
+                      <w:sz w:val="28"/>
+                      <w:szCs w:val="28"/>
+                    </w:rPr>
+                  </m:ctrlPr>
+                </m:mPr>
+                <m:mr>
+                  <m:e>
+                    <m:r>
+                      <w:rPr>
+                        <w:rFonts w:ascii="Cambria Math" w:eastAsiaTheme="minorEastAsia" w:hAnsi="Cambria Math" w:cs="Times New Roman"/>
+                        <w:sz w:val="28"/>
+                        <w:szCs w:val="28"/>
+                      </w:rPr>
+                      <m:t>11</m:t>
+                    </m:r>
+                  </m:e>
+                  <m:e>
+                    <m:r>
+                      <w:rPr>
+                        <w:rFonts w:ascii="Cambria Math" w:eastAsiaTheme="minorEastAsia" w:hAnsi="Cambria Math" w:cs="Times New Roman"/>
+                        <w:sz w:val="28"/>
+                        <w:szCs w:val="28"/>
+                      </w:rPr>
+                      <m:t>2</m:t>
+                    </m:r>
+                  </m:e>
+                  <m:e>
+                    <m:r>
+                      <w:rPr>
+                        <w:rFonts w:ascii="Cambria Math" w:eastAsiaTheme="minorEastAsia" w:hAnsi="Cambria Math" w:cs="Times New Roman"/>
+                        <w:sz w:val="28"/>
+                        <w:szCs w:val="28"/>
+                      </w:rPr>
+                      <m:t>-2</m:t>
+                    </m:r>
+                  </m:e>
+                  <m:e>
+                    <m:r>
+                      <w:rPr>
+                        <w:rFonts w:ascii="Cambria Math" w:eastAsiaTheme="minorEastAsia" w:hAnsi="Cambria Math" w:cs="Times New Roman"/>
+                        <w:sz w:val="28"/>
+                        <w:szCs w:val="28"/>
+                      </w:rPr>
+                      <m:t>-2</m:t>
+                    </m:r>
+                  </m:e>
+                </m:mr>
+                <m:mr>
+                  <m:e>
+                    <m:r>
+                      <w:rPr>
+                        <w:rFonts w:ascii="Cambria Math" w:eastAsiaTheme="minorEastAsia" w:hAnsi="Cambria Math" w:cs="Times New Roman"/>
+                        <w:sz w:val="28"/>
+                        <w:szCs w:val="28"/>
+                      </w:rPr>
+                      <m:t>2</m:t>
+                    </m:r>
+                  </m:e>
+                  <m:e>
+                    <m:r>
+                      <w:rPr>
+                        <w:rFonts w:ascii="Cambria Math" w:eastAsiaTheme="minorEastAsia" w:hAnsi="Cambria Math" w:cs="Times New Roman"/>
+                        <w:sz w:val="28"/>
+                        <w:szCs w:val="28"/>
+                      </w:rPr>
+                      <m:t>16</m:t>
+                    </m:r>
+                  </m:e>
+                  <m:e>
+                    <m:r>
+                      <w:rPr>
+                        <w:rFonts w:ascii="Cambria Math" w:eastAsiaTheme="minorEastAsia" w:hAnsi="Cambria Math" w:cs="Times New Roman"/>
+                        <w:sz w:val="28"/>
+                        <w:szCs w:val="28"/>
+                      </w:rPr>
+                      <m:t>-3</m:t>
+                    </m:r>
+                  </m:e>
+                  <m:e>
+                    <m:r>
+                      <w:rPr>
+                        <w:rFonts w:ascii="Cambria Math" w:eastAsiaTheme="minorEastAsia" w:hAnsi="Cambria Math" w:cs="Times New Roman"/>
+                        <w:sz w:val="28"/>
+                        <w:szCs w:val="28"/>
+                      </w:rPr>
+                      <m:t>-2</m:t>
+                    </m:r>
+                  </m:e>
+                </m:mr>
+                <m:mr>
+                  <m:e>
+                    <m:r>
+                      <w:rPr>
+                        <w:rFonts w:ascii="Cambria Math" w:eastAsiaTheme="minorEastAsia" w:hAnsi="Cambria Math" w:cs="Times New Roman"/>
+                        <w:sz w:val="28"/>
+                        <w:szCs w:val="28"/>
+                      </w:rPr>
+                      <m:t>1</m:t>
+                    </m:r>
+                  </m:e>
+                  <m:e>
+                    <m:r>
+                      <w:rPr>
+                        <w:rFonts w:ascii="Cambria Math" w:eastAsiaTheme="minorEastAsia" w:hAnsi="Cambria Math" w:cs="Times New Roman"/>
+                        <w:sz w:val="28"/>
+                        <w:szCs w:val="28"/>
+                      </w:rPr>
+                      <m:t>4</m:t>
+                    </m:r>
+                  </m:e>
+                  <m:e>
+                    <m:r>
+                      <w:rPr>
+                        <w:rFonts w:ascii="Cambria Math" w:eastAsiaTheme="minorEastAsia" w:hAnsi="Cambria Math" w:cs="Times New Roman"/>
+                        <w:sz w:val="28"/>
+                        <w:szCs w:val="28"/>
+                      </w:rPr>
+                      <m:t>14</m:t>
+                    </m:r>
+                  </m:e>
+                  <m:e>
+                    <m:r>
+                      <w:rPr>
+                        <w:rFonts w:ascii="Cambria Math" w:eastAsiaTheme="minorEastAsia" w:hAnsi="Cambria Math" w:cs="Times New Roman"/>
+                        <w:sz w:val="28"/>
+                        <w:szCs w:val="28"/>
+                      </w:rPr>
+                      <m:t>-2</m:t>
+                    </m:r>
+                  </m:e>
+                </m:mr>
+                <m:mr>
+                  <m:e>
+                    <m:r>
+                      <w:rPr>
+                        <w:rFonts w:ascii="Cambria Math" w:eastAsiaTheme="minorEastAsia" w:hAnsi="Cambria Math" w:cs="Times New Roman"/>
+                        <w:sz w:val="28"/>
+                        <w:szCs w:val="28"/>
+                      </w:rPr>
+                      <m:t>-2</m:t>
+                    </m:r>
+                  </m:e>
+                  <m:e>
+                    <m:r>
+                      <w:rPr>
+                        <w:rFonts w:ascii="Cambria Math" w:eastAsiaTheme="minorEastAsia" w:hAnsi="Cambria Math" w:cs="Times New Roman"/>
+                        <w:sz w:val="28"/>
+                        <w:szCs w:val="28"/>
+                      </w:rPr>
+                      <m:t>-3</m:t>
+                    </m:r>
+                  </m:e>
+                  <m:e>
+                    <m:r>
+                      <w:rPr>
+                        <w:rFonts w:ascii="Cambria Math" w:eastAsiaTheme="minorEastAsia" w:hAnsi="Cambria Math" w:cs="Times New Roman"/>
+                        <w:sz w:val="28"/>
+                        <w:szCs w:val="28"/>
+                      </w:rPr>
+                      <m:t>-2</m:t>
+                    </m:r>
+                  </m:e>
+                  <m:e>
+                    <m:r>
+                      <w:rPr>
+                        <w:rFonts w:ascii="Cambria Math" w:eastAsiaTheme="minorEastAsia" w:hAnsi="Cambria Math" w:cs="Times New Roman"/>
+                        <w:sz w:val="28"/>
+                        <w:szCs w:val="28"/>
+                      </w:rPr>
+                      <m:t>13</m:t>
+                    </m:r>
+                  </m:e>
+                </m:mr>
+              </m:m>
+            </m:e>
+          </m:d>
+          <m:r>
+            <w:rPr>
+              <w:rFonts w:ascii="Times New Roman" w:eastAsiaTheme="minorEastAsia" w:hAnsi="Times New Roman" w:cs="Times New Roman"/>
+              <w:sz w:val="28"/>
+              <w:szCs w:val="28"/>
+              <w:lang w:val="en-US"/>
+            </w:rPr>
+            <w:br/>
+          </m:r>
+        </m:oMath>
+      </m:oMathPara>
+    </w:p>
+    <w:p>
+      <w:pPr>
+        <w:spacing w:after="0" w:line="240" w:lineRule="auto"/>
+        <w:jc w:val="both"/>
+        <w:rPr>
+          <w:rFonts w:ascii="Times New Roman" w:eastAsiaTheme="minorEastAsia" w:hAnsi="Times New Roman" w:cs="Times New Roman"/>
+          <w:i/>
+          <w:sz w:val="28"/>
+          <w:szCs w:val="28"/>
+          <w:lang w:val="en-US"/>
+        </w:rPr>
+      </w:pPr>
+      <m:oMathPara>
+        <m:oMath>
+          <m:r>
+            <w:rPr>
+              <w:rFonts w:ascii="Cambria Math" w:eastAsiaTheme="minorEastAsia" w:hAnsi="Cambria Math" w:cs="Times New Roman"/>
+              <w:sz w:val="28"/>
+              <w:szCs w:val="28"/>
+            </w:rPr>
+            <m:t>b=</m:t>
+          </m:r>
+          <m:d>
+            <m:dPr>
+              <m:ctrlPr>
+                <w:rPr>
+                  <w:rFonts w:ascii="Cambria Math" w:eastAsiaTheme="minorEastAsia" w:hAnsi="Cambria Math" w:cs="Times New Roman"/>
+                  <w:sz w:val="28"/>
+                  <w:szCs w:val="28"/>
+                </w:rPr>
+              </m:ctrlPr>
+            </m:dPr>
+            <m:e>
+              <m:m>
+                <m:mPr>
+                  <m:mcs>
+                    <m:mc>
+                      <m:mcPr>
+                        <m:count m:val="1"/>
+                        <m:mcJc m:val="center"/>
+                      </m:mcPr>
+                    </m:mc>
+                  </m:mcs>
+                  <m:ctrlPr>
+                    <w:rPr>
+                      <w:rFonts w:ascii="Cambria Math" w:eastAsiaTheme="minorEastAsia" w:hAnsi="Cambria Math" w:cs="Times New Roman"/>
+                      <w:sz w:val="28"/>
+                      <w:szCs w:val="28"/>
+                    </w:rPr>
+                  </m:ctrlPr>
+                </m:mPr>
+                <m:mr>
+                  <m:e>
+                    <m:r>
+                      <w:rPr>
+                        <w:rFonts w:ascii="Cambria Math" w:eastAsiaTheme="minorEastAsia" w:hAnsi="Cambria Math" w:cs="Times New Roman"/>
+                        <w:sz w:val="28"/>
+                        <w:szCs w:val="28"/>
+                      </w:rPr>
+                      <m:t>-38</m:t>
+                    </m:r>
+                  </m:e>
+                </m:mr>
+                <m:mr>
+                  <m:e>
+                    <m:r>
+                      <w:rPr>
+                        <w:rFonts w:ascii="Cambria Math" w:eastAsiaTheme="minorEastAsia" w:hAnsi="Cambria Math" w:cs="Times New Roman"/>
+                        <w:sz w:val="28"/>
+                        <w:szCs w:val="28"/>
+                      </w:rPr>
+                      <m:t>-65</m:t>
+                    </m:r>
+                  </m:e>
+                </m:mr>
+                <m:mr>
+                  <m:e>
+                    <m:r>
+                      <w:rPr>
+                        <w:rFonts w:ascii="Cambria Math" w:eastAsiaTheme="minorEastAsia" w:hAnsi="Cambria Math" w:cs="Times New Roman"/>
+                        <w:sz w:val="28"/>
+                        <w:szCs w:val="28"/>
+                      </w:rPr>
+                      <m:t>24</m:t>
+                    </m:r>
+                  </m:e>
+                </m:mr>
+                <m:mr>
+                  <m:e>
+                    <m:r>
+                      <w:rPr>
+                        <w:rFonts w:ascii="Cambria Math" w:eastAsiaTheme="minorEastAsia" w:hAnsi="Cambria Math" w:cs="Times New Roman"/>
+                        <w:sz w:val="28"/>
+                        <w:szCs w:val="28"/>
+                      </w:rPr>
+                      <m:t>33</m:t>
+                    </m:r>
+                  </m:e>
+                </m:mr>
+              </m:m>
+            </m:e>
+          </m:d>
+        </m:oMath>
+      </m:oMathPara>
+    </w:p>
+    <w:p>
+      <w:pPr>
+        <w:spacing w:after="0" w:line="240" w:lineRule="auto"/>
+        <w:jc w:val="both"/>
+        <w:rPr>
+          <w:rFonts w:ascii="Times New Roman" w:eastAsiaTheme="minorEastAsia" w:hAnsi="Times New Roman" w:cs="Times New Roman"/>
+          <w:sz w:val="28"/>
+          <w:szCs w:val="28"/>
+        </w:rPr>
+      </w:pPr>
+      <w:r>
+        <w:rPr>
+          <w:rFonts w:ascii="Times New Roman" w:eastAsiaTheme="minorEastAsia" w:hAnsi="Times New Roman" w:cs="Times New Roman"/>
+          <w:sz w:val="28"/>
+          <w:szCs w:val="28"/>
+        </w:rPr>
+        <w:lastRenderedPageBreak/>
+        <w:t xml:space="preserve">Требуется найти вектор неизвестных </w:t>
+      </w:r>
+      <m:oMath>
+        <m:r>
+          <w:rPr>
+            <w:rFonts w:ascii="Cambria Math" w:eastAsiaTheme="minorEastAsia" w:hAnsi="Cambria Math" w:cs="Times New Roman"/>
+            <w:sz w:val="28"/>
+            <w:szCs w:val="28"/>
+          </w:rPr>
+          <m:t>x=</m:t>
+        </m:r>
+        <m:sSup>
+          <m:sSupPr>
+            <m:ctrlPr>
+              <w:rPr>
+                <w:rFonts w:ascii="Cambria Math" w:eastAsiaTheme="minorEastAsia" w:hAnsi="Cambria Math" w:cs="Times New Roman"/>
+                <w:sz w:val="28"/>
+                <w:szCs w:val="28"/>
+              </w:rPr>
+            </m:ctrlPr>
+          </m:sSupPr>
+          <m:e>
+            <m:d>
+              <m:dPr>
+                <m:ctrlPr>
+                  <w:rPr>
+                    <w:rFonts w:ascii="Cambria Math" w:eastAsiaTheme="minorEastAsia" w:hAnsi="Cambria Math" w:cs="Times New Roman"/>
+                    <w:sz w:val="28"/>
+                    <w:szCs w:val="28"/>
+                  </w:rPr>
+                </m:ctrlPr>
+              </m:dPr>
+              <m:e>
+                <m:m>
+                  <m:mPr>
+                    <m:mcs>
+                      <m:mc>
+                        <m:mcPr>
+                          <m:count m:val="4"/>
+                          <m:mcJc m:val="center"/>
+                        </m:mcPr>
+                      </m:mc>
+                    </m:mcs>
+                    <m:ctrlPr>
+                      <w:rPr>
+                        <w:rFonts w:ascii="Cambria Math" w:eastAsiaTheme="minorEastAsia" w:hAnsi="Cambria Math" w:cs="Times New Roman"/>
+                        <w:sz w:val="28"/>
+                        <w:szCs w:val="28"/>
+                      </w:rPr>
+                    </m:ctrlPr>
+                  </m:mPr>
+                  <m:mr>
+                    <m:e>
+                      <m:sSub>
+                        <m:sSubPr>
+                          <m:ctrlPr>
+                            <w:rPr>
+                              <w:rFonts w:ascii="Cambria Math" w:eastAsiaTheme="minorEastAsia" w:hAnsi="Cambria Math" w:cs="Times New Roman"/>
+                              <w:sz w:val="28"/>
+                              <w:szCs w:val="28"/>
+                            </w:rPr>
+                          </m:ctrlPr>
+                        </m:sSubPr>
+                        <m:e>
+                          <m:r>
+                            <w:rPr>
+                              <w:rFonts w:ascii="Cambria Math" w:eastAsiaTheme="minorEastAsia" w:hAnsi="Cambria Math" w:cs="Times New Roman"/>
+                              <w:sz w:val="28"/>
+                              <w:szCs w:val="28"/>
+                            </w:rPr>
+                            <m:t>x</m:t>
+                          </m:r>
+                        </m:e>
+                        <m:sub>
+                          <m:r>
+                            <w:rPr>
+                              <w:rFonts w:ascii="Cambria Math" w:eastAsiaTheme="minorEastAsia" w:hAnsi="Cambria Math" w:cs="Times New Roman"/>
+                              <w:sz w:val="28"/>
+                              <w:szCs w:val="28"/>
+                            </w:rPr>
+                            <m:t>1</m:t>
+                          </m:r>
+                        </m:sub>
+                      </m:sSub>
+                    </m:e>
+                    <m:e>
+                      <m:sSub>
+                        <m:sSubPr>
+                          <m:ctrlPr>
+                            <w:rPr>
+                              <w:rFonts w:ascii="Cambria Math" w:eastAsiaTheme="minorEastAsia" w:hAnsi="Cambria Math" w:cs="Times New Roman"/>
+                              <w:sz w:val="28"/>
+                              <w:szCs w:val="28"/>
+                            </w:rPr>
+                          </m:ctrlPr>
+                        </m:sSubPr>
+                        <m:e>
+                          <m:r>
+                            <w:rPr>
+                              <w:rFonts w:ascii="Cambria Math" w:eastAsiaTheme="minorEastAsia" w:hAnsi="Cambria Math" w:cs="Times New Roman"/>
+                              <w:sz w:val="28"/>
+                              <w:szCs w:val="28"/>
+                            </w:rPr>
+                            <m:t>x</m:t>
+                          </m:r>
+                        </m:e>
+                        <m:sub>
+                          <m:r>
+                            <w:rPr>
+                              <w:rFonts w:ascii="Cambria Math" w:eastAsiaTheme="minorEastAsia" w:hAnsi="Cambria Math" w:cs="Times New Roman"/>
+                              <w:sz w:val="28"/>
+                              <w:szCs w:val="28"/>
+                            </w:rPr>
+                            <m:t>2</m:t>
+                          </m:r>
+                        </m:sub>
+                      </m:sSub>
+                    </m:e>
+                    <m:e>
+                      <m:sSub>
+                        <m:sSubPr>
+                          <m:ctrlPr>
+                            <w:rPr>
+                              <w:rFonts w:ascii="Cambria Math" w:eastAsiaTheme="minorEastAsia" w:hAnsi="Cambria Math" w:cs="Times New Roman"/>
+                              <w:sz w:val="28"/>
+                              <w:szCs w:val="28"/>
+                            </w:rPr>
+                          </m:ctrlPr>
+                        </m:sSubPr>
+                        <m:e>
+                          <m:r>
+                            <w:rPr>
+                              <w:rFonts w:ascii="Cambria Math" w:eastAsiaTheme="minorEastAsia" w:hAnsi="Cambria Math" w:cs="Times New Roman"/>
+                              <w:sz w:val="28"/>
+                              <w:szCs w:val="28"/>
+                            </w:rPr>
+                            <m:t>x</m:t>
+                          </m:r>
+                        </m:e>
+                        <m:sub>
+                          <m:r>
+                            <w:rPr>
+                              <w:rFonts w:ascii="Cambria Math" w:eastAsiaTheme="minorEastAsia" w:hAnsi="Cambria Math" w:cs="Times New Roman"/>
+                              <w:sz w:val="28"/>
+                              <w:szCs w:val="28"/>
+                            </w:rPr>
+                            <m:t>3</m:t>
+                          </m:r>
+                        </m:sub>
+                      </m:sSub>
+                    </m:e>
+                    <m:e>
+                      <m:sSub>
+                        <m:sSubPr>
+                          <m:ctrlPr>
+                            <w:rPr>
+                              <w:rFonts w:ascii="Cambria Math" w:eastAsiaTheme="minorEastAsia" w:hAnsi="Cambria Math" w:cs="Times New Roman"/>
+                              <w:sz w:val="28"/>
+                              <w:szCs w:val="28"/>
+                            </w:rPr>
+                          </m:ctrlPr>
+                        </m:sSubPr>
+                        <m:e>
+                          <m:r>
+                            <w:rPr>
+                              <w:rFonts w:ascii="Cambria Math" w:eastAsiaTheme="minorEastAsia" w:hAnsi="Cambria Math" w:cs="Times New Roman"/>
+                              <w:sz w:val="28"/>
+                              <w:szCs w:val="28"/>
+                            </w:rPr>
+                            <m:t>x</m:t>
+                          </m:r>
+                        </m:e>
+                        <m:sub>
+                          <m:r>
+                            <w:rPr>
+                              <w:rFonts w:ascii="Cambria Math" w:eastAsiaTheme="minorEastAsia" w:hAnsi="Cambria Math" w:cs="Times New Roman"/>
+                              <w:sz w:val="28"/>
+                              <w:szCs w:val="28"/>
+                            </w:rPr>
+                            <m:t>4</m:t>
+                          </m:r>
+                        </m:sub>
+                      </m:sSub>
+                    </m:e>
+                  </m:mr>
+                </m:m>
+              </m:e>
+            </m:d>
+          </m:e>
+          <m:sup>
+            <m:r>
+              <w:rPr>
+                <w:rFonts w:ascii="Cambria Math" w:eastAsiaTheme="minorEastAsia" w:hAnsi="Cambria Math" w:cs="Times New Roman"/>
+                <w:sz w:val="28"/>
+                <w:szCs w:val="28"/>
+              </w:rPr>
+              <m:t>T</m:t>
+            </m:r>
+          </m:sup>
+        </m:sSup>
+      </m:oMath>
+      <w:r>
+        <w:rPr>
+          <w:rFonts w:ascii="Times New Roman" w:eastAsiaTheme="minorEastAsia" w:hAnsi="Times New Roman" w:cs="Times New Roman"/>
+          <w:sz w:val="28"/>
+          <w:szCs w:val="28"/>
+        </w:rPr>
+        <w:t xml:space="preserve">. </w:t>
+      </w:r>
+      <w:r>
+        <w:rPr>
+          <w:rFonts w:ascii="Times New Roman" w:eastAsiaTheme="minorEastAsia" w:hAnsi="Times New Roman" w:cs="Times New Roman"/>
+          <w:sz w:val="28"/>
+          <w:szCs w:val="28"/>
+        </w:rPr>
+        <w:t xml:space="preserve">Решение необходимо найти с помощью методов Гаусса, </w:t>
+      </w:r>
+      <w:r>
+        <w:rPr>
+          <w:rFonts w:ascii="Times New Roman" w:eastAsiaTheme="minorEastAsia" w:hAnsi="Times New Roman" w:cs="Times New Roman"/>
+          <w:sz w:val="28"/>
+          <w:szCs w:val="28"/>
+          <w:lang w:val="en-US"/>
+        </w:rPr>
+        <w:t>LU</w:t>
+      </w:r>
+      <w:r>
+        <w:rPr>
+          <w:rFonts w:ascii="Times New Roman" w:eastAsiaTheme="minorEastAsia" w:hAnsi="Times New Roman" w:cs="Times New Roman"/>
+          <w:sz w:val="28"/>
+          <w:szCs w:val="28"/>
+        </w:rPr>
+        <w:t>-</w:t>
+      </w:r>
+      <w:r>
+        <w:rPr>
+          <w:rFonts w:ascii="Times New Roman" w:eastAsiaTheme="minorEastAsia" w:hAnsi="Times New Roman" w:cs="Times New Roman"/>
+          <w:sz w:val="28"/>
+          <w:szCs w:val="28"/>
+        </w:rPr>
+        <w:t xml:space="preserve">факторизации и Якоби. Также необходимо вычислить невязку решений </w:t>
+      </w:r>
+      <m:oMath>
+        <m:r>
+          <w:rPr>
+            <w:rFonts w:ascii="Cambria Math" w:eastAsiaTheme="minorEastAsia" w:hAnsi="Cambria Math" w:cs="Times New Roman"/>
+            <w:sz w:val="28"/>
+            <w:szCs w:val="28"/>
+          </w:rPr>
+          <m:t>r=b-Ax</m:t>
+        </m:r>
+      </m:oMath>
+    </w:p>
+    <w:p>
+      <w:pPr>
+        <w:spacing w:after="0" w:line="240" w:lineRule="auto"/>
+        <w:jc w:val="both"/>
+        <w:rPr>
+          <w:rFonts w:ascii="Times New Roman" w:eastAsiaTheme="minorEastAsia" w:hAnsi="Times New Roman" w:cs="Times New Roman"/>
+          <w:b/>
+          <w:bCs/>
+          <w:sz w:val="28"/>
+          <w:szCs w:val="28"/>
+        </w:rPr>
+      </w:pPr>
+      <w:r>
+        <w:rPr>
+          <w:rFonts w:ascii="Times New Roman" w:eastAsiaTheme="minorEastAsia" w:hAnsi="Times New Roman" w:cs="Times New Roman"/>
+          <w:b/>
+          <w:bCs/>
+          <w:sz w:val="28"/>
+          <w:szCs w:val="28"/>
+        </w:rPr>
+        <w:t>Проверка условия сходимости метода Якоби.</w:t>
+      </w:r>
+    </w:p>
+    <w:p>
+      <w:pPr>
+        <w:spacing w:after="0" w:line="240" w:lineRule="auto"/>
+        <w:jc w:val="both"/>
+        <w:rPr>
+          <w:rFonts w:ascii="Times New Roman" w:eastAsiaTheme="minorEastAsia" w:hAnsi="Times New Roman" w:cs="Times New Roman"/>
+          <w:sz w:val="28"/>
+          <w:szCs w:val="28"/>
+        </w:rPr>
+      </w:pPr>
+      <w:r>
+        <w:rPr>
+          <w:rFonts w:ascii="Times New Roman" w:eastAsiaTheme="minorEastAsia" w:hAnsi="Times New Roman" w:cs="Times New Roman"/>
+          <w:sz w:val="28"/>
+          <w:szCs w:val="28"/>
+        </w:rPr>
+        <w:t xml:space="preserve">Для метода Якоби достаточным условием сходимости является строгое диагональное преобладание матрицы </w:t>
+      </w:r>
+      <m:oMath>
+        <m:r>
+          <w:rPr>
+            <w:rFonts w:ascii="Cambria Math" w:eastAsiaTheme="minorEastAsia" w:hAnsi="Cambria Math" w:cs="Times New Roman"/>
+            <w:sz w:val="28"/>
+            <w:szCs w:val="28"/>
+          </w:rPr>
+          <m:t>A</m:t>
+        </m:r>
+      </m:oMath>
+      <w:r>
+        <w:rPr>
+          <w:rFonts w:ascii="Times New Roman" w:eastAsiaTheme="minorEastAsia" w:hAnsi="Times New Roman" w:cs="Times New Roman"/>
+          <w:sz w:val="28"/>
+          <w:szCs w:val="28"/>
+        </w:rPr>
+        <w:t xml:space="preserve"> </w:t>
+      </w:r>
+      <w:r>
+        <w:rPr>
+          <w:rFonts w:ascii="Times New Roman" w:eastAsiaTheme="minorEastAsia" w:hAnsi="Times New Roman" w:cs="Times New Roman"/>
+          <w:sz w:val="28"/>
+          <w:szCs w:val="28"/>
+        </w:rPr>
+        <w:t xml:space="preserve">по строкам </w:t>
+      </w:r>
+      <w:r>
+        <w:rPr>
+          <w:rFonts w:ascii="Times New Roman" w:eastAsiaTheme="minorEastAsia" w:hAnsi="Times New Roman" w:cs="Times New Roman"/>
+          <w:sz w:val="28"/>
+          <w:szCs w:val="28"/>
+        </w:rPr>
+        <w:br/>
+        <w:t>(</w:t>
+      </w:r>
+      <m:oMath>
+        <m:d>
+          <m:dPr>
+            <m:begChr m:val="|"/>
+            <m:endChr m:val="|"/>
+            <m:ctrlPr>
+              <w:rPr>
+                <w:rFonts w:ascii="Cambria Math" w:eastAsiaTheme="minorEastAsia" w:hAnsi="Cambria Math" w:cs="Times New Roman"/>
+                <w:sz w:val="28"/>
+                <w:szCs w:val="28"/>
+              </w:rPr>
+            </m:ctrlPr>
+          </m:dPr>
+          <m:e>
+            <m:sSub>
+              <m:sSubPr>
+                <m:ctrlPr>
+                  <w:rPr>
+                    <w:rFonts w:ascii="Cambria Math" w:eastAsiaTheme="minorEastAsia" w:hAnsi="Cambria Math" w:cs="Times New Roman"/>
+                    <w:sz w:val="28"/>
+                    <w:szCs w:val="28"/>
+                  </w:rPr>
+                </m:ctrlPr>
+              </m:sSubPr>
+              <m:e>
+                <m:r>
+                  <w:rPr>
+                    <w:rFonts w:ascii="Cambria Math" w:eastAsiaTheme="minorEastAsia" w:hAnsi="Cambria Math" w:cs="Times New Roman"/>
+                    <w:sz w:val="28"/>
+                    <w:szCs w:val="28"/>
+                  </w:rPr>
+                  <m:t>a</m:t>
+                </m:r>
+              </m:e>
+              <m:sub>
+                <m:r>
+                  <w:rPr>
+                    <w:rFonts w:ascii="Cambria Math" w:eastAsiaTheme="minorEastAsia" w:hAnsi="Cambria Math" w:cs="Times New Roman"/>
+                    <w:sz w:val="28"/>
+                    <w:szCs w:val="28"/>
+                  </w:rPr>
+                  <m:t>ii</m:t>
+                </m:r>
+              </m:sub>
+            </m:sSub>
+          </m:e>
+        </m:d>
+        <m:r>
+          <w:rPr>
+            <w:rFonts w:ascii="Cambria Math" w:eastAsiaTheme="minorEastAsia" w:hAnsi="Cambria Math" w:cs="Times New Roman"/>
+            <w:sz w:val="28"/>
+            <w:szCs w:val="28"/>
+          </w:rPr>
+          <m:t>&gt;</m:t>
+        </m:r>
+        <m:nary>
+          <m:naryPr>
+            <m:chr m:val="∑"/>
+            <m:limLoc m:val="undOvr"/>
+            <m:ctrlPr>
+              <w:rPr>
+                <w:rFonts w:ascii="Cambria Math" w:eastAsiaTheme="minorEastAsia" w:hAnsi="Cambria Math" w:cs="Times New Roman"/>
+                <w:sz w:val="28"/>
+                <w:szCs w:val="28"/>
+              </w:rPr>
+            </m:ctrlPr>
+          </m:naryPr>
+          <m:sub>
+            <m:r>
+              <w:rPr>
+                <w:rFonts w:ascii="Cambria Math" w:eastAsiaTheme="minorEastAsia" w:hAnsi="Cambria Math" w:cs="Times New Roman"/>
+                <w:sz w:val="28"/>
+                <w:szCs w:val="28"/>
+              </w:rPr>
+              <m:t>j=1</m:t>
+            </m:r>
+          </m:sub>
+          <m:sup>
+            <m:r>
+              <w:rPr>
+                <w:rFonts w:ascii="Cambria Math" w:eastAsiaTheme="minorEastAsia" w:hAnsi="Cambria Math" w:cs="Times New Roman"/>
+                <w:sz w:val="28"/>
+                <w:szCs w:val="28"/>
+              </w:rPr>
+              <m:t>n</m:t>
+            </m:r>
+          </m:sup>
+          <m:e>
+            <m:d>
+              <m:dPr>
+                <m:begChr m:val="|"/>
+                <m:endChr m:val="|"/>
+                <m:ctrlPr>
+                  <w:rPr>
+                    <w:rFonts w:ascii="Cambria Math" w:eastAsiaTheme="minorEastAsia" w:hAnsi="Cambria Math" w:cs="Times New Roman"/>
+                    <w:sz w:val="28"/>
+                    <w:szCs w:val="28"/>
+                  </w:rPr>
+                </m:ctrlPr>
+              </m:dPr>
+              <m:e>
+                <m:sSub>
+                  <m:sSubPr>
+                    <m:ctrlPr>
+                      <w:rPr>
+                        <w:rFonts w:ascii="Cambria Math" w:eastAsiaTheme="minorEastAsia" w:hAnsi="Cambria Math" w:cs="Times New Roman"/>
+                        <w:sz w:val="28"/>
+                        <w:szCs w:val="28"/>
+                      </w:rPr>
+                    </m:ctrlPr>
+                  </m:sSubPr>
+                  <m:e>
+                    <m:r>
+                      <w:rPr>
+                        <w:rFonts w:ascii="Cambria Math" w:eastAsiaTheme="minorEastAsia" w:hAnsi="Cambria Math" w:cs="Times New Roman"/>
+                        <w:sz w:val="28"/>
+                        <w:szCs w:val="28"/>
+                      </w:rPr>
+                      <m:t>a</m:t>
+                    </m:r>
+                  </m:e>
+                  <m:sub>
+                    <m:r>
+                      <w:rPr>
+                        <w:rFonts w:ascii="Cambria Math" w:eastAsiaTheme="minorEastAsia" w:hAnsi="Cambria Math" w:cs="Times New Roman"/>
+                        <w:sz w:val="28"/>
+                        <w:szCs w:val="28"/>
+                      </w:rPr>
+                      <m:t>ij</m:t>
+                    </m:r>
+                  </m:sub>
+                </m:sSub>
+              </m:e>
+            </m:d>
+          </m:e>
+        </m:nary>
+        <m:r>
+          <w:rPr>
+            <w:rFonts w:ascii="Cambria Math" w:eastAsiaTheme="minorEastAsia" w:hAnsi="Cambria Math" w:cs="Times New Roman"/>
+            <w:sz w:val="28"/>
+            <w:szCs w:val="28"/>
+          </w:rPr>
+          <m:t>  j≠i</m:t>
+        </m:r>
+      </m:oMath>
+      <w:r>
+        <w:rPr>
+          <w:rFonts w:ascii="Times New Roman" w:eastAsiaTheme="minorEastAsia" w:hAnsi="Times New Roman" w:cs="Times New Roman"/>
+          <w:sz w:val="28"/>
+          <w:szCs w:val="28"/>
+        </w:rPr>
+        <w:t>)</w:t>
+      </w:r>
+    </w:p>
+    <w:p>
+      <w:pPr>
+        <w:spacing w:after="0" w:line="240" w:lineRule="auto"/>
+        <w:jc w:val="both"/>
+        <w:rPr>
+          <w:rFonts w:ascii="Times New Roman" w:eastAsiaTheme="minorEastAsia" w:hAnsi="Times New Roman" w:cs="Times New Roman"/>
+          <w:sz w:val="28"/>
+          <w:szCs w:val="28"/>
+          <w:lang w:val="en-US"/>
+        </w:rPr>
+      </w:pPr>
+      <w:r>
+        <w:rPr>
+          <w:rFonts w:ascii="Times New Roman" w:eastAsiaTheme="minorEastAsia" w:hAnsi="Times New Roman" w:cs="Times New Roman"/>
+          <w:sz w:val="28"/>
+          <w:szCs w:val="28"/>
+        </w:rPr>
+        <w:t>Строка 1:</w:t>
+      </w:r>
+      <w:r>
+        <w:rPr>
+          <w:rFonts w:ascii="Times New Roman" w:eastAsiaTheme="minorEastAsia" w:hAnsi="Times New Roman" w:cs="Times New Roman"/>
+          <w:sz w:val="28"/>
+          <w:szCs w:val="28"/>
+        </w:rPr>
+        <w:t xml:space="preserve"> </w:t>
+      </w:r>
+      <m:oMath>
+        <m:d>
+          <m:dPr>
+            <m:begChr m:val="|"/>
+            <m:endChr m:val="|"/>
+            <m:ctrlPr>
+              <w:rPr>
+                <w:rFonts w:ascii="Cambria Math" w:eastAsiaTheme="minorEastAsia" w:hAnsi="Cambria Math" w:cs="Times New Roman"/>
+                <w:sz w:val="28"/>
+                <w:szCs w:val="28"/>
+              </w:rPr>
+            </m:ctrlPr>
+          </m:dPr>
+          <m:e>
+            <m:sSub>
+              <m:sSubPr>
+                <m:ctrlPr>
+                  <w:rPr>
+                    <w:rFonts w:ascii="Cambria Math" w:eastAsiaTheme="minorEastAsia" w:hAnsi="Cambria Math" w:cs="Times New Roman"/>
+                    <w:sz w:val="28"/>
+                    <w:szCs w:val="28"/>
+                  </w:rPr>
+                </m:ctrlPr>
+              </m:sSubPr>
+              <m:e>
+                <m:r>
+                  <w:rPr>
+                    <w:rFonts w:ascii="Cambria Math" w:eastAsiaTheme="minorEastAsia" w:hAnsi="Cambria Math" w:cs="Times New Roman"/>
+                    <w:sz w:val="28"/>
+                    <w:szCs w:val="28"/>
+                  </w:rPr>
+                  <m:t>a</m:t>
+                </m:r>
+              </m:e>
+              <m:sub>
+                <m:r>
+                  <w:rPr>
+                    <w:rFonts w:ascii="Cambria Math" w:eastAsiaTheme="minorEastAsia" w:hAnsi="Cambria Math" w:cs="Times New Roman"/>
+                    <w:sz w:val="28"/>
+                    <w:szCs w:val="28"/>
+                  </w:rPr>
+                  <m:t>11</m:t>
+                </m:r>
+              </m:sub>
+            </m:sSub>
+          </m:e>
+        </m:d>
+        <m:r>
+          <w:rPr>
+            <w:rFonts w:ascii="Cambria Math" w:eastAsiaTheme="minorEastAsia" w:hAnsi="Cambria Math" w:cs="Times New Roman"/>
+            <w:sz w:val="28"/>
+            <w:szCs w:val="28"/>
+          </w:rPr>
+          <m:t>=11&gt;</m:t>
+        </m:r>
+        <m:r>
+          <w:rPr>
+            <w:rFonts w:ascii="Cambria Math" w:eastAsiaTheme="minorEastAsia" w:hAnsi="Cambria Math" w:cs="Times New Roman"/>
+            <w:sz w:val="28"/>
+            <w:szCs w:val="28"/>
+          </w:rPr>
+          <m:t xml:space="preserve"> </m:t>
+        </m:r>
+        <m:r>
+          <w:rPr>
+            <w:rFonts w:ascii="Cambria Math" w:eastAsiaTheme="minorEastAsia" w:hAnsi="Cambria Math" w:cs="Times New Roman"/>
+            <w:sz w:val="28"/>
+            <w:szCs w:val="28"/>
+            <w:lang w:val="en-US"/>
+          </w:rPr>
+          <m:t>6</m:t>
+        </m:r>
+      </m:oMath>
+    </w:p>
+    <w:p>
+      <w:pPr>
+        <w:spacing w:after="0" w:line="240" w:lineRule="auto"/>
+        <w:jc w:val="both"/>
+        <w:rPr>
+          <w:rFonts w:ascii="Times New Roman" w:eastAsiaTheme="minorEastAsia" w:hAnsi="Times New Roman" w:cs="Times New Roman"/>
+          <w:sz w:val="28"/>
+          <w:szCs w:val="28"/>
+          <w:lang w:val="en-US"/>
+        </w:rPr>
+      </w:pPr>
+      <w:r>
+        <w:rPr>
+          <w:rFonts w:ascii="Times New Roman" w:eastAsiaTheme="minorEastAsia" w:hAnsi="Times New Roman" w:cs="Times New Roman"/>
+          <w:sz w:val="28"/>
+          <w:szCs w:val="28"/>
+        </w:rPr>
+        <w:t>Строка 2:</w:t>
+      </w:r>
+      <w:r>
+        <w:rPr>
+          <w:rFonts w:ascii="Times New Roman" w:eastAsiaTheme="minorEastAsia" w:hAnsi="Times New Roman" w:cs="Times New Roman"/>
+          <w:sz w:val="28"/>
+          <w:szCs w:val="28"/>
+          <w:lang w:val="en-US"/>
+        </w:rPr>
+        <w:t xml:space="preserve"> </w:t>
+      </w:r>
+      <m:oMath>
+        <m:d>
+          <m:dPr>
+            <m:begChr m:val="|"/>
+            <m:endChr m:val="|"/>
+            <m:ctrlPr>
+              <w:rPr>
+                <w:rFonts w:ascii="Cambria Math" w:eastAsiaTheme="minorEastAsia" w:hAnsi="Cambria Math" w:cs="Times New Roman"/>
+                <w:sz w:val="28"/>
+                <w:szCs w:val="28"/>
+              </w:rPr>
+            </m:ctrlPr>
+          </m:dPr>
+          <m:e>
+            <m:sSub>
+              <m:sSubPr>
+                <m:ctrlPr>
+                  <w:rPr>
+                    <w:rFonts w:ascii="Cambria Math" w:eastAsiaTheme="minorEastAsia" w:hAnsi="Cambria Math" w:cs="Times New Roman"/>
+                    <w:sz w:val="28"/>
+                    <w:szCs w:val="28"/>
+                  </w:rPr>
+                </m:ctrlPr>
+              </m:sSubPr>
+              <m:e>
+                <m:r>
+                  <w:rPr>
+                    <w:rFonts w:ascii="Cambria Math" w:eastAsiaTheme="minorEastAsia" w:hAnsi="Cambria Math" w:cs="Times New Roman"/>
+                    <w:sz w:val="28"/>
+                    <w:szCs w:val="28"/>
+                  </w:rPr>
+                  <m:t>a</m:t>
+                </m:r>
+              </m:e>
+              <m:sub>
+                <m:r>
+                  <w:rPr>
+                    <w:rFonts w:ascii="Cambria Math" w:eastAsiaTheme="minorEastAsia" w:hAnsi="Cambria Math" w:cs="Times New Roman"/>
+                    <w:sz w:val="28"/>
+                    <w:szCs w:val="28"/>
+                  </w:rPr>
+                  <m:t>22</m:t>
+                </m:r>
+              </m:sub>
+            </m:sSub>
+          </m:e>
+        </m:d>
+        <m:r>
+          <w:rPr>
+            <w:rFonts w:ascii="Cambria Math" w:eastAsiaTheme="minorEastAsia" w:hAnsi="Cambria Math" w:cs="Times New Roman"/>
+            <w:sz w:val="28"/>
+            <w:szCs w:val="28"/>
+          </w:rPr>
+          <m:t>=16&gt;7</m:t>
+        </m:r>
+      </m:oMath>
+    </w:p>
+    <w:p>
+      <w:pPr>
+        <w:spacing w:after="0" w:line="240" w:lineRule="auto"/>
+        <w:jc w:val="both"/>
+        <w:rPr>
+          <w:rFonts w:ascii="Times New Roman" w:eastAsiaTheme="minorEastAsia" w:hAnsi="Times New Roman" w:cs="Times New Roman"/>
+          <w:sz w:val="28"/>
+          <w:szCs w:val="28"/>
+          <w:lang w:val="en-US"/>
+        </w:rPr>
+      </w:pPr>
+      <w:r>
+        <w:rPr>
+          <w:rFonts w:ascii="Times New Roman" w:eastAsiaTheme="minorEastAsia" w:hAnsi="Times New Roman" w:cs="Times New Roman"/>
+          <w:sz w:val="28"/>
+          <w:szCs w:val="28"/>
+        </w:rPr>
+        <w:t>Строка 3:</w:t>
+      </w:r>
+      <w:r>
+        <w:rPr>
+          <w:rFonts w:ascii="Times New Roman" w:eastAsiaTheme="minorEastAsia" w:hAnsi="Times New Roman" w:cs="Times New Roman"/>
+          <w:sz w:val="28"/>
+          <w:szCs w:val="28"/>
+          <w:lang w:val="en-US"/>
+        </w:rPr>
+        <w:t xml:space="preserve"> </w:t>
+      </w:r>
+      <m:oMath>
+        <m:d>
+          <m:dPr>
+            <m:begChr m:val="|"/>
+            <m:endChr m:val="|"/>
+            <m:ctrlPr>
+              <w:rPr>
+                <w:rFonts w:ascii="Cambria Math" w:eastAsiaTheme="minorEastAsia" w:hAnsi="Cambria Math" w:cs="Times New Roman"/>
+                <w:sz w:val="28"/>
+                <w:szCs w:val="28"/>
+              </w:rPr>
+            </m:ctrlPr>
+          </m:dPr>
+          <m:e>
+            <m:sSub>
+              <m:sSubPr>
+                <m:ctrlPr>
+                  <w:rPr>
+                    <w:rFonts w:ascii="Cambria Math" w:eastAsiaTheme="minorEastAsia" w:hAnsi="Cambria Math" w:cs="Times New Roman"/>
+                    <w:sz w:val="28"/>
+                    <w:szCs w:val="28"/>
+                  </w:rPr>
+                </m:ctrlPr>
+              </m:sSubPr>
+              <m:e>
+                <m:r>
+                  <w:rPr>
+                    <w:rFonts w:ascii="Cambria Math" w:eastAsiaTheme="minorEastAsia" w:hAnsi="Cambria Math" w:cs="Times New Roman"/>
+                    <w:sz w:val="28"/>
+                    <w:szCs w:val="28"/>
+                  </w:rPr>
+                  <m:t>a</m:t>
+                </m:r>
+              </m:e>
+              <m:sub>
+                <m:r>
+                  <w:rPr>
+                    <w:rFonts w:ascii="Cambria Math" w:eastAsiaTheme="minorEastAsia" w:hAnsi="Cambria Math" w:cs="Times New Roman"/>
+                    <w:sz w:val="28"/>
+                    <w:szCs w:val="28"/>
+                  </w:rPr>
+                  <m:t>33</m:t>
+                </m:r>
+              </m:sub>
+            </m:sSub>
+          </m:e>
+        </m:d>
+        <m:r>
+          <w:rPr>
+            <w:rFonts w:ascii="Cambria Math" w:eastAsiaTheme="minorEastAsia" w:hAnsi="Cambria Math" w:cs="Times New Roman"/>
+            <w:sz w:val="28"/>
+            <w:szCs w:val="28"/>
+          </w:rPr>
+          <m:t>=14&gt;7</m:t>
+        </m:r>
+      </m:oMath>
+    </w:p>
+    <w:p>
+      <w:pPr>
+        <w:spacing w:after="0" w:line="240" w:lineRule="auto"/>
+        <w:jc w:val="both"/>
+        <w:rPr>
+          <w:rFonts w:ascii="Times New Roman" w:eastAsiaTheme="minorEastAsia" w:hAnsi="Times New Roman" w:cs="Times New Roman"/>
+          <w:sz w:val="28"/>
+          <w:szCs w:val="28"/>
+          <w:lang w:val="en-US"/>
+        </w:rPr>
+      </w:pPr>
+      <w:r>
+        <w:rPr>
+          <w:rFonts w:ascii="Times New Roman" w:eastAsiaTheme="minorEastAsia" w:hAnsi="Times New Roman" w:cs="Times New Roman"/>
+          <w:sz w:val="28"/>
+          <w:szCs w:val="28"/>
+        </w:rPr>
+        <w:t>Строка 4:</w:t>
+      </w:r>
+      <w:r>
+        <w:rPr>
+          <w:rFonts w:ascii="Times New Roman" w:eastAsiaTheme="minorEastAsia" w:hAnsi="Times New Roman" w:cs="Times New Roman"/>
+          <w:sz w:val="28"/>
+          <w:szCs w:val="28"/>
+        </w:rPr>
+        <w:t xml:space="preserve"> </w:t>
+      </w:r>
+      <m:oMath>
+        <m:d>
+          <m:dPr>
+            <m:begChr m:val="|"/>
+            <m:endChr m:val="|"/>
+            <m:ctrlPr>
+              <w:rPr>
+                <w:rFonts w:ascii="Cambria Math" w:eastAsiaTheme="minorEastAsia" w:hAnsi="Cambria Math" w:cs="Times New Roman"/>
+                <w:sz w:val="28"/>
+                <w:szCs w:val="28"/>
+              </w:rPr>
+            </m:ctrlPr>
+          </m:dPr>
+          <m:e>
+            <m:sSub>
+              <m:sSubPr>
+                <m:ctrlPr>
+                  <w:rPr>
+                    <w:rFonts w:ascii="Cambria Math" w:eastAsiaTheme="minorEastAsia" w:hAnsi="Cambria Math" w:cs="Times New Roman"/>
+                    <w:sz w:val="28"/>
+                    <w:szCs w:val="28"/>
+                  </w:rPr>
+                </m:ctrlPr>
+              </m:sSubPr>
+              <m:e>
+                <m:r>
+                  <w:rPr>
+                    <w:rFonts w:ascii="Cambria Math" w:eastAsiaTheme="minorEastAsia" w:hAnsi="Cambria Math" w:cs="Times New Roman"/>
+                    <w:sz w:val="28"/>
+                    <w:szCs w:val="28"/>
+                  </w:rPr>
+                  <m:t>a</m:t>
+                </m:r>
+              </m:e>
+              <m:sub>
+                <m:r>
+                  <w:rPr>
+                    <w:rFonts w:ascii="Cambria Math" w:eastAsiaTheme="minorEastAsia" w:hAnsi="Cambria Math" w:cs="Times New Roman"/>
+                    <w:sz w:val="28"/>
+                    <w:szCs w:val="28"/>
+                  </w:rPr>
+                  <m:t>44</m:t>
+                </m:r>
+              </m:sub>
+            </m:sSub>
+          </m:e>
+        </m:d>
+        <m:r>
+          <w:rPr>
+            <w:rFonts w:ascii="Cambria Math" w:eastAsiaTheme="minorEastAsia" w:hAnsi="Cambria Math" w:cs="Times New Roman"/>
+            <w:sz w:val="28"/>
+            <w:szCs w:val="28"/>
+          </w:rPr>
+          <m:t>=13&gt;7</m:t>
+        </m:r>
+      </m:oMath>
+    </w:p>
+    <w:p>
+      <w:pPr>
+        <w:spacing w:after="0" w:line="240" w:lineRule="auto"/>
+        <w:jc w:val="both"/>
+        <w:rPr>
+          <w:rFonts w:ascii="Times New Roman" w:eastAsiaTheme="minorEastAsia" w:hAnsi="Times New Roman" w:cs="Times New Roman"/>
+          <w:sz w:val="28"/>
+          <w:szCs w:val="28"/>
+          <w:lang w:val="en-US"/>
+        </w:rPr>
+      </w:pPr>
+    </w:p>
+    <w:p>
+      <w:pPr>
+        <w:spacing w:after="0" w:line="240" w:lineRule="auto"/>
+        <w:jc w:val="both"/>
+        <w:rPr>
+          <w:rFonts w:ascii="Times New Roman" w:eastAsiaTheme="minorEastAsia" w:hAnsi="Times New Roman" w:cs="Times New Roman"/>
+          <w:sz w:val="28"/>
+          <w:szCs w:val="28"/>
+        </w:rPr>
+      </w:pPr>
+      <w:r>
+        <w:rPr>
+          <w:rFonts w:ascii="Times New Roman" w:eastAsiaTheme="minorEastAsia" w:hAnsi="Times New Roman" w:cs="Times New Roman"/>
+          <w:sz w:val="28"/>
+          <w:szCs w:val="28"/>
+        </w:rPr>
+        <w:t>Следовательно, для данной системы применим метод Якоби.</w:t>
+      </w:r>
+    </w:p>
+    <w:p>
+      <w:pPr>
+        <w:spacing w:after="0" w:line="240" w:lineRule="auto"/>
+        <w:jc w:val="both"/>
+        <w:rPr>
+          <w:rFonts w:ascii="Times New Roman" w:eastAsiaTheme="minorEastAsia" w:hAnsi="Times New Roman" w:cs="Times New Roman"/>
+          <w:sz w:val="28"/>
+          <w:szCs w:val="28"/>
+        </w:rPr>
+      </w:pPr>
+    </w:p>
+    <w:p>
+      <w:pPr>
+        <w:spacing w:after="0" w:line="240" w:lineRule="auto"/>
+        <w:jc w:val="center"/>
+        <w:rPr>
+          <w:rFonts w:ascii="Times New Roman" w:eastAsiaTheme="minorEastAsia" w:hAnsi="Times New Roman" w:cs="Times New Roman"/>
+          <w:b/>
+          <w:bCs/>
+          <w:sz w:val="28"/>
+          <w:szCs w:val="28"/>
+        </w:rPr>
+      </w:pPr>
+      <w:r>
+        <w:rPr>
+          <w:rFonts w:ascii="Times New Roman" w:eastAsiaTheme="minorEastAsia" w:hAnsi="Times New Roman" w:cs="Times New Roman"/>
+          <w:b/>
+          <w:bCs/>
+          <w:sz w:val="28"/>
+          <w:szCs w:val="28"/>
+        </w:rPr>
+        <w:t>Решение методом Гаусса</w:t>
+      </w:r>
+    </w:p>
+    <w:p>
+      <w:pPr>
+        <w:spacing w:after="0" w:line="240" w:lineRule="auto"/>
+        <w:jc w:val="both"/>
+        <w:rPr>
+          <w:rFonts w:ascii="Times New Roman" w:eastAsiaTheme="minorEastAsia" w:hAnsi="Times New Roman" w:cs="Times New Roman"/>
+          <w:sz w:val="28"/>
+          <w:szCs w:val="28"/>
+          <w:lang w:val="en-US"/>
+        </w:rPr>
+      </w:pPr>
+      <w:r>
+        <w:rPr>
+          <w:rFonts w:ascii="Times New Roman" w:eastAsiaTheme="minorEastAsia" w:hAnsi="Times New Roman" w:cs="Times New Roman"/>
+          <w:sz w:val="28"/>
+          <w:szCs w:val="28"/>
+        </w:rPr>
+        <w:t>На первом этапе матрица коэффициентов приводится к верхнетреугольно</w:t>
+      </w:r>
+      <w:r>
+        <w:rPr>
+          <w:rFonts w:ascii="Times New Roman" w:eastAsiaTheme="minorEastAsia" w:hAnsi="Times New Roman" w:cs="Times New Roman"/>
+          <w:sz w:val="28"/>
+          <w:szCs w:val="28"/>
+        </w:rPr>
+        <w:t xml:space="preserve">му виду с помощью элементарных преобразований матрицы. Так получаем матрицу </w:t>
+      </w:r>
+      <m:oMath>
+        <m:r>
+          <w:rPr>
+            <w:rFonts w:ascii="Cambria Math" w:eastAsiaTheme="minorEastAsia" w:hAnsi="Cambria Math" w:cs="Times New Roman"/>
+            <w:sz w:val="28"/>
+            <w:szCs w:val="28"/>
+          </w:rPr>
+          <m:t>U</m:t>
+        </m:r>
+      </m:oMath>
+      <w:r>
+        <w:rPr>
+          <w:rFonts w:ascii="Times New Roman" w:eastAsiaTheme="minorEastAsia" w:hAnsi="Times New Roman" w:cs="Times New Roman"/>
+          <w:sz w:val="28"/>
+          <w:szCs w:val="28"/>
+        </w:rPr>
+        <w:t xml:space="preserve">, </w:t>
+      </w:r>
+      <w:r>
+        <w:rPr>
+          <w:rFonts w:ascii="Times New Roman" w:eastAsiaTheme="minorEastAsia" w:hAnsi="Times New Roman" w:cs="Times New Roman"/>
+          <w:sz w:val="28"/>
+          <w:szCs w:val="28"/>
+        </w:rPr>
+        <w:t xml:space="preserve">а также преобразованный вектор правой части </w:t>
+      </w:r>
+      <m:oMath>
+        <m:r>
+          <w:rPr>
+            <w:rFonts w:ascii="Cambria Math" w:eastAsiaTheme="minorEastAsia" w:hAnsi="Cambria Math" w:cs="Times New Roman"/>
+            <w:sz w:val="28"/>
+            <w:szCs w:val="28"/>
+          </w:rPr>
+          <m:t>c</m:t>
+        </m:r>
+      </m:oMath>
+      <w:r>
+        <w:rPr>
+          <w:rFonts w:ascii="Times New Roman" w:eastAsiaTheme="minorEastAsia" w:hAnsi="Times New Roman" w:cs="Times New Roman"/>
+          <w:sz w:val="28"/>
+          <w:szCs w:val="28"/>
+        </w:rPr>
+        <w:t>:</w:t>
+      </w:r>
+      <w:r>
+        <w:rPr>
+          <w:rFonts w:ascii="Times New Roman" w:eastAsiaTheme="minorEastAsia" w:hAnsi="Times New Roman" w:cs="Times New Roman"/>
+          <w:sz w:val="28"/>
+          <w:szCs w:val="28"/>
+          <w:lang w:val="en-US"/>
+        </w:rPr>
+        <w:br/>
+      </w:r>
+    </w:p>
+    <w:p>
+      <w:pPr>
+        <w:spacing w:after="0" w:line="240" w:lineRule="auto"/>
+        <w:jc w:val="both"/>
+        <w:rPr>
+          <w:rFonts w:ascii="Times New Roman" w:eastAsiaTheme="minorEastAsia" w:hAnsi="Times New Roman" w:cs="Times New Roman"/>
+          <w:sz w:val="28"/>
+          <w:szCs w:val="28"/>
+          <w:lang w:val="en-US"/>
+        </w:rPr>
+      </w:pPr>
+      <m:oMathPara>
+        <m:oMath>
+          <m:r>
+            <w:rPr>
+              <w:rFonts w:ascii="Cambria Math" w:eastAsiaTheme="minorEastAsia" w:hAnsi="Cambria Math" w:cs="Times New Roman"/>
+              <w:sz w:val="28"/>
+              <w:szCs w:val="28"/>
+            </w:rPr>
+            <m:t>U=</m:t>
+          </m:r>
+          <m:d>
+            <m:dPr>
+              <m:ctrlPr>
+                <w:rPr>
+                  <w:rFonts w:ascii="Cambria Math" w:eastAsiaTheme="minorEastAsia" w:hAnsi="Cambria Math" w:cs="Times New Roman"/>
+                  <w:sz w:val="28"/>
+                  <w:szCs w:val="28"/>
+                </w:rPr>
+              </m:ctrlPr>
+            </m:dPr>
+            <m:e>
+              <m:m>
+                <m:mPr>
+                  <m:mcs>
+                    <m:mc>
+                      <m:mcPr>
+                        <m:count m:val="4"/>
+                        <m:mcJc m:val="center"/>
+                      </m:mcPr>
+                    </m:mc>
+                  </m:mcs>
+                  <m:ctrlPr>
+                    <w:rPr>
+                      <w:rFonts w:ascii="Cambria Math" w:eastAsiaTheme="minorEastAsia" w:hAnsi="Cambria Math" w:cs="Times New Roman"/>
+                      <w:sz w:val="28"/>
+                      <w:szCs w:val="28"/>
+                    </w:rPr>
+                  </m:ctrlPr>
+                </m:mPr>
+                <m:mr>
+                  <m:e>
+                    <m:r>
+                      <w:rPr>
+                        <w:rFonts w:ascii="Cambria Math" w:eastAsiaTheme="minorEastAsia" w:hAnsi="Cambria Math" w:cs="Times New Roman"/>
+                        <w:sz w:val="28"/>
+                        <w:szCs w:val="28"/>
+                      </w:rPr>
+                      <m:t>11</m:t>
+                    </m:r>
+                  </m:e>
+                  <m:e>
+                    <m:r>
+                      <w:rPr>
+                        <w:rFonts w:ascii="Cambria Math" w:eastAsiaTheme="minorEastAsia" w:hAnsi="Cambria Math" w:cs="Times New Roman"/>
+                        <w:sz w:val="28"/>
+                        <w:szCs w:val="28"/>
+                      </w:rPr>
+                      <m:t>2</m:t>
+                    </m:r>
+                  </m:e>
+                  <m:e>
+                    <m:r>
+                      <w:rPr>
+                        <w:rFonts w:ascii="Cambria Math" w:eastAsiaTheme="minorEastAsia" w:hAnsi="Cambria Math" w:cs="Times New Roman"/>
+                        <w:sz w:val="28"/>
+                        <w:szCs w:val="28"/>
+                      </w:rPr>
+                      <m:t>-2</m:t>
+                    </m:r>
+                  </m:e>
+                  <m:e>
+                    <m:r>
+                      <w:rPr>
+                        <w:rFonts w:ascii="Cambria Math" w:eastAsiaTheme="minorEastAsia" w:hAnsi="Cambria Math" w:cs="Times New Roman"/>
+                        <w:sz w:val="28"/>
+                        <w:szCs w:val="28"/>
+                      </w:rPr>
+                      <m:t>-2</m:t>
+                    </m:r>
+                  </m:e>
+                </m:mr>
+                <m:mr>
+                  <m:e>
+                    <m:r>
+                      <w:rPr>
+                        <w:rFonts w:ascii="Cambria Math" w:eastAsiaTheme="minorEastAsia" w:hAnsi="Cambria Math" w:cs="Times New Roman"/>
+                        <w:sz w:val="28"/>
+                        <w:szCs w:val="28"/>
+                      </w:rPr>
+                      <m:t>0</m:t>
+                    </m:r>
+                  </m:e>
+                  <m:e>
+                    <m:r>
+                      <w:rPr>
+                        <w:rFonts w:ascii="Cambria Math" w:eastAsiaTheme="minorEastAsia" w:hAnsi="Cambria Math" w:cs="Times New Roman"/>
+                        <w:sz w:val="28"/>
+                        <w:szCs w:val="28"/>
+                      </w:rPr>
+                      <m:t>15.6364</m:t>
+                    </m:r>
+                  </m:e>
+                  <m:e>
+                    <m:r>
+                      <w:rPr>
+                        <w:rFonts w:ascii="Cambria Math" w:eastAsiaTheme="minorEastAsia" w:hAnsi="Cambria Math" w:cs="Times New Roman"/>
+                        <w:sz w:val="28"/>
+                        <w:szCs w:val="28"/>
+                      </w:rPr>
+                      <m:t>-2.63636</m:t>
+                    </m:r>
+                  </m:e>
+                  <m:e>
+                    <m:r>
+                      <w:rPr>
+                        <w:rFonts w:ascii="Cambria Math" w:eastAsiaTheme="minorEastAsia" w:hAnsi="Cambria Math" w:cs="Times New Roman"/>
+                        <w:sz w:val="28"/>
+                        <w:szCs w:val="28"/>
+                      </w:rPr>
+                      <m:t>-1.63636</m:t>
+                    </m:r>
+                  </m:e>
+                </m:mr>
+                <m:mr>
+                  <m:e>
+                    <m:r>
+                      <w:rPr>
+                        <w:rFonts w:ascii="Cambria Math" w:eastAsiaTheme="minorEastAsia" w:hAnsi="Cambria Math" w:cs="Times New Roman"/>
+                        <w:sz w:val="28"/>
+                        <w:szCs w:val="28"/>
+                      </w:rPr>
+                      <m:t>0</m:t>
+                    </m:r>
+                  </m:e>
+                  <m:e>
+                    <m:r>
+                      <w:rPr>
+                        <w:rFonts w:ascii="Cambria Math" w:eastAsiaTheme="minorEastAsia" w:hAnsi="Cambria Math" w:cs="Times New Roman"/>
+                        <w:sz w:val="28"/>
+                        <w:szCs w:val="28"/>
+                      </w:rPr>
+                      <m:t>0</m:t>
+                    </m:r>
+                  </m:e>
+                  <m:e>
+                    <m:r>
+                      <w:rPr>
+                        <w:rFonts w:ascii="Cambria Math" w:eastAsiaTheme="minorEastAsia" w:hAnsi="Cambria Math" w:cs="Times New Roman"/>
+                        <w:sz w:val="28"/>
+                        <w:szCs w:val="28"/>
+                      </w:rPr>
+                      <m:t>14.8256</m:t>
+                    </m:r>
+                  </m:e>
+                  <m:e>
+                    <m:r>
+                      <w:rPr>
+                        <w:rFonts w:ascii="Cambria Math" w:eastAsiaTheme="minorEastAsia" w:hAnsi="Cambria Math" w:cs="Times New Roman"/>
+                        <w:sz w:val="28"/>
+                        <w:szCs w:val="28"/>
+                      </w:rPr>
+                      <m:t>-1.4186</m:t>
+                    </m:r>
+                  </m:e>
+                </m:mr>
+                <m:mr>
+                  <m:e>
+                    <m:r>
+                      <w:rPr>
+                        <w:rFonts w:ascii="Cambria Math" w:eastAsiaTheme="minorEastAsia" w:hAnsi="Cambria Math" w:cs="Times New Roman"/>
+                        <w:sz w:val="28"/>
+                        <w:szCs w:val="28"/>
+                      </w:rPr>
+                      <m:t>0</m:t>
+                    </m:r>
+                  </m:e>
+                  <m:e>
+                    <m:r>
+                      <w:rPr>
+                        <w:rFonts w:ascii="Cambria Math" w:eastAsiaTheme="minorEastAsia" w:hAnsi="Cambria Math" w:cs="Times New Roman"/>
+                        <w:sz w:val="28"/>
+                        <w:szCs w:val="28"/>
+                      </w:rPr>
+                      <m:t>0</m:t>
+                    </m:r>
+                  </m:e>
+                  <m:e>
+                    <m:r>
+                      <w:rPr>
+                        <w:rFonts w:ascii="Cambria Math" w:eastAsiaTheme="minorEastAsia" w:hAnsi="Cambria Math" w:cs="Times New Roman"/>
+                        <w:sz w:val="28"/>
+                        <w:szCs w:val="28"/>
+                      </w:rPr>
+                      <m:t>0</m:t>
+                    </m:r>
+                  </m:e>
+                  <m:e>
+                    <m:r>
+                      <w:rPr>
+                        <w:rFonts w:ascii="Cambria Math" w:eastAsiaTheme="minorEastAsia" w:hAnsi="Cambria Math" w:cs="Times New Roman"/>
+                        <w:sz w:val="28"/>
+                        <w:szCs w:val="28"/>
+                      </w:rPr>
+                      <m:t>12.0918</m:t>
+                    </m:r>
+                  </m:e>
+                </m:mr>
+              </m:m>
+            </m:e>
+          </m:d>
+          <m:r>
+            <w:rPr>
+              <w:rFonts w:ascii="Times New Roman" w:eastAsiaTheme="minorEastAsia" w:hAnsi="Times New Roman" w:cs="Times New Roman"/>
+              <w:sz w:val="28"/>
+              <w:szCs w:val="28"/>
+              <w:lang w:val="en-US"/>
+            </w:rPr>
+            <w:br/>
+          </m:r>
+        </m:oMath>
+      </m:oMathPara>
+    </w:p>
+    <w:p>
+      <w:pPr>
+        <w:spacing w:after="0" w:line="240" w:lineRule="auto"/>
+        <w:jc w:val="both"/>
+        <w:rPr>
+          <w:rFonts w:ascii="Times New Roman" w:eastAsiaTheme="minorEastAsia" w:hAnsi="Times New Roman" w:cs="Times New Roman"/>
+          <w:sz w:val="28"/>
+          <w:szCs w:val="28"/>
+          <w:lang w:val="en-US"/>
+        </w:rPr>
+      </w:pPr>
+      <m:oMathPara>
+        <m:oMath>
+          <m:r>
+            <w:rPr>
+              <w:rFonts w:ascii="Cambria Math" w:eastAsiaTheme="minorEastAsia" w:hAnsi="Cambria Math" w:cs="Times New Roman"/>
+              <w:sz w:val="28"/>
+              <w:szCs w:val="28"/>
+            </w:rPr>
+            <m:t>c=</m:t>
+          </m:r>
+          <m:d>
+            <m:dPr>
+              <m:ctrlPr>
+                <w:rPr>
+                  <w:rFonts w:ascii="Cambria Math" w:eastAsiaTheme="minorEastAsia" w:hAnsi="Cambria Math" w:cs="Times New Roman"/>
+                  <w:sz w:val="28"/>
+                  <w:szCs w:val="28"/>
+                </w:rPr>
+              </m:ctrlPr>
+            </m:dPr>
+            <m:e>
+              <m:m>
+                <m:mPr>
+                  <m:mcs>
+                    <m:mc>
+                      <m:mcPr>
+                        <m:count m:val="1"/>
+                        <m:mcJc m:val="center"/>
+                      </m:mcPr>
+                    </m:mc>
+                  </m:mcs>
+                  <m:ctrlPr>
+                    <w:rPr>
+                      <w:rFonts w:ascii="Cambria Math" w:eastAsiaTheme="minorEastAsia" w:hAnsi="Cambria Math" w:cs="Times New Roman"/>
+                      <w:sz w:val="28"/>
+                      <w:szCs w:val="28"/>
+                    </w:rPr>
+                  </m:ctrlPr>
+                </m:mPr>
+                <m:mr>
+                  <m:e>
+                    <m:r>
+                      <w:rPr>
+                        <w:rFonts w:ascii="Cambria Math" w:eastAsiaTheme="minorEastAsia" w:hAnsi="Cambria Math" w:cs="Times New Roman"/>
+                        <w:sz w:val="28"/>
+                        <w:szCs w:val="28"/>
+                      </w:rPr>
+                      <m:t>-38</m:t>
+                    </m:r>
+                  </m:e>
+                </m:mr>
+                <m:mr>
+                  <m:e>
+                    <m:r>
+                      <w:rPr>
+                        <w:rFonts w:ascii="Cambria Math" w:eastAsiaTheme="minorEastAsia" w:hAnsi="Cambria Math" w:cs="Times New Roman"/>
+                        <w:sz w:val="28"/>
+                        <w:szCs w:val="28"/>
+                      </w:rPr>
+                      <m:t>-58.0909</m:t>
+                    </m:r>
+                  </m:e>
+                </m:mr>
+                <m:mr>
+                  <m:e>
+                    <m:r>
+                      <w:rPr>
+                        <w:rFonts w:ascii="Cambria Math" w:eastAsiaTheme="minorEastAsia" w:hAnsi="Cambria Math" w:cs="Times New Roman"/>
+                        <w:sz w:val="28"/>
+                        <w:szCs w:val="28"/>
+                      </w:rPr>
+                      <m:t>41.6395</m:t>
+                    </m:r>
+                  </m:e>
+                </m:mr>
+                <m:mr>
+                  <m:e>
+                    <m:r>
+                      <w:rPr>
+                        <w:rFonts w:ascii="Cambria Math" w:eastAsiaTheme="minorEastAsia" w:hAnsi="Cambria Math" w:cs="Times New Roman"/>
+                        <w:sz w:val="28"/>
+                        <w:szCs w:val="28"/>
+                      </w:rPr>
+                      <m:t>24.1835</m:t>
+                    </m:r>
+                  </m:e>
+                </m:mr>
+              </m:m>
+            </m:e>
+          </m:d>
+        </m:oMath>
+      </m:oMathPara>
+    </w:p>
+    <w:p>
+      <w:pPr>
+        <w:spacing w:after="0" w:line="240" w:lineRule="auto"/>
+        <w:jc w:val="both"/>
+        <w:rPr>
+          <w:rFonts w:ascii="Times New Roman" w:eastAsiaTheme="minorEastAsia" w:hAnsi="Times New Roman" w:cs="Times New Roman"/>
+          <w:sz w:val="28"/>
+          <w:szCs w:val="28"/>
+        </w:rPr>
+      </w:pPr>
+      <w:r>
+        <w:rPr>
+          <w:rFonts w:ascii="Times New Roman" w:eastAsiaTheme="minorEastAsia" w:hAnsi="Times New Roman" w:cs="Times New Roman"/>
+          <w:sz w:val="28"/>
+          <w:szCs w:val="28"/>
+        </w:rPr>
+        <w:t xml:space="preserve">Далее выполняется обратная подстановка. В результате получается решение заданного СЛАУ: </w:t>
+      </w:r>
+      <m:oMath>
+        <m:r>
+          <w:rPr>
+            <w:rFonts w:ascii="Cambria Math" w:eastAsiaTheme="minorEastAsia" w:hAnsi="Cambria Math" w:cs="Times New Roman"/>
+            <w:sz w:val="28"/>
+            <w:szCs w:val="28"/>
+          </w:rPr>
+          <m:t>x=</m:t>
+        </m:r>
+        <m:sSup>
+          <m:sSupPr>
+            <m:ctrlPr>
+              <w:rPr>
+                <w:rFonts w:ascii="Cambria Math" w:eastAsiaTheme="minorEastAsia" w:hAnsi="Cambria Math" w:cs="Times New Roman"/>
+                <w:sz w:val="28"/>
+                <w:szCs w:val="28"/>
+              </w:rPr>
+            </m:ctrlPr>
+          </m:sSupPr>
+          <m:e>
+            <m:d>
+              <m:dPr>
+                <m:ctrlPr>
+                  <w:rPr>
+                    <w:rFonts w:ascii="Cambria Math" w:eastAsiaTheme="minorEastAsia" w:hAnsi="Cambria Math" w:cs="Times New Roman"/>
+                    <w:sz w:val="28"/>
+                    <w:szCs w:val="28"/>
+                  </w:rPr>
+                </m:ctrlPr>
+              </m:dPr>
+              <m:e>
+                <m:m>
+                  <m:mPr>
+                    <m:mcs>
+                      <m:mc>
+                        <m:mcPr>
+                          <m:count m:val="4"/>
+                          <m:mcJc m:val="center"/>
+                        </m:mcPr>
+                      </m:mc>
+                    </m:mcs>
+                    <m:ctrlPr>
+                      <w:rPr>
+                        <w:rFonts w:ascii="Cambria Math" w:eastAsiaTheme="minorEastAsia" w:hAnsi="Cambria Math" w:cs="Times New Roman"/>
+                        <w:sz w:val="28"/>
+                        <w:szCs w:val="28"/>
+                      </w:rPr>
+                    </m:ctrlPr>
+                  </m:mPr>
+                  <m:mr>
+                    <m:e>
+                      <m:r>
+                        <w:rPr>
+                          <w:rFonts w:ascii="Cambria Math" w:eastAsiaTheme="minorEastAsia" w:hAnsi="Cambria Math" w:cs="Times New Roman"/>
+                          <w:sz w:val="28"/>
+                          <w:szCs w:val="28"/>
+                        </w:rPr>
+                        <m:t>-2</m:t>
+                      </m:r>
+                    </m:e>
+                    <m:e>
+                      <m:r>
+                        <w:rPr>
+                          <w:rFonts w:ascii="Cambria Math" w:eastAsiaTheme="minorEastAsia" w:hAnsi="Cambria Math" w:cs="Times New Roman"/>
+                          <w:sz w:val="28"/>
+                          <w:szCs w:val="28"/>
+                        </w:rPr>
+                        <m:t>-3</m:t>
+                      </m:r>
+                    </m:e>
+                    <m:e>
+                      <m:r>
+                        <w:rPr>
+                          <w:rFonts w:ascii="Cambria Math" w:eastAsiaTheme="minorEastAsia" w:hAnsi="Cambria Math" w:cs="Times New Roman"/>
+                          <w:sz w:val="28"/>
+                          <w:szCs w:val="28"/>
+                        </w:rPr>
+                        <m:t>3</m:t>
+                      </m:r>
+                    </m:e>
+                    <m:e>
+                      <m:r>
+                        <w:rPr>
+                          <w:rFonts w:ascii="Cambria Math" w:eastAsiaTheme="minorEastAsia" w:hAnsi="Cambria Math" w:cs="Times New Roman"/>
+                          <w:sz w:val="28"/>
+                          <w:szCs w:val="28"/>
+                        </w:rPr>
+                        <m:t>2</m:t>
+                      </m:r>
+                    </m:e>
+                  </m:mr>
+                </m:m>
+              </m:e>
+            </m:d>
+          </m:e>
+          <m:sup>
+            <m:r>
+              <w:rPr>
+                <w:rFonts w:ascii="Cambria Math" w:eastAsiaTheme="minorEastAsia" w:hAnsi="Cambria Math" w:cs="Times New Roman"/>
+                <w:sz w:val="28"/>
+                <w:szCs w:val="28"/>
+              </w:rPr>
+              <m:t>T</m:t>
+            </m:r>
+          </m:sup>
+        </m:sSup>
+      </m:oMath>
+    </w:p>
+    <w:p>
+      <w:pPr>
+        <w:spacing w:after="0" w:line="240" w:lineRule="auto"/>
+        <w:jc w:val="both"/>
+        <w:rPr>
+          <w:rFonts w:ascii="Times New Roman" w:eastAsiaTheme="minorEastAsia" w:hAnsi="Times New Roman" w:cs="Times New Roman"/>
+          <w:sz w:val="28"/>
+          <w:szCs w:val="28"/>
+          <w:lang w:val="en-US"/>
+        </w:rPr>
+      </w:pPr>
+    </w:p>
+    <w:p>
+      <w:pPr>
+        <w:spacing w:after="0" w:line="240" w:lineRule="auto"/>
+        <w:jc w:val="center"/>
+        <w:rPr>
+          <w:rFonts w:ascii="Times New Roman" w:eastAsiaTheme="minorEastAsia" w:hAnsi="Times New Roman" w:cs="Times New Roman"/>
+          <w:b/>
+          <w:bCs/>
+          <w:sz w:val="28"/>
+          <w:szCs w:val="28"/>
+        </w:rPr>
+      </w:pPr>
+      <w:r>
+        <w:rPr>
+          <w:rFonts w:ascii="Times New Roman" w:eastAsiaTheme="minorEastAsia" w:hAnsi="Times New Roman" w:cs="Times New Roman"/>
+          <w:b/>
+          <w:bCs/>
+          <w:sz w:val="28"/>
+          <w:szCs w:val="28"/>
+        </w:rPr>
+        <w:t xml:space="preserve">Решение с помощью </w:t>
+      </w:r>
+      <w:r>
+        <w:rPr>
+          <w:rFonts w:ascii="Times New Roman" w:eastAsiaTheme="minorEastAsia" w:hAnsi="Times New Roman" w:cs="Times New Roman"/>
+          <w:b/>
+          <w:bCs/>
+          <w:sz w:val="28"/>
+          <w:szCs w:val="28"/>
+          <w:lang w:val="en-US"/>
+        </w:rPr>
+        <w:t>LU-</w:t>
+      </w:r>
+      <w:r>
+        <w:rPr>
+          <w:rFonts w:ascii="Times New Roman" w:eastAsiaTheme="minorEastAsia" w:hAnsi="Times New Roman" w:cs="Times New Roman"/>
+          <w:b/>
+          <w:bCs/>
+          <w:sz w:val="28"/>
+          <w:szCs w:val="28"/>
+        </w:rPr>
+        <w:t>факторизации</w:t>
+      </w:r>
+    </w:p>
+    <w:p>
+      <w:pPr>
+        <w:spacing w:after="0" w:line="240" w:lineRule="auto"/>
+        <w:jc w:val="both"/>
+        <w:rPr>
+          <w:rFonts w:ascii="Times New Roman" w:eastAsiaTheme="minorEastAsia" w:hAnsi="Times New Roman" w:cs="Times New Roman"/>
+          <w:sz w:val="28"/>
+          <w:szCs w:val="28"/>
+          <w:lang w:val="en-US"/>
+        </w:rPr>
+      </w:pPr>
+      <w:r>
+        <w:rPr>
+          <w:rFonts w:ascii="Times New Roman" w:eastAsiaTheme="minorEastAsia" w:hAnsi="Times New Roman" w:cs="Times New Roman"/>
+          <w:sz w:val="28"/>
+          <w:szCs w:val="28"/>
+        </w:rPr>
+        <w:t xml:space="preserve">Представим матрицу коэффициентов в виде произведения нижнетреугольной и верхнетреугольной матриц </w:t>
+      </w:r>
+      <m:oMath>
+        <m:r>
+          <w:rPr>
+            <w:rFonts w:ascii="Cambria Math" w:eastAsiaTheme="minorEastAsia" w:hAnsi="Cambria Math" w:cs="Times New Roman"/>
+            <w:sz w:val="28"/>
+            <w:szCs w:val="28"/>
+          </w:rPr>
+          <m:t>A=LU</m:t>
+        </m:r>
+      </m:oMath>
+      <w:r>
+        <w:rPr>
+          <w:rFonts w:ascii="Times New Roman" w:eastAsiaTheme="minorEastAsia" w:hAnsi="Times New Roman" w:cs="Times New Roman"/>
+          <w:sz w:val="28"/>
+          <w:szCs w:val="28"/>
+        </w:rPr>
+        <w:t>:</w:t>
+      </w:r>
+    </w:p>
+    <w:p>
+      <w:pPr>
+        <w:spacing w:after="0" w:line="240" w:lineRule="auto"/>
+        <w:jc w:val="both"/>
+        <w:rPr>
+          <w:rFonts w:ascii="Times New Roman" w:eastAsiaTheme="minorEastAsia" w:hAnsi="Times New Roman" w:cs="Times New Roman"/>
+          <w:sz w:val="28"/>
+          <w:szCs w:val="28"/>
+          <w:lang w:val="en-US"/>
+        </w:rPr>
+      </w:pPr>
+      <w:r>
+        <w:rPr>
+          <w:rFonts w:ascii="Times New Roman" w:eastAsiaTheme="minorEastAsia" w:hAnsi="Times New Roman" w:cs="Times New Roman"/>
+          <w:sz w:val="28"/>
+          <w:szCs w:val="28"/>
+          <w:lang w:val="en-US"/>
+        </w:rPr>
+        <w:br/>
+      </w:r>
+      <m:oMathPara>
+        <m:oMath>
+          <m:r>
+            <w:rPr>
+              <w:rFonts w:ascii="Cambria Math" w:eastAsiaTheme="minorEastAsia" w:hAnsi="Cambria Math" w:cs="Times New Roman"/>
+              <w:sz w:val="28"/>
+              <w:szCs w:val="28"/>
+            </w:rPr>
+            <m:t>L=</m:t>
+          </m:r>
+          <m:d>
+            <m:dPr>
+              <m:ctrlPr>
+                <w:rPr>
+                  <w:rFonts w:ascii="Cambria Math" w:eastAsiaTheme="minorEastAsia" w:hAnsi="Cambria Math" w:cs="Times New Roman"/>
+                  <w:sz w:val="28"/>
+                  <w:szCs w:val="28"/>
+                </w:rPr>
+              </m:ctrlPr>
+            </m:dPr>
+            <m:e>
+              <m:m>
+                <m:mPr>
+                  <m:mcs>
+                    <m:mc>
+                      <m:mcPr>
+                        <m:count m:val="4"/>
+                        <m:mcJc m:val="center"/>
+                      </m:mcPr>
+                    </m:mc>
+                  </m:mcs>
+                  <m:ctrlPr>
+                    <w:rPr>
+                      <w:rFonts w:ascii="Cambria Math" w:eastAsiaTheme="minorEastAsia" w:hAnsi="Cambria Math" w:cs="Times New Roman"/>
+                      <w:sz w:val="28"/>
+                      <w:szCs w:val="28"/>
+                    </w:rPr>
+                  </m:ctrlPr>
+                </m:mPr>
+                <m:mr>
+                  <m:e>
+                    <m:r>
+                      <w:rPr>
+                        <w:rFonts w:ascii="Cambria Math" w:eastAsiaTheme="minorEastAsia" w:hAnsi="Cambria Math" w:cs="Times New Roman"/>
+                        <w:sz w:val="28"/>
+                        <w:szCs w:val="28"/>
+                      </w:rPr>
+                      <m:t>1</m:t>
+                    </m:r>
+                  </m:e>
+                  <m:e>
+                    <m:r>
+                      <w:rPr>
+                        <w:rFonts w:ascii="Cambria Math" w:eastAsiaTheme="minorEastAsia" w:hAnsi="Cambria Math" w:cs="Times New Roman"/>
+                        <w:sz w:val="28"/>
+                        <w:szCs w:val="28"/>
+                      </w:rPr>
+                      <m:t>0</m:t>
+                    </m:r>
+                  </m:e>
+                  <m:e>
+                    <m:r>
+                      <w:rPr>
+                        <w:rFonts w:ascii="Cambria Math" w:eastAsiaTheme="minorEastAsia" w:hAnsi="Cambria Math" w:cs="Times New Roman"/>
+                        <w:sz w:val="28"/>
+                        <w:szCs w:val="28"/>
+                      </w:rPr>
+                      <m:t>0</m:t>
+                    </m:r>
+                  </m:e>
+                  <m:e>
+                    <m:r>
+                      <w:rPr>
+                        <w:rFonts w:ascii="Cambria Math" w:eastAsiaTheme="minorEastAsia" w:hAnsi="Cambria Math" w:cs="Times New Roman"/>
+                        <w:sz w:val="28"/>
+                        <w:szCs w:val="28"/>
+                      </w:rPr>
+                      <m:t>0</m:t>
+                    </m:r>
+                  </m:e>
+                </m:mr>
+                <m:mr>
+                  <m:e>
+                    <m:r>
+                      <w:rPr>
+                        <w:rFonts w:ascii="Cambria Math" w:eastAsiaTheme="minorEastAsia" w:hAnsi="Cambria Math" w:cs="Times New Roman"/>
+                        <w:sz w:val="28"/>
+                        <w:szCs w:val="28"/>
+                      </w:rPr>
+                      <m:t>0.181818</m:t>
+                    </m:r>
+                  </m:e>
+                  <m:e>
+                    <m:r>
+                      <w:rPr>
+                        <w:rFonts w:ascii="Cambria Math" w:eastAsiaTheme="minorEastAsia" w:hAnsi="Cambria Math" w:cs="Times New Roman"/>
+                        <w:sz w:val="28"/>
+                        <w:szCs w:val="28"/>
+                      </w:rPr>
+                      <m:t>1</m:t>
+                    </m:r>
+                  </m:e>
+                  <m:e>
+                    <m:r>
+                      <w:rPr>
+                        <w:rFonts w:ascii="Cambria Math" w:eastAsiaTheme="minorEastAsia" w:hAnsi="Cambria Math" w:cs="Times New Roman"/>
+                        <w:sz w:val="28"/>
+                        <w:szCs w:val="28"/>
+                      </w:rPr>
+                      <m:t>0</m:t>
+                    </m:r>
+                  </m:e>
+                  <m:e>
+                    <m:r>
+                      <w:rPr>
+                        <w:rFonts w:ascii="Cambria Math" w:eastAsiaTheme="minorEastAsia" w:hAnsi="Cambria Math" w:cs="Times New Roman"/>
+                        <w:sz w:val="28"/>
+                        <w:szCs w:val="28"/>
+                      </w:rPr>
+                      <m:t>0</m:t>
+                    </m:r>
+                  </m:e>
+                </m:mr>
+                <m:mr>
+                  <m:e>
+                    <m:r>
+                      <w:rPr>
+                        <w:rFonts w:ascii="Cambria Math" w:eastAsiaTheme="minorEastAsia" w:hAnsi="Cambria Math" w:cs="Times New Roman"/>
+                        <w:sz w:val="28"/>
+                        <w:szCs w:val="28"/>
+                      </w:rPr>
+                      <m:t>0.0909091</m:t>
+                    </m:r>
+                  </m:e>
+                  <m:e>
+                    <m:r>
+                      <w:rPr>
+                        <w:rFonts w:ascii="Cambria Math" w:eastAsiaTheme="minorEastAsia" w:hAnsi="Cambria Math" w:cs="Times New Roman"/>
+                        <w:sz w:val="28"/>
+                        <w:szCs w:val="28"/>
+                      </w:rPr>
+                      <m:t>0.244186</m:t>
+                    </m:r>
+                  </m:e>
+                  <m:e>
+                    <m:r>
+                      <w:rPr>
+                        <w:rFonts w:ascii="Cambria Math" w:eastAsiaTheme="minorEastAsia" w:hAnsi="Cambria Math" w:cs="Times New Roman"/>
+                        <w:sz w:val="28"/>
+                        <w:szCs w:val="28"/>
+                      </w:rPr>
+                      <m:t>1</m:t>
+                    </m:r>
+                  </m:e>
+                  <m:e>
+                    <m:r>
+                      <w:rPr>
+                        <w:rFonts w:ascii="Cambria Math" w:eastAsiaTheme="minorEastAsia" w:hAnsi="Cambria Math" w:cs="Times New Roman"/>
+                        <w:sz w:val="28"/>
+                        <w:szCs w:val="28"/>
+                      </w:rPr>
+                      <m:t>0</m:t>
+                    </m:r>
+                  </m:e>
+                </m:mr>
+                <m:mr>
+                  <m:e>
+                    <m:r>
+                      <w:rPr>
+                        <w:rFonts w:ascii="Cambria Math" w:eastAsiaTheme="minorEastAsia" w:hAnsi="Cambria Math" w:cs="Times New Roman"/>
+                        <w:sz w:val="28"/>
+                        <w:szCs w:val="28"/>
+                      </w:rPr>
+                      <m:t>-0.181818</m:t>
+                    </m:r>
+                  </m:e>
+                  <m:e>
+                    <m:r>
+                      <w:rPr>
+                        <w:rFonts w:ascii="Cambria Math" w:eastAsiaTheme="minorEastAsia" w:hAnsi="Cambria Math" w:cs="Times New Roman"/>
+                        <w:sz w:val="28"/>
+                        <w:szCs w:val="28"/>
+                      </w:rPr>
+                      <m:t>-0.168605</m:t>
+                    </m:r>
+                  </m:e>
+                  <m:e>
+                    <m:r>
+                      <w:rPr>
+                        <w:rFonts w:ascii="Cambria Math" w:eastAsiaTheme="minorEastAsia" w:hAnsi="Cambria Math" w:cs="Times New Roman"/>
+                        <w:sz w:val="28"/>
+                        <w:szCs w:val="28"/>
+                      </w:rPr>
+                      <m:t>-0.189412</m:t>
+                    </m:r>
+                  </m:e>
+                  <m:e>
+                    <m:r>
+                      <w:rPr>
+                        <w:rFonts w:ascii="Cambria Math" w:eastAsiaTheme="minorEastAsia" w:hAnsi="Cambria Math" w:cs="Times New Roman"/>
+                        <w:sz w:val="28"/>
+                        <w:szCs w:val="28"/>
+                      </w:rPr>
+                      <m:t>1</m:t>
+                    </m:r>
+                  </m:e>
+                </m:mr>
+              </m:m>
+            </m:e>
+          </m:d>
+          <m:r>
+            <w:rPr>
+              <w:rFonts w:ascii="Times New Roman" w:eastAsiaTheme="minorEastAsia" w:hAnsi="Times New Roman" w:cs="Times New Roman"/>
+              <w:sz w:val="28"/>
+              <w:szCs w:val="28"/>
+            </w:rPr>
+            <w:br/>
+          </m:r>
+        </m:oMath>
+      </m:oMathPara>
+    </w:p>
+    <w:p>
+      <w:pPr>
+        <w:spacing w:after="0" w:line="240" w:lineRule="auto"/>
+        <w:jc w:val="both"/>
+        <w:rPr>
+          <w:rFonts w:ascii="Times New Roman" w:eastAsiaTheme="minorEastAsia" w:hAnsi="Times New Roman" w:cs="Times New Roman"/>
+          <w:sz w:val="28"/>
+          <w:szCs w:val="28"/>
+        </w:rPr>
+      </w:pPr>
+      <w:r>
+        <w:rPr>
+          <w:rFonts w:ascii="Times New Roman" w:eastAsiaTheme="minorEastAsia" w:hAnsi="Times New Roman" w:cs="Times New Roman"/>
+          <w:sz w:val="28"/>
+          <w:szCs w:val="28"/>
+        </w:rPr>
+        <w:t xml:space="preserve">Сначала решается система </w:t>
+      </w:r>
+      <m:oMath>
+        <m:r>
+          <w:rPr>
+            <w:rFonts w:ascii="Cambria Math" w:eastAsiaTheme="minorEastAsia" w:hAnsi="Cambria Math" w:cs="Times New Roman"/>
+            <w:sz w:val="28"/>
+            <w:szCs w:val="28"/>
+          </w:rPr>
+          <m:t>Ly=b</m:t>
+        </m:r>
+      </m:oMath>
+      <w:r>
+        <w:rPr>
+          <w:rFonts w:ascii="Times New Roman" w:eastAsiaTheme="minorEastAsia" w:hAnsi="Times New Roman" w:cs="Times New Roman"/>
+          <w:sz w:val="28"/>
+          <w:szCs w:val="28"/>
+        </w:rPr>
+        <w:t xml:space="preserve">: </w:t>
+      </w:r>
+    </w:p>
+    <w:p>
+      <w:pPr>
+        <w:spacing w:after="0" w:line="240" w:lineRule="auto"/>
+        <w:jc w:val="both"/>
+        <w:rPr>
+          <w:rFonts w:ascii="Times New Roman" w:eastAsiaTheme="minorEastAsia" w:hAnsi="Times New Roman" w:cs="Times New Roman"/>
+          <w:sz w:val="28"/>
+          <w:szCs w:val="28"/>
+          <w:lang w:val="en-US"/>
+        </w:rPr>
+      </w:pPr>
+      <m:oMathPara>
+        <m:oMath>
+          <m:r>
+            <w:rPr>
+              <w:rFonts w:ascii="Cambria Math" w:eastAsiaTheme="minorEastAsia" w:hAnsi="Cambria Math" w:cs="Times New Roman"/>
+              <w:sz w:val="28"/>
+              <w:szCs w:val="28"/>
+            </w:rPr>
+            <m:t>y≈</m:t>
+          </m:r>
+          <m:sSup>
+            <m:sSupPr>
+              <m:ctrlPr>
+                <w:rPr>
+                  <w:rFonts w:ascii="Cambria Math" w:eastAsiaTheme="minorEastAsia" w:hAnsi="Cambria Math" w:cs="Times New Roman"/>
+                  <w:sz w:val="28"/>
+                  <w:szCs w:val="28"/>
+                </w:rPr>
+              </m:ctrlPr>
+            </m:sSupPr>
+            <m:e>
+              <m:d>
+                <m:dPr>
+                  <m:ctrlPr>
+                    <w:rPr>
+                      <w:rFonts w:ascii="Cambria Math" w:eastAsiaTheme="minorEastAsia" w:hAnsi="Cambria Math" w:cs="Times New Roman"/>
+                      <w:sz w:val="28"/>
+                      <w:szCs w:val="28"/>
+                    </w:rPr>
+                  </m:ctrlPr>
+                </m:dPr>
+                <m:e>
+                  <m:m>
+                    <m:mPr>
+                      <m:mcs>
+                        <m:mc>
+                          <m:mcPr>
+                            <m:count m:val="4"/>
+                            <m:mcJc m:val="center"/>
+                          </m:mcPr>
+                        </m:mc>
+                      </m:mcs>
+                      <m:ctrlPr>
+                        <w:rPr>
+                          <w:rFonts w:ascii="Cambria Math" w:eastAsiaTheme="minorEastAsia" w:hAnsi="Cambria Math" w:cs="Times New Roman"/>
+                          <w:sz w:val="28"/>
+                          <w:szCs w:val="28"/>
+                        </w:rPr>
+                      </m:ctrlPr>
+                    </m:mPr>
+                    <m:mr>
+                      <m:e>
+                        <m:r>
+                          <w:rPr>
+                            <w:rFonts w:ascii="Cambria Math" w:eastAsiaTheme="minorEastAsia" w:hAnsi="Cambria Math" w:cs="Times New Roman"/>
+                            <w:sz w:val="28"/>
+                            <w:szCs w:val="28"/>
+                          </w:rPr>
+                          <m:t>-38</m:t>
+                        </m:r>
+                      </m:e>
+                      <m:e>
+                        <m:r>
+                          <w:rPr>
+                            <w:rFonts w:ascii="Cambria Math" w:eastAsiaTheme="minorEastAsia" w:hAnsi="Cambria Math" w:cs="Times New Roman"/>
+                            <w:sz w:val="28"/>
+                            <w:szCs w:val="28"/>
+                          </w:rPr>
+                          <m:t>-58.0909</m:t>
+                        </m:r>
+                      </m:e>
+                      <m:e>
+                        <m:r>
+                          <w:rPr>
+                            <w:rFonts w:ascii="Cambria Math" w:eastAsiaTheme="minorEastAsia" w:hAnsi="Cambria Math" w:cs="Times New Roman"/>
+                            <w:sz w:val="28"/>
+                            <w:szCs w:val="28"/>
+                          </w:rPr>
+                          <m:t>41.6395</m:t>
+                        </m:r>
+                      </m:e>
+                      <m:e>
+                        <m:r>
+                          <w:rPr>
+                            <w:rFonts w:ascii="Cambria Math" w:eastAsiaTheme="minorEastAsia" w:hAnsi="Cambria Math" w:cs="Times New Roman"/>
+                            <w:sz w:val="28"/>
+                            <w:szCs w:val="28"/>
+                          </w:rPr>
+                          <m:t>24.1835</m:t>
+                        </m:r>
+                      </m:e>
+                    </m:mr>
+                  </m:m>
+                </m:e>
+              </m:d>
+            </m:e>
+            <m:sup>
+              <m:r>
+                <w:rPr>
+                  <w:rFonts w:ascii="Cambria Math" w:eastAsiaTheme="minorEastAsia" w:hAnsi="Cambria Math" w:cs="Times New Roman"/>
+                  <w:sz w:val="28"/>
+                  <w:szCs w:val="28"/>
+                </w:rPr>
+                <m:t>T</m:t>
+              </m:r>
+            </m:sup>
+          </m:sSup>
+        </m:oMath>
+      </m:oMathPara>
+    </w:p>
+    <w:p>
+      <w:pPr>
+        <w:spacing w:after="0" w:line="240" w:lineRule="auto"/>
+        <w:jc w:val="both"/>
+        <w:rPr>
+          <w:rFonts w:ascii="Times New Roman" w:eastAsiaTheme="minorEastAsia" w:hAnsi="Times New Roman" w:cs="Times New Roman"/>
+          <w:sz w:val="28"/>
+          <w:szCs w:val="28"/>
+          <w:lang w:val="en-US"/>
+        </w:rPr>
+      </w:pPr>
+      <w:r>
+        <w:rPr>
+          <w:rFonts w:ascii="Times New Roman" w:eastAsiaTheme="minorEastAsia" w:hAnsi="Times New Roman" w:cs="Times New Roman"/>
+          <w:sz w:val="28"/>
+          <w:szCs w:val="28"/>
+        </w:rPr>
+        <w:t xml:space="preserve">Затем решается система </w:t>
+      </w:r>
+      <m:oMath>
+        <m:r>
+          <w:rPr>
+            <w:rFonts w:ascii="Cambria Math" w:eastAsiaTheme="minorEastAsia" w:hAnsi="Cambria Math" w:cs="Times New Roman"/>
+            <w:sz w:val="28"/>
+            <w:szCs w:val="28"/>
+          </w:rPr>
+          <m:t>Ux=y</m:t>
+        </m:r>
+      </m:oMath>
+    </w:p>
+    <w:p>
+      <w:pPr>
+        <w:spacing w:after="0" w:line="240" w:lineRule="auto"/>
+        <w:jc w:val="both"/>
+        <w:rPr>
+          <w:rFonts w:ascii="Times New Roman" w:eastAsiaTheme="minorEastAsia" w:hAnsi="Times New Roman" w:cs="Times New Roman"/>
+          <w:sz w:val="28"/>
+          <w:szCs w:val="28"/>
+        </w:rPr>
+      </w:pPr>
+      <w:r>
+        <w:rPr>
+          <w:rFonts w:ascii="Times New Roman" w:eastAsiaTheme="minorEastAsia" w:hAnsi="Times New Roman" w:cs="Times New Roman"/>
+          <w:sz w:val="28"/>
+          <w:szCs w:val="28"/>
+        </w:rPr>
+        <w:t xml:space="preserve">В результате находим решение: </w:t>
+      </w:r>
+      <m:oMath>
+        <m:r>
+          <w:rPr>
+            <w:rFonts w:ascii="Cambria Math" w:eastAsiaTheme="minorEastAsia" w:hAnsi="Cambria Math" w:cs="Times New Roman"/>
+            <w:sz w:val="28"/>
+            <w:szCs w:val="28"/>
+          </w:rPr>
+          <m:t>x=</m:t>
+        </m:r>
+        <m:sSup>
+          <m:sSupPr>
+            <m:ctrlPr>
+              <w:rPr>
+                <w:rFonts w:ascii="Cambria Math" w:eastAsiaTheme="minorEastAsia" w:hAnsi="Cambria Math" w:cs="Times New Roman"/>
+                <w:sz w:val="28"/>
+                <w:szCs w:val="28"/>
+              </w:rPr>
+            </m:ctrlPr>
+          </m:sSupPr>
+          <m:e>
+            <m:d>
+              <m:dPr>
+                <m:ctrlPr>
+                  <w:rPr>
+                    <w:rFonts w:ascii="Cambria Math" w:eastAsiaTheme="minorEastAsia" w:hAnsi="Cambria Math" w:cs="Times New Roman"/>
+                    <w:sz w:val="28"/>
+                    <w:szCs w:val="28"/>
+                  </w:rPr>
+                </m:ctrlPr>
+              </m:dPr>
+              <m:e>
+                <m:m>
+                  <m:mPr>
+                    <m:mcs>
+                      <m:mc>
+                        <m:mcPr>
+                          <m:count m:val="4"/>
+                          <m:mcJc m:val="center"/>
+                        </m:mcPr>
+                      </m:mc>
+                    </m:mcs>
+                    <m:ctrlPr>
+                      <w:rPr>
+                        <w:rFonts w:ascii="Cambria Math" w:eastAsiaTheme="minorEastAsia" w:hAnsi="Cambria Math" w:cs="Times New Roman"/>
+                        <w:sz w:val="28"/>
+                        <w:szCs w:val="28"/>
+                      </w:rPr>
+                    </m:ctrlPr>
+                  </m:mPr>
+                  <m:mr>
+                    <m:e>
+                      <m:r>
+                        <w:rPr>
+                          <w:rFonts w:ascii="Cambria Math" w:eastAsiaTheme="minorEastAsia" w:hAnsi="Cambria Math" w:cs="Times New Roman"/>
+                          <w:sz w:val="28"/>
+                          <w:szCs w:val="28"/>
+                        </w:rPr>
+                        <m:t>-2</m:t>
+                      </m:r>
+                    </m:e>
+                    <m:e>
+                      <m:r>
+                        <w:rPr>
+                          <w:rFonts w:ascii="Cambria Math" w:eastAsiaTheme="minorEastAsia" w:hAnsi="Cambria Math" w:cs="Times New Roman"/>
+                          <w:sz w:val="28"/>
+                          <w:szCs w:val="28"/>
+                        </w:rPr>
+                        <m:t>-3</m:t>
+                      </m:r>
+                    </m:e>
+                    <m:e>
+                      <m:r>
+                        <w:rPr>
+                          <w:rFonts w:ascii="Cambria Math" w:eastAsiaTheme="minorEastAsia" w:hAnsi="Cambria Math" w:cs="Times New Roman"/>
+                          <w:sz w:val="28"/>
+                          <w:szCs w:val="28"/>
+                        </w:rPr>
+                        <m:t>3</m:t>
+                      </m:r>
+                    </m:e>
+                    <m:e>
+                      <m:r>
+                        <w:rPr>
+                          <w:rFonts w:ascii="Cambria Math" w:eastAsiaTheme="minorEastAsia" w:hAnsi="Cambria Math" w:cs="Times New Roman"/>
+                          <w:sz w:val="28"/>
+                          <w:szCs w:val="28"/>
+                        </w:rPr>
+                        <m:t>2</m:t>
+                      </m:r>
+                    </m:e>
+                  </m:mr>
+                </m:m>
+              </m:e>
+            </m:d>
+          </m:e>
+          <m:sup>
+            <m:r>
+              <w:rPr>
+                <w:rFonts w:ascii="Cambria Math" w:eastAsiaTheme="minorEastAsia" w:hAnsi="Cambria Math" w:cs="Times New Roman"/>
+                <w:sz w:val="28"/>
+                <w:szCs w:val="28"/>
+              </w:rPr>
+              <m:t>T</m:t>
+            </m:r>
+          </m:sup>
+        </m:sSup>
+      </m:oMath>
+    </w:p>
+    <w:p>
+      <w:pPr>
+        <w:spacing w:after="0" w:line="240" w:lineRule="auto"/>
+        <w:jc w:val="both"/>
+        <w:rPr>
+          <w:rFonts w:ascii="Times New Roman" w:eastAsiaTheme="minorEastAsia" w:hAnsi="Times New Roman" w:cs="Times New Roman"/>
+          <w:sz w:val="28"/>
+          <w:szCs w:val="28"/>
+          <w:lang w:val="en-US"/>
+        </w:rPr>
+      </w:pPr>
+    </w:p>
+    <w:p>
+      <w:pPr>
+        <w:spacing w:after="0" w:line="240" w:lineRule="auto"/>
+        <w:jc w:val="center"/>
+        <w:rPr>
+          <w:rFonts w:ascii="Times New Roman" w:eastAsiaTheme="minorEastAsia" w:hAnsi="Times New Roman" w:cs="Times New Roman"/>
+          <w:b/>
+          <w:bCs/>
+          <w:sz w:val="28"/>
+          <w:szCs w:val="28"/>
+        </w:rPr>
+      </w:pPr>
+      <w:r>
+        <w:rPr>
+          <w:rFonts w:ascii="Times New Roman" w:eastAsiaTheme="minorEastAsia" w:hAnsi="Times New Roman" w:cs="Times New Roman"/>
+          <w:b/>
+          <w:bCs/>
+          <w:sz w:val="28"/>
+          <w:szCs w:val="28"/>
+        </w:rPr>
+        <w:t>Решение методом Якоби</w:t>
+      </w:r>
+    </w:p>
+    <w:p>
+      <w:pPr>
+        <w:spacing w:after="0" w:line="240" w:lineRule="auto"/>
+        <w:jc w:val="both"/>
+        <w:rPr>
+          <w:rFonts w:ascii="Times New Roman" w:eastAsiaTheme="minorEastAsia" w:hAnsi="Times New Roman" w:cs="Times New Roman"/>
+          <w:sz w:val="28"/>
+          <w:szCs w:val="28"/>
+          <w:lang w:val="en-US"/>
+        </w:rPr>
+      </w:pPr>
+      <w:r>
+        <w:rPr>
+          <w:rFonts w:ascii="Times New Roman" w:eastAsiaTheme="minorEastAsia" w:hAnsi="Times New Roman" w:cs="Times New Roman"/>
+          <w:sz w:val="28"/>
+          <w:szCs w:val="28"/>
+        </w:rPr>
+        <w:t xml:space="preserve">В качестве начального приближение взят вектор </w:t>
+      </w:r>
+      <m:oMath>
+        <m:sSup>
+          <m:sSupPr>
+            <m:ctrlPr>
+              <w:rPr>
+                <w:rFonts w:ascii="Cambria Math" w:eastAsiaTheme="minorEastAsia" w:hAnsi="Cambria Math" w:cs="Times New Roman"/>
+                <w:sz w:val="28"/>
+                <w:szCs w:val="28"/>
+              </w:rPr>
+            </m:ctrlPr>
+          </m:sSupPr>
+          <m:e>
+            <m:r>
+              <w:rPr>
+                <w:rFonts w:ascii="Cambria Math" w:eastAsiaTheme="minorEastAsia" w:hAnsi="Cambria Math" w:cs="Times New Roman"/>
+                <w:sz w:val="28"/>
+                <w:szCs w:val="28"/>
+              </w:rPr>
+              <m:t>x</m:t>
+            </m:r>
+          </m:e>
+          <m:sup>
+            <m:r>
+              <w:rPr>
+                <w:rFonts w:ascii="Cambria Math" w:eastAsiaTheme="minorEastAsia" w:hAnsi="Cambria Math" w:cs="Times New Roman"/>
+                <w:sz w:val="28"/>
+                <w:szCs w:val="28"/>
+              </w:rPr>
+              <m:t>0</m:t>
+            </m:r>
+          </m:sup>
+        </m:sSup>
+        <m:r>
+          <w:rPr>
+            <w:rFonts w:ascii="Cambria Math" w:eastAsiaTheme="minorEastAsia" w:hAnsi="Cambria Math" w:cs="Times New Roman"/>
+            <w:sz w:val="28"/>
+            <w:szCs w:val="28"/>
+          </w:rPr>
+          <m:t>=</m:t>
+        </m:r>
+        <m:sSup>
+          <m:sSupPr>
+            <m:ctrlPr>
+              <w:rPr>
+                <w:rFonts w:ascii="Cambria Math" w:eastAsiaTheme="minorEastAsia" w:hAnsi="Cambria Math" w:cs="Times New Roman"/>
+                <w:sz w:val="28"/>
+                <w:szCs w:val="28"/>
+              </w:rPr>
+            </m:ctrlPr>
+          </m:sSupPr>
+          <m:e>
+            <m:d>
+              <m:dPr>
+                <m:ctrlPr>
+                  <w:rPr>
+                    <w:rFonts w:ascii="Cambria Math" w:eastAsiaTheme="minorEastAsia" w:hAnsi="Cambria Math" w:cs="Times New Roman"/>
+                    <w:sz w:val="28"/>
+                    <w:szCs w:val="28"/>
+                  </w:rPr>
+                </m:ctrlPr>
+              </m:dPr>
+              <m:e>
+                <m:m>
+                  <m:mPr>
+                    <m:mcs>
+                      <m:mc>
+                        <m:mcPr>
+                          <m:count m:val="4"/>
+                          <m:mcJc m:val="center"/>
+                        </m:mcPr>
+                      </m:mc>
+                    </m:mcs>
+                    <m:ctrlPr>
+                      <w:rPr>
+                        <w:rFonts w:ascii="Cambria Math" w:eastAsiaTheme="minorEastAsia" w:hAnsi="Cambria Math" w:cs="Times New Roman"/>
+                        <w:sz w:val="28"/>
+                        <w:szCs w:val="28"/>
+                      </w:rPr>
+                    </m:ctrlPr>
+                  </m:mPr>
+                  <m:mr>
+                    <m:e>
+                      <m:r>
+                        <w:rPr>
+                          <w:rFonts w:ascii="Cambria Math" w:eastAsiaTheme="minorEastAsia" w:hAnsi="Cambria Math" w:cs="Times New Roman"/>
+                          <w:sz w:val="28"/>
+                          <w:szCs w:val="28"/>
+                        </w:rPr>
+                        <m:t>0</m:t>
+                      </m:r>
+                    </m:e>
+                    <m:e>
+                      <m:r>
+                        <w:rPr>
+                          <w:rFonts w:ascii="Cambria Math" w:eastAsiaTheme="minorEastAsia" w:hAnsi="Cambria Math" w:cs="Times New Roman"/>
+                          <w:sz w:val="28"/>
+                          <w:szCs w:val="28"/>
+                        </w:rPr>
+                        <m:t>0</m:t>
+                      </m:r>
+                    </m:e>
+                    <m:e>
+                      <m:r>
+                        <w:rPr>
+                          <w:rFonts w:ascii="Cambria Math" w:eastAsiaTheme="minorEastAsia" w:hAnsi="Cambria Math" w:cs="Times New Roman"/>
+                          <w:sz w:val="28"/>
+                          <w:szCs w:val="28"/>
+                        </w:rPr>
+                        <m:t>0</m:t>
+                      </m:r>
+                    </m:e>
+                    <m:e>
+                      <m:r>
+                        <w:rPr>
+                          <w:rFonts w:ascii="Cambria Math" w:eastAsiaTheme="minorEastAsia" w:hAnsi="Cambria Math" w:cs="Times New Roman"/>
+                          <w:sz w:val="28"/>
+                          <w:szCs w:val="28"/>
+                        </w:rPr>
+                        <m:t>0</m:t>
+                      </m:r>
+                    </m:e>
+                  </m:mr>
+                </m:m>
+              </m:e>
+            </m:d>
+          </m:e>
+          <m:sup>
+            <m:r>
+              <w:rPr>
+                <w:rFonts w:ascii="Cambria Math" w:eastAsiaTheme="minorEastAsia" w:hAnsi="Cambria Math" w:cs="Times New Roman"/>
+                <w:sz w:val="28"/>
+                <w:szCs w:val="28"/>
+              </w:rPr>
+              <m:t>T</m:t>
+            </m:r>
+          </m:sup>
+        </m:sSup>
+      </m:oMath>
+      <w:r>
+        <w:rPr>
+          <w:rFonts w:ascii="Times New Roman" w:eastAsiaTheme="minorEastAsia" w:hAnsi="Times New Roman" w:cs="Times New Roman"/>
+          <w:sz w:val="28"/>
+          <w:szCs w:val="28"/>
+        </w:rPr>
+        <w:t>.</w:t>
+      </w:r>
+    </w:p>
+    <w:p>
+      <w:pPr>
+        <w:spacing w:after="0" w:line="240" w:lineRule="auto"/>
+        <w:jc w:val="both"/>
+        <w:rPr>
+          <w:rFonts w:ascii="Times New Roman" w:eastAsiaTheme="minorEastAsia" w:hAnsi="Times New Roman" w:cs="Times New Roman"/>
+          <w:sz w:val="28"/>
+          <w:szCs w:val="28"/>
+        </w:rPr>
+      </w:pPr>
+      <w:r>
+        <w:rPr>
+          <w:rFonts w:ascii="Times New Roman" w:eastAsiaTheme="minorEastAsia" w:hAnsi="Times New Roman" w:cs="Times New Roman"/>
+          <w:sz w:val="28"/>
+          <w:szCs w:val="28"/>
+        </w:rPr>
+        <w:t>С помощью этого вектора строится последовательность векторов, которая стремится к решению заданного СЛАУ</w:t>
+      </w:r>
+    </w:p>
+    <w:p>
+      <w:pPr>
+        <w:spacing w:after="0" w:line="240" w:lineRule="auto"/>
+        <w:jc w:val="both"/>
+        <w:rPr>
+          <w:rFonts w:ascii="Times New Roman" w:eastAsiaTheme="minorEastAsia" w:hAnsi="Times New Roman" w:cs="Times New Roman"/>
+          <w:sz w:val="28"/>
+          <w:szCs w:val="28"/>
+        </w:rPr>
+      </w:pPr>
+    </w:p>
+    <w:p>
+      <w:pPr>
+        <w:spacing w:after="0" w:line="240" w:lineRule="auto"/>
+        <w:jc w:val="both"/>
+        <w:rPr>
+          <w:rFonts w:ascii="Times New Roman" w:eastAsiaTheme="minorEastAsia" w:hAnsi="Times New Roman" w:cs="Times New Roman"/>
+          <w:sz w:val="28"/>
+          <w:szCs w:val="28"/>
+        </w:rPr>
+      </w:pPr>
+    </w:p>
+    <w:p>
+      <w:pPr>
+        <w:spacing w:after="0" w:line="240" w:lineRule="auto"/>
+        <w:jc w:val="both"/>
+        <w:rPr>
+          <w:rFonts w:ascii="Times New Roman" w:eastAsiaTheme="minorEastAsia" w:hAnsi="Times New Roman" w:cs="Times New Roman"/>
+          <w:sz w:val="28"/>
+          <w:szCs w:val="28"/>
+        </w:rPr>
+      </w:pPr>
+    </w:p>
+    <w:p>
+      <w:pPr>
+        <w:spacing w:after="0" w:line="240" w:lineRule="auto"/>
+        <w:jc w:val="both"/>
+        <w:rPr>
+          <w:rFonts w:ascii="Times New Roman" w:eastAsiaTheme="minorEastAsia" w:hAnsi="Times New Roman" w:cs="Times New Roman"/>
+          <w:sz w:val="28"/>
+          <w:szCs w:val="28"/>
+          <w:lang w:val="en-US"/>
+        </w:rPr>
+      </w:pPr>
+      <w:r>
+        <w:rPr>
+          <w:rFonts w:ascii="Times New Roman" w:eastAsiaTheme="minorEastAsia" w:hAnsi="Times New Roman" w:cs="Times New Roman"/>
+          <w:noProof/>
+          <w:sz w:val="28"/>
+          <w:szCs w:val="28"/>
+          <w:lang w:val="en-US"/>
+        </w:rPr>
+        <w:drawing>
+          <wp:inline distT="0" distB="0" distL="0" distR="0" wp14:anchorId="29859D05" wp14:editId="710332F6">
+            <wp:extent cx="5939790" cy="3685540"/>
+            <wp:effectExtent l="0" t="0" r="3810" b="0"/>
+            <wp:docPr id="820072133" name="Рисунок 5"/>
+            <wp:cNvGraphicFramePr>
+              <a:graphicFrameLocks xmlns:a="http://schemas.openxmlformats.org/drawingml/2006/main" noChangeAspect="1"/>
+            </wp:cNvGraphicFramePr>
+            <a:graphic xmlns:a="http://schemas.openxmlformats.org/drawingml/2006/main">
+              <a:graphicData uri="http://schemas.openxmlformats.org/drawingml/2006/picture">
+                <pic:pic xmlns:pic="http://schemas.openxmlformats.org/drawingml/2006/picture">
+                  <pic:nvPicPr>
+                    <pic:cNvPr id="820072133" name="Рисунок 820072133"/>
+                    <pic:cNvPicPr/>
+                  </pic:nvPicPr>
+                  <pic:blipFill>
+                    <a:blip r:embed="rId8" cstate="print">
+                      <a:extLst>
+                        <a:ext uri="{28A0092B-C50C-407E-A947-70E740481C1C}">
+                          <a14:useLocalDpi xmlns:a14="http://schemas.microsoft.com/office/drawing/2010/main" val="0"/>
+                        </a:ext>
+                      </a:extLst>
+                    </a:blip>
+                    <a:stretch>
+                      <a:fillRect/>
+                    </a:stretch>
+                  </pic:blipFill>
+                  <pic:spPr>
+                    <a:xfrm>
+                      <a:off x="0" y="0"/>
+                      <a:ext cx="5939790" cy="3685540"/>
+                    </a:xfrm>
+                    <a:prstGeom prst="rect">
+                      <a:avLst/>
+                    </a:prstGeom>
+                  </pic:spPr>
+                </pic:pic>
+              </a:graphicData>
+            </a:graphic>
+          </wp:inline>
+        </w:drawing>
+      </w:r>
+    </w:p>
+    <w:p>
+      <w:pPr>
+        <w:spacing w:after="0" w:line="240" w:lineRule="auto"/>
+        <w:jc w:val="both"/>
+        <w:rPr>
+          <w:rFonts w:ascii="Times New Roman" w:eastAsiaTheme="minorEastAsia" w:hAnsi="Times New Roman" w:cs="Times New Roman"/>
+          <w:sz w:val="28"/>
+          <w:szCs w:val="28"/>
+        </w:rPr>
+      </w:pPr>
+      <w:r>
+        <w:rPr>
+          <w:rFonts w:ascii="Times New Roman" w:eastAsiaTheme="minorEastAsia" w:hAnsi="Times New Roman" w:cs="Times New Roman"/>
+          <w:noProof/>
+          <w:sz w:val="28"/>
+          <w:szCs w:val="28"/>
+        </w:rPr>
+        <w:drawing>
+          <wp:inline distT="0" distB="0" distL="0" distR="0" wp14:anchorId="0D1EE115" wp14:editId="2B9BE65B">
+            <wp:extent cx="6025664" cy="1958340"/>
+            <wp:effectExtent l="0" t="0" r="0" b="3810"/>
+            <wp:docPr id="1930915228" name="Рисунок 1"/>
+            <wp:cNvGraphicFramePr>
+              <a:graphicFrameLocks xmlns:a="http://schemas.openxmlformats.org/drawingml/2006/main" noChangeAspect="1"/>
+            </wp:cNvGraphicFramePr>
+            <a:graphic xmlns:a="http://schemas.openxmlformats.org/drawingml/2006/main">
+              <a:graphicData uri="http://schemas.openxmlformats.org/drawingml/2006/picture">
+                <pic:pic xmlns:pic="http://schemas.openxmlformats.org/drawingml/2006/picture">
+                  <pic:nvPicPr>
+                    <pic:cNvPr id="1930915228" name="Рисунок 1930915228"/>
+                    <pic:cNvPicPr/>
+                  </pic:nvPicPr>
+                  <pic:blipFill>
+                    <a:blip r:embed="rId9" cstate="print">
+                      <a:extLst>
+                        <a:ext uri="{28A0092B-C50C-407E-A947-70E740481C1C}">
+                          <a14:useLocalDpi xmlns:a14="http://schemas.microsoft.com/office/drawing/2010/main" val="0"/>
+                        </a:ext>
+                      </a:extLst>
+                    </a:blip>
+                    <a:stretch>
+                      <a:fillRect/>
+                    </a:stretch>
+                  </pic:blipFill>
+                  <pic:spPr>
+                    <a:xfrm>
+                      <a:off x="0" y="0"/>
+                      <a:ext cx="6033822" cy="1960991"/>
+                    </a:xfrm>
+                    <a:prstGeom prst="rect">
+                      <a:avLst/>
+                    </a:prstGeom>
+                  </pic:spPr>
+                </pic:pic>
+              </a:graphicData>
+            </a:graphic>
+          </wp:inline>
+        </w:drawing>
+      </w:r>
+    </w:p>
+    <w:p>
+      <w:pPr>
+        <w:spacing w:after="0" w:line="240" w:lineRule="auto"/>
+        <w:jc w:val="both"/>
+        <w:rPr>
+          <w:rFonts w:ascii="Times New Roman" w:eastAsiaTheme="minorEastAsia" w:hAnsi="Times New Roman" w:cs="Times New Roman"/>
+          <w:sz w:val="28"/>
+          <w:szCs w:val="28"/>
+        </w:rPr>
+      </w:pPr>
+    </w:p>
+    <w:p>
+      <w:pPr>
+        <w:spacing w:after="0" w:line="240" w:lineRule="auto"/>
+        <w:jc w:val="both"/>
+        <w:rPr>
+          <w:rFonts w:ascii="Times New Roman" w:eastAsiaTheme="minorEastAsia" w:hAnsi="Times New Roman" w:cs="Times New Roman"/>
+          <w:sz w:val="28"/>
+          <w:szCs w:val="28"/>
+          <w:lang w:val="en-US"/>
+        </w:rPr>
+      </w:pPr>
+      <w:r>
+        <w:rPr>
+          <w:rFonts w:ascii="Times New Roman" w:eastAsiaTheme="minorEastAsia" w:hAnsi="Times New Roman" w:cs="Times New Roman"/>
+          <w:noProof/>
+          <w:sz w:val="28"/>
+          <w:szCs w:val="28"/>
+        </w:rPr>
+        <w:lastRenderedPageBreak/>
+        <w:drawing>
+          <wp:inline distT="0" distB="0" distL="0" distR="0" wp14:anchorId="02C000A1" wp14:editId="3B759B84">
+            <wp:extent cx="5775635" cy="2026920"/>
+            <wp:effectExtent l="0" t="0" r="0" b="0"/>
+            <wp:docPr id="1107680170" name="Рисунок 3"/>
+            <wp:cNvGraphicFramePr>
+              <a:graphicFrameLocks xmlns:a="http://schemas.openxmlformats.org/drawingml/2006/main" noChangeAspect="1"/>
+            </wp:cNvGraphicFramePr>
+            <a:graphic xmlns:a="http://schemas.openxmlformats.org/drawingml/2006/main">
+              <a:graphicData uri="http://schemas.openxmlformats.org/drawingml/2006/picture">
+                <pic:pic xmlns:pic="http://schemas.openxmlformats.org/drawingml/2006/picture">
+                  <pic:nvPicPr>
+                    <pic:cNvPr id="1107680170" name="Рисунок 1107680170"/>
+                    <pic:cNvPicPr/>
+                  </pic:nvPicPr>
+                  <pic:blipFill>
+                    <a:blip r:embed="rId10">
+                      <a:extLst>
+                        <a:ext uri="{28A0092B-C50C-407E-A947-70E740481C1C}">
+                          <a14:useLocalDpi xmlns:a14="http://schemas.microsoft.com/office/drawing/2010/main" val="0"/>
+                        </a:ext>
+                      </a:extLst>
+                    </a:blip>
+                    <a:stretch>
+                      <a:fillRect/>
+                    </a:stretch>
+                  </pic:blipFill>
+                  <pic:spPr>
+                    <a:xfrm>
+                      <a:off x="0" y="0"/>
+                      <a:ext cx="5785527" cy="2030391"/>
+                    </a:xfrm>
+                    <a:prstGeom prst="rect">
+                      <a:avLst/>
+                    </a:prstGeom>
+                  </pic:spPr>
+                </pic:pic>
+              </a:graphicData>
+            </a:graphic>
+          </wp:inline>
+        </w:drawing>
+      </w:r>
+    </w:p>
+    <w:p>
+      <w:pPr>
+        <w:spacing w:after="0" w:line="240" w:lineRule="auto"/>
+        <w:jc w:val="both"/>
+        <w:rPr>
+          <w:rFonts w:ascii="Times New Roman" w:eastAsiaTheme="minorEastAsia" w:hAnsi="Times New Roman" w:cs="Times New Roman"/>
+          <w:sz w:val="28"/>
+          <w:szCs w:val="28"/>
+          <w:lang w:val="en-US"/>
+        </w:rPr>
+      </w:pPr>
+    </w:p>
+    <w:p>
+      <w:pPr>
+        <w:spacing w:after="0" w:line="240" w:lineRule="auto"/>
+        <w:jc w:val="center"/>
+        <w:rPr>
+          <w:rFonts w:ascii="Times New Roman" w:eastAsiaTheme="minorEastAsia" w:hAnsi="Times New Roman" w:cs="Times New Roman"/>
+          <w:b/>
+          <w:bCs/>
+          <w:sz w:val="28"/>
+          <w:szCs w:val="28"/>
+        </w:rPr>
+      </w:pPr>
+      <w:r>
+        <w:rPr>
+          <w:rFonts w:ascii="Times New Roman" w:eastAsiaTheme="minorEastAsia" w:hAnsi="Times New Roman" w:cs="Times New Roman"/>
+          <w:b/>
+          <w:bCs/>
+          <w:sz w:val="28"/>
+          <w:szCs w:val="28"/>
+        </w:rPr>
+        <w:t>Заключение</w:t>
+      </w:r>
+    </w:p>
+    <w:p>
+      <w:pPr>
+        <w:spacing w:after="0" w:line="240" w:lineRule="auto"/>
+        <w:jc w:val="both"/>
+        <w:rPr>
+          <w:rFonts w:ascii="Times New Roman" w:eastAsiaTheme="minorEastAsia" w:hAnsi="Times New Roman" w:cs="Times New Roman"/>
+          <w:sz w:val="28"/>
+          <w:szCs w:val="28"/>
+        </w:rPr>
+      </w:pPr>
+      <w:r>
+        <w:rPr>
+          <w:rFonts w:ascii="Times New Roman" w:eastAsiaTheme="minorEastAsia" w:hAnsi="Times New Roman" w:cs="Times New Roman"/>
+          <w:sz w:val="28"/>
+          <w:szCs w:val="28"/>
+        </w:rPr>
+        <w:t xml:space="preserve">В данной работе были изучены методы решения СЛАУ(метод Гаусса, </w:t>
+      </w:r>
+      <w:r>
+        <w:rPr>
+          <w:rFonts w:ascii="Times New Roman" w:eastAsiaTheme="minorEastAsia" w:hAnsi="Times New Roman" w:cs="Times New Roman"/>
+          <w:sz w:val="28"/>
+          <w:szCs w:val="28"/>
+        </w:rPr>
+        <w:br/>
+      </w:r>
+      <w:r>
+        <w:rPr>
+          <w:rFonts w:ascii="Times New Roman" w:eastAsiaTheme="minorEastAsia" w:hAnsi="Times New Roman" w:cs="Times New Roman"/>
+          <w:sz w:val="28"/>
+          <w:szCs w:val="28"/>
+          <w:lang w:val="en-US"/>
+        </w:rPr>
+        <w:t>LU</w:t>
+      </w:r>
+      <w:r>
+        <w:rPr>
+          <w:rFonts w:ascii="Times New Roman" w:eastAsiaTheme="minorEastAsia" w:hAnsi="Times New Roman" w:cs="Times New Roman"/>
+          <w:sz w:val="28"/>
+          <w:szCs w:val="28"/>
+        </w:rPr>
+        <w:t>-</w:t>
+      </w:r>
+      <w:r>
+        <w:rPr>
+          <w:rFonts w:ascii="Times New Roman" w:eastAsiaTheme="minorEastAsia" w:hAnsi="Times New Roman" w:cs="Times New Roman"/>
+          <w:sz w:val="28"/>
+          <w:szCs w:val="28"/>
+        </w:rPr>
+        <w:t xml:space="preserve">факторизация, итерационный метод Якоби). </w:t>
+      </w:r>
+    </w:p>
+    <w:p>
+      <w:pPr>
+        <w:spacing w:after="0" w:line="240" w:lineRule="auto"/>
+        <w:jc w:val="both"/>
+        <w:rPr>
+          <w:rFonts w:ascii="Times New Roman" w:eastAsiaTheme="minorEastAsia" w:hAnsi="Times New Roman" w:cs="Times New Roman"/>
+          <w:sz w:val="28"/>
+          <w:szCs w:val="28"/>
+        </w:rPr>
+      </w:pPr>
+      <w:r>
+        <w:rPr>
+          <w:rFonts w:ascii="Times New Roman" w:eastAsiaTheme="minorEastAsia" w:hAnsi="Times New Roman" w:cs="Times New Roman"/>
+          <w:sz w:val="28"/>
+          <w:szCs w:val="28"/>
+        </w:rPr>
+        <w:t>Все рассмотренные методы дали близкие значения решения. Метод Гаусса и LU-факторизация относятся к прямым методам и позволяют получить решение за конечное число операций. Метод Якоби является итерационным методом, поэтому его результат зависит от выполнения условий сходимости и выбранной точности.</w:t>
+      </w:r>
+    </w:p>
+    <w:p>
+      <w:pPr>
+        <w:spacing w:after="0" w:line="240" w:lineRule="auto"/>
+        <w:jc w:val="both"/>
+        <w:rPr>
+          <w:rFonts w:ascii="Times New Roman" w:eastAsiaTheme="minorEastAsia" w:hAnsi="Times New Roman" w:cs="Times New Roman"/>
+          <w:sz w:val="28"/>
+          <w:szCs w:val="28"/>
+        </w:rPr>
+      </w:pPr>
+      <w:r>
+        <w:rPr>
+          <w:rFonts w:ascii="Times New Roman" w:eastAsiaTheme="minorEastAsia" w:hAnsi="Times New Roman" w:cs="Times New Roman"/>
+          <w:sz w:val="28"/>
+          <w:szCs w:val="28"/>
+        </w:rPr>
+        <w:t xml:space="preserve">Код реализованных алгоритмов находится в репозитории </w:t>
+      </w:r>
+      <w:hyperlink r:id="rId11" w:history="1">
+        <w:r>
+          <w:rPr>
+            <w:rStyle w:val="ad"/>
+            <w:rFonts w:ascii="Times New Roman" w:eastAsiaTheme="minorEastAsia" w:hAnsi="Times New Roman" w:cs="Times New Roman"/>
+            <w:sz w:val="28"/>
+            <w:szCs w:val="28"/>
+            <w:lang w:val="en-US"/>
+          </w:rPr>
+          <w:t>GitHub</w:t>
+        </w:r>
+      </w:hyperlink>
+      <w:r>
+        <w:rPr>
+          <w:rFonts w:ascii="Times New Roman" w:eastAsiaTheme="minorEastAsia" w:hAnsi="Times New Roman" w:cs="Times New Roman"/>
+          <w:sz w:val="28"/>
+          <w:szCs w:val="28"/>
+        </w:rPr>
+        <w:t xml:space="preserve"> (</w:t>
+      </w:r>
+      <w:hyperlink r:id="rId12" w:history="1">
+        <w:r>
+          <w:rPr>
+            <w:rStyle w:val="ad"/>
+            <w:rFonts w:ascii="Times New Roman" w:eastAsiaTheme="minorEastAsia" w:hAnsi="Times New Roman" w:cs="Times New Roman"/>
+            <w:sz w:val="28"/>
+            <w:szCs w:val="28"/>
+          </w:rPr>
+          <w:t>https://github.com/darkyz12345/chmod_laba2</w:t>
+        </w:r>
+      </w:hyperlink>
+      <w:r>
+        <w:rPr>
+          <w:rFonts w:ascii="Times New Roman" w:eastAsiaTheme="minorEastAsia" w:hAnsi="Times New Roman" w:cs="Times New Roman"/>
+          <w:sz w:val="28"/>
+          <w:szCs w:val="28"/>
+        </w:rPr>
+        <w:t>)</w:t>
+      </w:r>
+    </w:p>
+    <w:p>
+      <w:pPr>
+        <w:spacing w:after="0" w:line="240" w:lineRule="auto"/>
+        <w:jc w:val="both"/>
+        <w:rPr>
+          <w:rFonts w:ascii="Times New Roman" w:eastAsiaTheme="minorEastAsia" w:hAnsi="Times New Roman" w:cs="Times New Roman"/>
+          <w:sz w:val="28"/>
+          <w:szCs w:val="28"/>
+          <w:lang w:val="en-US"/>
+        </w:rPr>
+      </w:pPr>
+    </w:p>
+    <w:p>
+      <w:pPr>
+        <w:spacing w:after="0" w:line="240" w:lineRule="auto"/>
+        <w:jc w:val="both"/>
+        <w:rPr>
+          <w:rFonts w:ascii="Times New Roman" w:eastAsiaTheme="minorEastAsia" w:hAnsi="Times New Roman" w:cs="Times New Roman"/>
+          <w:sz w:val="28"/>
+          <w:szCs w:val="28"/>
+          <w:lang w:val="en-US"/>
+        </w:rPr>
+      </w:pPr>
+      <w:r>
+        <w:rPr>
+          <w:rFonts w:ascii="Times New Roman" w:eastAsiaTheme="minorEastAsia" w:hAnsi="Times New Roman" w:cs="Times New Roman"/>
+          <w:noProof/>
+          <w:sz w:val="28"/>
+          <w:szCs w:val="28"/>
+          <w:lang w:val="en-US"/>
+        </w:rPr>
+        <w:drawing>
+          <wp:inline distT="0" distB="0" distL="0" distR="0" wp14:anchorId="20675CD8" wp14:editId="7A859071">
+            <wp:extent cx="1981200" cy="1981200"/>
+            <wp:effectExtent l="0" t="0" r="0" b="0"/>
+            <wp:docPr id="1229388414" name="Рисунок 6"/>
+            <wp:cNvGraphicFramePr>
+              <a:graphicFrameLocks xmlns:a="http://schemas.openxmlformats.org/drawingml/2006/main" noChangeAspect="1"/>
+            </wp:cNvGraphicFramePr>
+            <a:graphic xmlns:a="http://schemas.openxmlformats.org/drawingml/2006/main">
+              <a:graphicData uri="http://schemas.openxmlformats.org/drawingml/2006/picture">
+                <pic:pic xmlns:pic="http://schemas.openxmlformats.org/drawingml/2006/picture">
+                  <pic:nvPicPr>
+                    <pic:cNvPr id="1229388414" name="Рисунок 1229388414"/>
+                    <pic:cNvPicPr/>
+                  </pic:nvPicPr>
+                  <pic:blipFill>
+                    <a:blip r:embed="rId13" cstate="print">
+                      <a:extLst>
+                        <a:ext uri="{28A0092B-C50C-407E-A947-70E740481C1C}">
+                          <a14:useLocalDpi xmlns:a14="http://schemas.microsoft.com/office/drawing/2010/main" val="0"/>
+                        </a:ext>
+                      </a:extLst>
+                    </a:blip>
+                    <a:stretch>
+                      <a:fillRect/>
+                    </a:stretch>
+                  </pic:blipFill>
+                  <pic:spPr>
+                    <a:xfrm>
+                      <a:off x="0" y="0"/>
+                      <a:ext cx="1981200" cy="1981200"/>
+                    </a:xfrm>
+                    <a:prstGeom prst="rect">
+                      <a:avLst/>
+                    </a:prstGeom>
+                  </pic:spPr>
+                </pic:pic>
+              </a:graphicData>
+            </a:graphic>
+          </wp:inline>
+        </w:drawing>
+      </w:r>
+    </w:p>
+    <w:p>
+      <w:pPr>
+        <w:spacing w:after="0" w:line="240" w:lineRule="auto"/>
+        <w:jc w:val="both"/>
+        <w:rPr>
+          <w:rFonts w:ascii="Times New Roman" w:eastAsiaTheme="minorEastAsia" w:hAnsi="Times New Roman" w:cs="Times New Roman"/>
+          <w:sz w:val="28"/>
+          <w:szCs w:val="28"/>
+          <w:lang w:val="en-US"/>
+        </w:rPr>
+      </w:pPr>
+    </w:p>
+    <w:p>
+      <w:pPr>
+        <w:spacing w:after="0" w:line="240" w:lineRule="auto"/>
+        <w:jc w:val="center"/>
+        <w:rPr>
+          <w:rFonts w:ascii="Times New Roman" w:eastAsiaTheme="minorEastAsia" w:hAnsi="Times New Roman" w:cs="Times New Roman"/>
+          <w:b/>
+          <w:bCs/>
+          <w:sz w:val="28"/>
+          <w:szCs w:val="28"/>
+        </w:rPr>
+      </w:pPr>
+      <w:r>
+        <w:rPr>
+          <w:rFonts w:ascii="Times New Roman" w:eastAsiaTheme="minorEastAsia" w:hAnsi="Times New Roman" w:cs="Times New Roman"/>
+          <w:b/>
+          <w:bCs/>
+          <w:sz w:val="28"/>
+          <w:szCs w:val="28"/>
+        </w:rPr>
+        <w:t>Используемая литература</w:t>
+      </w:r>
+    </w:p>
+    <w:p>
+      <w:pPr>
+        <w:pStyle w:val="a7"/>
+        <w:numPr>
+          <w:ilvl w:val="0"/>
+          <w:numId w:val="2"/>
+        </w:numPr>
+        <w:spacing w:after="0" w:line="240" w:lineRule="auto"/>
+        <w:jc w:val="both"/>
+        <w:rPr>
+          <w:rFonts w:ascii="Times New Roman" w:eastAsiaTheme="minorEastAsia" w:hAnsi="Times New Roman" w:cs="Times New Roman"/>
+          <w:sz w:val="28"/>
+          <w:szCs w:val="28"/>
+        </w:rPr>
+      </w:pPr>
+      <w:r>
+        <w:rPr>
+          <w:rFonts w:ascii="Times New Roman" w:eastAsiaTheme="minorEastAsia" w:hAnsi="Times New Roman" w:cs="Times New Roman"/>
+          <w:sz w:val="28"/>
+          <w:szCs w:val="28"/>
+        </w:rPr>
+        <w:t xml:space="preserve">Егамбердиев Б. Б. </w:t>
+      </w:r>
+      <w:r>
+        <w:rPr>
+          <w:rFonts w:ascii="Times New Roman" w:eastAsiaTheme="minorEastAsia" w:hAnsi="Times New Roman" w:cs="Times New Roman"/>
+          <w:b/>
+          <w:bCs/>
+          <w:sz w:val="28"/>
+          <w:szCs w:val="28"/>
+        </w:rPr>
+        <w:t>Численные методы и компьютерный практикум: лекционные материалы и лабораторные работы: учебнометодическое пособие.</w:t>
+      </w:r>
+      <w:r>
+        <w:rPr>
+          <w:rFonts w:ascii="Times New Roman" w:eastAsiaTheme="minorEastAsia" w:hAnsi="Times New Roman" w:cs="Times New Roman"/>
+          <w:sz w:val="28"/>
+          <w:szCs w:val="28"/>
+        </w:rPr>
+        <w:t xml:space="preserve"> — Ташкент: Ташкентский филиал НИЯУ МИФИ, 2026. — 101 с.</w:t>
+      </w:r>
+    </w:p>
+    <w:p>
+      <w:pPr>
+        <w:pStyle w:val="a7"/>
+        <w:numPr>
+          <w:ilvl w:val="0"/>
+          <w:numId w:val="2"/>
+        </w:numPr>
+        <w:spacing w:after="0" w:line="240" w:lineRule="auto"/>
+        <w:jc w:val="both"/>
+        <w:rPr>
+          <w:rFonts w:ascii="Times New Roman" w:eastAsiaTheme="minorEastAsia" w:hAnsi="Times New Roman" w:cs="Times New Roman"/>
+          <w:sz w:val="28"/>
+          <w:szCs w:val="28"/>
+        </w:rPr>
+      </w:pPr>
+      <w:r>
+        <w:rPr>
+          <w:rFonts w:ascii="Times New Roman" w:eastAsiaTheme="minorEastAsia" w:hAnsi="Times New Roman" w:cs="Times New Roman"/>
+          <w:b/>
+          <w:bCs/>
+          <w:sz w:val="28"/>
+          <w:szCs w:val="28"/>
+        </w:rPr>
+        <w:t>Matplotlib Documentation</w:t>
+      </w:r>
+      <w:r>
+        <w:rPr>
+          <w:rFonts w:ascii="Times New Roman" w:eastAsiaTheme="minorEastAsia" w:hAnsi="Times New Roman" w:cs="Times New Roman"/>
+          <w:sz w:val="28"/>
+          <w:szCs w:val="28"/>
+        </w:rPr>
+        <w:t xml:space="preserve">. — Официальная документация Matplotlib. — URL: </w:t>
+      </w:r>
+      <w:hyperlink r:id="rId14" w:history="1">
+        <w:r>
+          <w:rPr>
+            <w:rStyle w:val="ad"/>
+            <w:rFonts w:ascii="Times New Roman" w:eastAsiaTheme="minorEastAsia" w:hAnsi="Times New Roman" w:cs="Times New Roman"/>
+            <w:sz w:val="28"/>
+            <w:szCs w:val="28"/>
+          </w:rPr>
+          <w:t>https://matplotlib.org/stable/contents.html</w:t>
+        </w:r>
+      </w:hyperlink>
+    </w:p>
+    <w:p>
+      <w:pPr>
+        <w:pStyle w:val="a7"/>
+        <w:numPr>
+          <w:ilvl w:val="0"/>
+          <w:numId w:val="2"/>
+        </w:numPr>
+        <w:spacing w:after="0" w:line="240" w:lineRule="auto"/>
+        <w:jc w:val="both"/>
+        <w:rPr>
+          <w:rFonts w:ascii="Times New Roman" w:eastAsiaTheme="minorEastAsia" w:hAnsi="Times New Roman" w:cs="Times New Roman"/>
+          <w:sz w:val="28"/>
+          <w:szCs w:val="28"/>
+        </w:rPr>
+      </w:pPr>
+      <w:r>
+        <w:rPr>
+          <w:rFonts w:ascii="Times New Roman" w:eastAsiaTheme="minorEastAsia" w:hAnsi="Times New Roman" w:cs="Times New Roman"/>
+          <w:b/>
+          <w:bCs/>
+          <w:sz w:val="28"/>
+          <w:szCs w:val="28"/>
+          <w:lang w:val="en-US"/>
+        </w:rPr>
+        <w:t>LaTeX Documentation.</w:t>
+      </w:r>
+      <w:r>
+        <w:rPr>
+          <w:rFonts w:ascii="Times New Roman" w:eastAsiaTheme="minorEastAsia" w:hAnsi="Times New Roman" w:cs="Times New Roman"/>
+          <w:sz w:val="28"/>
+          <w:szCs w:val="28"/>
+          <w:lang w:val="en-US"/>
+        </w:rPr>
+        <w:t xml:space="preserve"> LaTeX – A document preparation system [</w:t>
+      </w:r>
+      <w:r>
+        <w:rPr>
+          <w:rFonts w:ascii="Times New Roman" w:eastAsiaTheme="minorEastAsia" w:hAnsi="Times New Roman" w:cs="Times New Roman"/>
+          <w:sz w:val="28"/>
+          <w:szCs w:val="28"/>
+        </w:rPr>
+        <w:t>Электронный</w:t>
+      </w:r>
+      <w:r>
+        <w:rPr>
+          <w:rFonts w:ascii="Times New Roman" w:eastAsiaTheme="minorEastAsia" w:hAnsi="Times New Roman" w:cs="Times New Roman"/>
+          <w:sz w:val="28"/>
+          <w:szCs w:val="28"/>
+          <w:lang w:val="en-US"/>
+        </w:rPr>
+        <w:t xml:space="preserve"> </w:t>
+      </w:r>
+      <w:r>
+        <w:rPr>
+          <w:rFonts w:ascii="Times New Roman" w:eastAsiaTheme="minorEastAsia" w:hAnsi="Times New Roman" w:cs="Times New Roman"/>
+          <w:sz w:val="28"/>
+          <w:szCs w:val="28"/>
+        </w:rPr>
+        <w:t>ресурс</w:t>
+      </w:r>
+      <w:r>
+        <w:rPr>
+          <w:rFonts w:ascii="Times New Roman" w:eastAsiaTheme="minorEastAsia" w:hAnsi="Times New Roman" w:cs="Times New Roman"/>
+          <w:sz w:val="28"/>
+          <w:szCs w:val="28"/>
+          <w:lang w:val="en-US"/>
+        </w:rPr>
+        <w:t xml:space="preserve">]. </w:t>
+      </w:r>
+      <w:r>
+        <w:rPr>
+          <w:rFonts w:ascii="Times New Roman" w:eastAsiaTheme="minorEastAsia" w:hAnsi="Times New Roman" w:cs="Times New Roman"/>
+          <w:sz w:val="28"/>
+          <w:szCs w:val="28"/>
+        </w:rPr>
+        <w:t xml:space="preserve">URL: </w:t>
+      </w:r>
+      <w:hyperlink r:id="rId15" w:history="1">
+        <w:r>
+          <w:rPr>
+            <w:rStyle w:val="ad"/>
+            <w:rFonts w:ascii="Times New Roman" w:eastAsiaTheme="minorEastAsia" w:hAnsi="Times New Roman" w:cs="Times New Roman"/>
+            <w:sz w:val="28"/>
+            <w:szCs w:val="28"/>
+          </w:rPr>
+          <w:t>https://www.latex-project.org/help/documentation/</w:t>
+        </w:r>
+      </w:hyperlink>
+    </w:p>
     <w:sectPr>
+      <w:headerReference w:type="even" r:id="rId16"/>
+      <w:headerReference w:type="default" r:id="rId17"/>
+      <w:footerReference w:type="even" r:id="rId18"/>
+      <w:footerReference w:type="default" r:id="rId19"/>
+      <w:headerReference w:type="first" r:id="rId20"/>
+      <w:footerReference w:type="first" r:id="rId21"/>
       <w:pgSz w:w="11906" w:h="16838"/>
       <w:pgMar w:top="1134" w:right="1134" w:bottom="1134" w:left="1418" w:header="709" w:footer="709" w:gutter="0"/>
       <w:cols w:space="708"/>
@@ -4183,9 +7616,264 @@
 </w:document>
 </file>
 
+<file path=word/endnotes.xml><?xml version="1.0" encoding="utf-8"?>
+<w:endnotes xmlns:wpc="http://schemas.microsoft.com/office/word/2010/wordprocessingCanvas" xmlns:cx="http://schemas.microsoft.com/office/drawing/2014/chartex" xmlns:cx1="http://schemas.microsoft.com/office/drawing/2015/9/8/chartex" xmlns:cx2="http://schemas.microsoft.com/office/drawing/2015/10/21/chartex" xmlns:cx3="http://schemas.microsoft.com/office/drawing/2016/5/9/chartex" xmlns:cx4="http://schemas.microsoft.com/office/drawing/2016/5/10/chartex" xmlns:cx5="http://schemas.microsoft.com/office/drawing/2016/5/11/chartex" xmlns:cx6="http://schemas.microsoft.com/office/drawing/2016/5/12/chartex" xmlns:cx7="http://schemas.microsoft.com/office/drawing/2016/5/13/chartex" xmlns:cx8="http://schemas.microsoft.com/office/drawing/2016/5/14/chartex" xmlns:mc="http://schemas.openxmlformats.org/markup-compatibility/2006" xmlns:aink="http://schemas.microsoft.com/office/drawing/2016/ink" xmlns:am3d="http://schemas.microsoft.com/office/drawing/2017/model3d" xmlns:o="urn:schemas-microsoft-com:office:office" xmlns:oel="http://schemas.microsoft.com/office/2019/extlst" xmlns:r="http://schemas.openxmlformats.org/officeDocument/2006/relationships" xmlns:m="http://schemas.openxmlformats.org/officeDocument/2006/math" xmlns:v="urn:schemas-microsoft-com:vml" xmlns:wp14="http://schemas.microsoft.com/office/word/2010/wordprocessingDrawing" xmlns:wp="http://schemas.openxmlformats.org/drawingml/2006/wordprocessingDrawing" xmlns:w10="urn:schemas-microsoft-com:office:word" xmlns:w="http://schemas.openxmlformats.org/wordprocessingml/2006/main" xmlns:w14="http://schemas.microsoft.com/office/word/2010/wordml" xmlns:w15="http://schemas.microsoft.com/office/word/2012/wordml" xmlns:w16cex="http://schemas.microsoft.com/office/word/2018/wordml/cex" xmlns:w16cid="http://schemas.microsoft.com/office/word/2016/wordml/cid" xmlns:w16="http://schemas.microsoft.com/office/word/2018/wordml" xmlns:w16du="http://schemas.microsoft.com/office/word/2023/wordml/word16du" xmlns:w16sdtdh="http://schemas.microsoft.com/office/word/2020/wordml/sdtdatahash" xmlns:w16sdtfl="http://schemas.microsoft.com/office/word/2024/wordml/sdtformatlock" xmlns:w16se="http://schemas.microsoft.com/office/word/2015/wordml/symex" xmlns:wpg="http://schemas.microsoft.com/office/word/2010/wordprocessingGroup" xmlns:wpi="http://schemas.microsoft.com/office/word/2010/wordprocessingInk" xmlns:wne="http://schemas.microsoft.com/office/word/2006/wordml" xmlns:wps="http://schemas.microsoft.com/office/word/2010/wordprocessingShape" mc:Ignorable="w14 w15 w16se w16cid w16 w16cex w16sdtdh w16sdtfl w16du wp14">
+  <w:endnote w:type="separator" w:id="-1">
+    <w:p>
+      <w:pPr>
+        <w:spacing w:after="0" w:line="240" w:lineRule="auto"/>
+      </w:pPr>
+      <w:r>
+        <w:separator/>
+      </w:r>
+    </w:p>
+  </w:endnote>
+  <w:endnote w:type="continuationSeparator" w:id="0">
+    <w:p>
+      <w:pPr>
+        <w:spacing w:after="0" w:line="240" w:lineRule="auto"/>
+      </w:pPr>
+      <w:r>
+        <w:continuationSeparator/>
+      </w:r>
+    </w:p>
+  </w:endnote>
+</w:endnotes>
+</file>
+
+<file path=word/footer1.xml><?xml version="1.0" encoding="utf-8"?>
+<w:ftr xmlns:wpc="http://schemas.microsoft.com/office/word/2010/wordprocessingCanvas" xmlns:cx="http://schemas.microsoft.com/office/drawing/2014/chartex" xmlns:cx1="http://schemas.microsoft.com/office/drawing/2015/9/8/chartex" xmlns:cx2="http://schemas.microsoft.com/office/drawing/2015/10/21/chartex" xmlns:cx3="http://schemas.microsoft.com/office/drawing/2016/5/9/chartex" xmlns:cx4="http://schemas.microsoft.com/office/drawing/2016/5/10/chartex" xmlns:cx5="http://schemas.microsoft.com/office/drawing/2016/5/11/chartex" xmlns:cx6="http://schemas.microsoft.com/office/drawing/2016/5/12/chartex" xmlns:cx7="http://schemas.microsoft.com/office/drawing/2016/5/13/chartex" xmlns:cx8="http://schemas.microsoft.com/office/drawing/2016/5/14/chartex" xmlns:mc="http://schemas.openxmlformats.org/markup-compatibility/2006" xmlns:aink="http://schemas.microsoft.com/office/drawing/2016/ink" xmlns:am3d="http://schemas.microsoft.com/office/drawing/2017/model3d" xmlns:o="urn:schemas-microsoft-com:office:office" xmlns:oel="http://schemas.microsoft.com/office/2019/extlst" xmlns:r="http://schemas.openxmlformats.org/officeDocument/2006/relationships" xmlns:m="http://schemas.openxmlformats.org/officeDocument/2006/math" xmlns:v="urn:schemas-microsoft-com:vml" xmlns:wp14="http://schemas.microsoft.com/office/word/2010/wordprocessingDrawing" xmlns:wp="http://schemas.openxmlformats.org/drawingml/2006/wordprocessingDrawing" xmlns:w10="urn:schemas-microsoft-com:office:word" xmlns:w="http://schemas.openxmlformats.org/wordprocessingml/2006/main" xmlns:w14="http://schemas.microsoft.com/office/word/2010/wordml" xmlns:w15="http://schemas.microsoft.com/office/word/2012/wordml" xmlns:w16cex="http://schemas.microsoft.com/office/word/2018/wordml/cex" xmlns:w16cid="http://schemas.microsoft.com/office/word/2016/wordml/cid" xmlns:w16="http://schemas.microsoft.com/office/word/2018/wordml" xmlns:w16du="http://schemas.microsoft.com/office/word/2023/wordml/word16du" xmlns:w16sdtdh="http://schemas.microsoft.com/office/word/2020/wordml/sdtdatahash" xmlns:w16sdtfl="http://schemas.microsoft.com/office/word/2024/wordml/sdtformatlock" xmlns:w16se="http://schemas.microsoft.com/office/word/2015/wordml/symex" xmlns:wpg="http://schemas.microsoft.com/office/word/2010/wordprocessingGroup" xmlns:wpi="http://schemas.microsoft.com/office/word/2010/wordprocessingInk" xmlns:wne="http://schemas.microsoft.com/office/word/2006/wordml" xmlns:wps="http://schemas.microsoft.com/office/word/2010/wordprocessingShape" mc:Ignorable="w14 w15 w16se w16cid w16 w16cex w16sdtdh w16sdtfl w16du wp14">
+  <w:p>
+    <w:pPr>
+      <w:pStyle w:val="af1"/>
+    </w:pPr>
+  </w:p>
+</w:ftr>
+</file>
+
+<file path=word/footer2.xml><?xml version="1.0" encoding="utf-8"?>
+<w:ftr xmlns:wpc="http://schemas.microsoft.com/office/word/2010/wordprocessingCanvas" xmlns:cx="http://schemas.microsoft.com/office/drawing/2014/chartex" xmlns:cx1="http://schemas.microsoft.com/office/drawing/2015/9/8/chartex" xmlns:cx2="http://schemas.microsoft.com/office/drawing/2015/10/21/chartex" xmlns:cx3="http://schemas.microsoft.com/office/drawing/2016/5/9/chartex" xmlns:cx4="http://schemas.microsoft.com/office/drawing/2016/5/10/chartex" xmlns:cx5="http://schemas.microsoft.com/office/drawing/2016/5/11/chartex" xmlns:cx6="http://schemas.microsoft.com/office/drawing/2016/5/12/chartex" xmlns:cx7="http://schemas.microsoft.com/office/drawing/2016/5/13/chartex" xmlns:cx8="http://schemas.microsoft.com/office/drawing/2016/5/14/chartex" xmlns:mc="http://schemas.openxmlformats.org/markup-compatibility/2006" xmlns:aink="http://schemas.microsoft.com/office/drawing/2016/ink" xmlns:am3d="http://schemas.microsoft.com/office/drawing/2017/model3d" xmlns:o="urn:schemas-microsoft-com:office:office" xmlns:oel="http://schemas.microsoft.com/office/2019/extlst" xmlns:r="http://schemas.openxmlformats.org/officeDocument/2006/relationships" xmlns:m="http://schemas.openxmlformats.org/officeDocument/2006/math" xmlns:v="urn:schemas-microsoft-com:vml" xmlns:wp14="http://schemas.microsoft.com/office/word/2010/wordprocessingDrawing" xmlns:wp="http://schemas.openxmlformats.org/drawingml/2006/wordprocessingDrawing" xmlns:w10="urn:schemas-microsoft-com:office:word" xmlns:w="http://schemas.openxmlformats.org/wordprocessingml/2006/main" xmlns:w14="http://schemas.microsoft.com/office/word/2010/wordml" xmlns:w15="http://schemas.microsoft.com/office/word/2012/wordml" xmlns:w16cex="http://schemas.microsoft.com/office/word/2018/wordml/cex" xmlns:w16cid="http://schemas.microsoft.com/office/word/2016/wordml/cid" xmlns:w16="http://schemas.microsoft.com/office/word/2018/wordml" xmlns:w16du="http://schemas.microsoft.com/office/word/2023/wordml/word16du" xmlns:w16sdtdh="http://schemas.microsoft.com/office/word/2020/wordml/sdtdatahash" xmlns:w16sdtfl="http://schemas.microsoft.com/office/word/2024/wordml/sdtformatlock" xmlns:w16se="http://schemas.microsoft.com/office/word/2015/wordml/symex" xmlns:wpg="http://schemas.microsoft.com/office/word/2010/wordprocessingGroup" xmlns:wpi="http://schemas.microsoft.com/office/word/2010/wordprocessingInk" xmlns:wne="http://schemas.microsoft.com/office/word/2006/wordml" xmlns:wps="http://schemas.microsoft.com/office/word/2010/wordprocessingShape" mc:Ignorable="w14 w15 w16se w16cid w16 w16cex w16sdtdh w16sdtfl w16du wp14">
+  <w:sdt>
+    <w:sdtPr>
+      <w:id w:val="-1425801700"/>
+      <w:docPartObj>
+        <w:docPartGallery w:val="Page Numbers (Bottom of Page)"/>
+        <w:docPartUnique/>
+      </w:docPartObj>
+    </w:sdtPr>
+    <w:sdtContent>
+      <w:p>
+        <w:pPr>
+          <w:pStyle w:val="af1"/>
+          <w:jc w:val="right"/>
+        </w:pPr>
+        <w:r>
+          <w:fldChar w:fldCharType="begin"/>
+        </w:r>
+        <w:r>
+          <w:instrText>PAGE   \* MERGEFORMAT</w:instrText>
+        </w:r>
+        <w:r>
+          <w:fldChar w:fldCharType="separate"/>
+        </w:r>
+        <w:r>
+          <w:t>2</w:t>
+        </w:r>
+        <w:r>
+          <w:fldChar w:fldCharType="end"/>
+        </w:r>
+      </w:p>
+    </w:sdtContent>
+  </w:sdt>
+  <w:p>
+    <w:pPr>
+      <w:pStyle w:val="af1"/>
+    </w:pPr>
+  </w:p>
+</w:ftr>
+</file>
+
+<file path=word/footer3.xml><?xml version="1.0" encoding="utf-8"?>
+<w:ftr xmlns:wpc="http://schemas.microsoft.com/office/word/2010/wordprocessingCanvas" xmlns:cx="http://schemas.microsoft.com/office/drawing/2014/chartex" xmlns:cx1="http://schemas.microsoft.com/office/drawing/2015/9/8/chartex" xmlns:cx2="http://schemas.microsoft.com/office/drawing/2015/10/21/chartex" xmlns:cx3="http://schemas.microsoft.com/office/drawing/2016/5/9/chartex" xmlns:cx4="http://schemas.microsoft.com/office/drawing/2016/5/10/chartex" xmlns:cx5="http://schemas.microsoft.com/office/drawing/2016/5/11/chartex" xmlns:cx6="http://schemas.microsoft.com/office/drawing/2016/5/12/chartex" xmlns:cx7="http://schemas.microsoft.com/office/drawing/2016/5/13/chartex" xmlns:cx8="http://schemas.microsoft.com/office/drawing/2016/5/14/chartex" xmlns:mc="http://schemas.openxmlformats.org/markup-compatibility/2006" xmlns:aink="http://schemas.microsoft.com/office/drawing/2016/ink" xmlns:am3d="http://schemas.microsoft.com/office/drawing/2017/model3d" xmlns:o="urn:schemas-microsoft-com:office:office" xmlns:oel="http://schemas.microsoft.com/office/2019/extlst" xmlns:r="http://schemas.openxmlformats.org/officeDocument/2006/relationships" xmlns:m="http://schemas.openxmlformats.org/officeDocument/2006/math" xmlns:v="urn:schemas-microsoft-com:vml" xmlns:wp14="http://schemas.microsoft.com/office/word/2010/wordprocessingDrawing" xmlns:wp="http://schemas.openxmlformats.org/drawingml/2006/wordprocessingDrawing" xmlns:w10="urn:schemas-microsoft-com:office:word" xmlns:w="http://schemas.openxmlformats.org/wordprocessingml/2006/main" xmlns:w14="http://schemas.microsoft.com/office/word/2010/wordml" xmlns:w15="http://schemas.microsoft.com/office/word/2012/wordml" xmlns:w16cex="http://schemas.microsoft.com/office/word/2018/wordml/cex" xmlns:w16cid="http://schemas.microsoft.com/office/word/2016/wordml/cid" xmlns:w16="http://schemas.microsoft.com/office/word/2018/wordml" xmlns:w16du="http://schemas.microsoft.com/office/word/2023/wordml/word16du" xmlns:w16sdtdh="http://schemas.microsoft.com/office/word/2020/wordml/sdtdatahash" xmlns:w16sdtfl="http://schemas.microsoft.com/office/word/2024/wordml/sdtformatlock" xmlns:w16se="http://schemas.microsoft.com/office/word/2015/wordml/symex" xmlns:wpg="http://schemas.microsoft.com/office/word/2010/wordprocessingGroup" xmlns:wpi="http://schemas.microsoft.com/office/word/2010/wordprocessingInk" xmlns:wne="http://schemas.microsoft.com/office/word/2006/wordml" xmlns:wps="http://schemas.microsoft.com/office/word/2010/wordprocessingShape" mc:Ignorable="w14 w15 w16se w16cid w16 w16cex w16sdtdh w16sdtfl w16du wp14">
+  <w:p>
+    <w:pPr>
+      <w:pStyle w:val="af1"/>
+    </w:pPr>
+  </w:p>
+</w:ftr>
+</file>
+
+<file path=word/footnotes.xml><?xml version="1.0" encoding="utf-8"?>
+<w:footnotes xmlns:wpc="http://schemas.microsoft.com/office/word/2010/wordprocessingCanvas" xmlns:cx="http://schemas.microsoft.com/office/drawing/2014/chartex" xmlns:cx1="http://schemas.microsoft.com/office/drawing/2015/9/8/chartex" xmlns:cx2="http://schemas.microsoft.com/office/drawing/2015/10/21/chartex" xmlns:cx3="http://schemas.microsoft.com/office/drawing/2016/5/9/chartex" xmlns:cx4="http://schemas.microsoft.com/office/drawing/2016/5/10/chartex" xmlns:cx5="http://schemas.microsoft.com/office/drawing/2016/5/11/chartex" xmlns:cx6="http://schemas.microsoft.com/office/drawing/2016/5/12/chartex" xmlns:cx7="http://schemas.microsoft.com/office/drawing/2016/5/13/chartex" xmlns:cx8="http://schemas.microsoft.com/office/drawing/2016/5/14/chartex" xmlns:mc="http://schemas.openxmlformats.org/markup-compatibility/2006" xmlns:aink="http://schemas.microsoft.com/office/drawing/2016/ink" xmlns:am3d="http://schemas.microsoft.com/office/drawing/2017/model3d" xmlns:o="urn:schemas-microsoft-com:office:office" xmlns:oel="http://schemas.microsoft.com/office/2019/extlst" xmlns:r="http://schemas.openxmlformats.org/officeDocument/2006/relationships" xmlns:m="http://schemas.openxmlformats.org/officeDocument/2006/math" xmlns:v="urn:schemas-microsoft-com:vml" xmlns:wp14="http://schemas.microsoft.com/office/word/2010/wordprocessingDrawing" xmlns:wp="http://schemas.openxmlformats.org/drawingml/2006/wordprocessingDrawing" xmlns:w10="urn:schemas-microsoft-com:office:word" xmlns:w="http://schemas.openxmlformats.org/wordprocessingml/2006/main" xmlns:w14="http://schemas.microsoft.com/office/word/2010/wordml" xmlns:w15="http://schemas.microsoft.com/office/word/2012/wordml" xmlns:w16cex="http://schemas.microsoft.com/office/word/2018/wordml/cex" xmlns:w16cid="http://schemas.microsoft.com/office/word/2016/wordml/cid" xmlns:w16="http://schemas.microsoft.com/office/word/2018/wordml" xmlns:w16du="http://schemas.microsoft.com/office/word/2023/wordml/word16du" xmlns:w16sdtdh="http://schemas.microsoft.com/office/word/2020/wordml/sdtdatahash" xmlns:w16sdtfl="http://schemas.microsoft.com/office/word/2024/wordml/sdtformatlock" xmlns:w16se="http://schemas.microsoft.com/office/word/2015/wordml/symex" xmlns:wpg="http://schemas.microsoft.com/office/word/2010/wordprocessingGroup" xmlns:wpi="http://schemas.microsoft.com/office/word/2010/wordprocessingInk" xmlns:wne="http://schemas.microsoft.com/office/word/2006/wordml" xmlns:wps="http://schemas.microsoft.com/office/word/2010/wordprocessingShape" mc:Ignorable="w14 w15 w16se w16cid w16 w16cex w16sdtdh w16sdtfl w16du wp14">
+  <w:footnote w:type="separator" w:id="-1">
+    <w:p>
+      <w:pPr>
+        <w:spacing w:after="0" w:line="240" w:lineRule="auto"/>
+      </w:pPr>
+      <w:r>
+        <w:separator/>
+      </w:r>
+    </w:p>
+  </w:footnote>
+  <w:footnote w:type="continuationSeparator" w:id="0">
+    <w:p>
+      <w:pPr>
+        <w:spacing w:after="0" w:line="240" w:lineRule="auto"/>
+      </w:pPr>
+      <w:r>
+        <w:continuationSeparator/>
+      </w:r>
+    </w:p>
+  </w:footnote>
+</w:footnotes>
+</file>
+
+<file path=word/header1.xml><?xml version="1.0" encoding="utf-8"?>
+<w:hdr xmlns:wpc="http://schemas.microsoft.com/office/word/2010/wordprocessingCanvas" xmlns:cx="http://schemas.microsoft.com/office/drawing/2014/chartex" xmlns:cx1="http://schemas.microsoft.com/office/drawing/2015/9/8/chartex" xmlns:cx2="http://schemas.microsoft.com/office/drawing/2015/10/21/chartex" xmlns:cx3="http://schemas.microsoft.com/office/drawing/2016/5/9/chartex" xmlns:cx4="http://schemas.microsoft.com/office/drawing/2016/5/10/chartex" xmlns:cx5="http://schemas.microsoft.com/office/drawing/2016/5/11/chartex" xmlns:cx6="http://schemas.microsoft.com/office/drawing/2016/5/12/chartex" xmlns:cx7="http://schemas.microsoft.com/office/drawing/2016/5/13/chartex" xmlns:cx8="http://schemas.microsoft.com/office/drawing/2016/5/14/chartex" xmlns:mc="http://schemas.openxmlformats.org/markup-compatibility/2006" xmlns:aink="http://schemas.microsoft.com/office/drawing/2016/ink" xmlns:am3d="http://schemas.microsoft.com/office/drawing/2017/model3d" xmlns:o="urn:schemas-microsoft-com:office:office" xmlns:oel="http://schemas.microsoft.com/office/2019/extlst" xmlns:r="http://schemas.openxmlformats.org/officeDocument/2006/relationships" xmlns:m="http://schemas.openxmlformats.org/officeDocument/2006/math" xmlns:v="urn:schemas-microsoft-com:vml" xmlns:wp14="http://schemas.microsoft.com/office/word/2010/wordprocessingDrawing" xmlns:wp="http://schemas.openxmlformats.org/drawingml/2006/wordprocessingDrawing" xmlns:w10="urn:schemas-microsoft-com:office:word" xmlns:w="http://schemas.openxmlformats.org/wordprocessingml/2006/main" xmlns:w14="http://schemas.microsoft.com/office/word/2010/wordml" xmlns:w15="http://schemas.microsoft.com/office/word/2012/wordml" xmlns:w16cex="http://schemas.microsoft.com/office/word/2018/wordml/cex" xmlns:w16cid="http://schemas.microsoft.com/office/word/2016/wordml/cid" xmlns:w16="http://schemas.microsoft.com/office/word/2018/wordml" xmlns:w16du="http://schemas.microsoft.com/office/word/2023/wordml/word16du" xmlns:w16sdtdh="http://schemas.microsoft.com/office/word/2020/wordml/sdtdatahash" xmlns:w16sdtfl="http://schemas.microsoft.com/office/word/2024/wordml/sdtformatlock" xmlns:w16se="http://schemas.microsoft.com/office/word/2015/wordml/symex" xmlns:wpg="http://schemas.microsoft.com/office/word/2010/wordprocessingGroup" xmlns:wpi="http://schemas.microsoft.com/office/word/2010/wordprocessingInk" xmlns:wne="http://schemas.microsoft.com/office/word/2006/wordml" xmlns:wps="http://schemas.microsoft.com/office/word/2010/wordprocessingShape" mc:Ignorable="w14 w15 w16se w16cid w16 w16cex w16sdtdh w16sdtfl w16du wp14">
+  <w:p>
+    <w:pPr>
+      <w:pStyle w:val="af"/>
+    </w:pPr>
+  </w:p>
+</w:hdr>
+</file>
+
+<file path=word/header2.xml><?xml version="1.0" encoding="utf-8"?>
+<w:hdr xmlns:wpc="http://schemas.microsoft.com/office/word/2010/wordprocessingCanvas" xmlns:cx="http://schemas.microsoft.com/office/drawing/2014/chartex" xmlns:cx1="http://schemas.microsoft.com/office/drawing/2015/9/8/chartex" xmlns:cx2="http://schemas.microsoft.com/office/drawing/2015/10/21/chartex" xmlns:cx3="http://schemas.microsoft.com/office/drawing/2016/5/9/chartex" xmlns:cx4="http://schemas.microsoft.com/office/drawing/2016/5/10/chartex" xmlns:cx5="http://schemas.microsoft.com/office/drawing/2016/5/11/chartex" xmlns:cx6="http://schemas.microsoft.com/office/drawing/2016/5/12/chartex" xmlns:cx7="http://schemas.microsoft.com/office/drawing/2016/5/13/chartex" xmlns:cx8="http://schemas.microsoft.com/office/drawing/2016/5/14/chartex" xmlns:mc="http://schemas.openxmlformats.org/markup-compatibility/2006" xmlns:aink="http://schemas.microsoft.com/office/drawing/2016/ink" xmlns:am3d="http://schemas.microsoft.com/office/drawing/2017/model3d" xmlns:o="urn:schemas-microsoft-com:office:office" xmlns:oel="http://schemas.microsoft.com/office/2019/extlst" xmlns:r="http://schemas.openxmlformats.org/officeDocument/2006/relationships" xmlns:m="http://schemas.openxmlformats.org/officeDocument/2006/math" xmlns:v="urn:schemas-microsoft-com:vml" xmlns:wp14="http://schemas.microsoft.com/office/word/2010/wordprocessingDrawing" xmlns:wp="http://schemas.openxmlformats.org/drawingml/2006/wordprocessingDrawing" xmlns:w10="urn:schemas-microsoft-com:office:word" xmlns:w="http://schemas.openxmlformats.org/wordprocessingml/2006/main" xmlns:w14="http://schemas.microsoft.com/office/word/2010/wordml" xmlns:w15="http://schemas.microsoft.com/office/word/2012/wordml" xmlns:w16cex="http://schemas.microsoft.com/office/word/2018/wordml/cex" xmlns:w16cid="http://schemas.microsoft.com/office/word/2016/wordml/cid" xmlns:w16="http://schemas.microsoft.com/office/word/2018/wordml" xmlns:w16du="http://schemas.microsoft.com/office/word/2023/wordml/word16du" xmlns:w16sdtdh="http://schemas.microsoft.com/office/word/2020/wordml/sdtdatahash" xmlns:w16sdtfl="http://schemas.microsoft.com/office/word/2024/wordml/sdtformatlock" xmlns:w16se="http://schemas.microsoft.com/office/word/2015/wordml/symex" xmlns:wpg="http://schemas.microsoft.com/office/word/2010/wordprocessingGroup" xmlns:wpi="http://schemas.microsoft.com/office/word/2010/wordprocessingInk" xmlns:wne="http://schemas.microsoft.com/office/word/2006/wordml" xmlns:wps="http://schemas.microsoft.com/office/word/2010/wordprocessingShape" mc:Ignorable="w14 w15 w16se w16cid w16 w16cex w16sdtdh w16sdtfl w16du wp14">
+  <w:p>
+    <w:pPr>
+      <w:pStyle w:val="af"/>
+    </w:pPr>
+  </w:p>
+</w:hdr>
+</file>
+
+<file path=word/header3.xml><?xml version="1.0" encoding="utf-8"?>
+<w:hdr xmlns:wpc="http://schemas.microsoft.com/office/word/2010/wordprocessingCanvas" xmlns:cx="http://schemas.microsoft.com/office/drawing/2014/chartex" xmlns:cx1="http://schemas.microsoft.com/office/drawing/2015/9/8/chartex" xmlns:cx2="http://schemas.microsoft.com/office/drawing/2015/10/21/chartex" xmlns:cx3="http://schemas.microsoft.com/office/drawing/2016/5/9/chartex" xmlns:cx4="http://schemas.microsoft.com/office/drawing/2016/5/10/chartex" xmlns:cx5="http://schemas.microsoft.com/office/drawing/2016/5/11/chartex" xmlns:cx6="http://schemas.microsoft.com/office/drawing/2016/5/12/chartex" xmlns:cx7="http://schemas.microsoft.com/office/drawing/2016/5/13/chartex" xmlns:cx8="http://schemas.microsoft.com/office/drawing/2016/5/14/chartex" xmlns:mc="http://schemas.openxmlformats.org/markup-compatibility/2006" xmlns:aink="http://schemas.microsoft.com/office/drawing/2016/ink" xmlns:am3d="http://schemas.microsoft.com/office/drawing/2017/model3d" xmlns:o="urn:schemas-microsoft-com:office:office" xmlns:oel="http://schemas.microsoft.com/office/2019/extlst" xmlns:r="http://schemas.openxmlformats.org/officeDocument/2006/relationships" xmlns:m="http://schemas.openxmlformats.org/officeDocument/2006/math" xmlns:v="urn:schemas-microsoft-com:vml" xmlns:wp14="http://schemas.microsoft.com/office/word/2010/wordprocessingDrawing" xmlns:wp="http://schemas.openxmlformats.org/drawingml/2006/wordprocessingDrawing" xmlns:w10="urn:schemas-microsoft-com:office:word" xmlns:w="http://schemas.openxmlformats.org/wordprocessingml/2006/main" xmlns:w14="http://schemas.microsoft.com/office/word/2010/wordml" xmlns:w15="http://schemas.microsoft.com/office/word/2012/wordml" xmlns:w16cex="http://schemas.microsoft.com/office/word/2018/wordml/cex" xmlns:w16cid="http://schemas.microsoft.com/office/word/2016/wordml/cid" xmlns:w16="http://schemas.microsoft.com/office/word/2018/wordml" xmlns:w16du="http://schemas.microsoft.com/office/word/2023/wordml/word16du" xmlns:w16sdtdh="http://schemas.microsoft.com/office/word/2020/wordml/sdtdatahash" xmlns:w16sdtfl="http://schemas.microsoft.com/office/word/2024/wordml/sdtformatlock" xmlns:w16se="http://schemas.microsoft.com/office/word/2015/wordml/symex" xmlns:wpg="http://schemas.microsoft.com/office/word/2010/wordprocessingGroup" xmlns:wpi="http://schemas.microsoft.com/office/word/2010/wordprocessingInk" xmlns:wne="http://schemas.microsoft.com/office/word/2006/wordml" xmlns:wps="http://schemas.microsoft.com/office/word/2010/wordprocessingShape" mc:Ignorable="w14 w15 w16se w16cid w16 w16cex w16sdtdh w16sdtfl w16du wp14">
+  <w:p>
+    <w:pPr>
+      <w:pStyle w:val="af"/>
+    </w:pPr>
+  </w:p>
+</w:hdr>
+</file>
+
 <file path=word/numbering.xml><?xml version="1.0" encoding="utf-8"?>
 <w:numbering xmlns:wpc="http://schemas.microsoft.com/office/word/2010/wordprocessingCanvas" xmlns:cx="http://schemas.microsoft.com/office/drawing/2014/chartex" xmlns:cx1="http://schemas.microsoft.com/office/drawing/2015/9/8/chartex" xmlns:cx2="http://schemas.microsoft.com/office/drawing/2015/10/21/chartex" xmlns:cx3="http://schemas.microsoft.com/office/drawing/2016/5/9/chartex" xmlns:cx4="http://schemas.microsoft.com/office/drawing/2016/5/10/chartex" xmlns:cx5="http://schemas.microsoft.com/office/drawing/2016/5/11/chartex" xmlns:cx6="http://schemas.microsoft.com/office/drawing/2016/5/12/chartex" xmlns:cx7="http://schemas.microsoft.com/office/drawing/2016/5/13/chartex" xmlns:cx8="http://schemas.microsoft.com/office/drawing/2016/5/14/chartex" xmlns:mc="http://schemas.openxmlformats.org/markup-compatibility/2006" xmlns:aink="http://schemas.microsoft.com/office/drawing/2016/ink" xmlns:am3d="http://schemas.microsoft.com/office/drawing/2017/model3d" xmlns:o="urn:schemas-microsoft-com:office:office" xmlns:oel="http://schemas.microsoft.com/office/2019/extlst" xmlns:r="http://schemas.openxmlformats.org/officeDocument/2006/relationships" xmlns:m="http://schemas.openxmlformats.org/officeDocument/2006/math" xmlns:v="urn:schemas-microsoft-com:vml" xmlns:wp14="http://schemas.microsoft.com/office/word/2010/wordprocessingDrawing" xmlns:wp="http://schemas.openxmlformats.org/drawingml/2006/wordprocessingDrawing" xmlns:w10="urn:schemas-microsoft-com:office:word" xmlns:w="http://schemas.openxmlformats.org/wordprocessingml/2006/main" xmlns:w14="http://schemas.microsoft.com/office/word/2010/wordml" xmlns:w15="http://schemas.microsoft.com/office/word/2012/wordml" xmlns:w16cex="http://schemas.microsoft.com/office/word/2018/wordml/cex" xmlns:w16cid="http://schemas.microsoft.com/office/word/2016/wordml/cid" xmlns:w16="http://schemas.microsoft.com/office/word/2018/wordml" xmlns:w16du="http://schemas.microsoft.com/office/word/2023/wordml/word16du" xmlns:w16sdtdh="http://schemas.microsoft.com/office/word/2020/wordml/sdtdatahash" xmlns:w16sdtfl="http://schemas.microsoft.com/office/word/2024/wordml/sdtformatlock" xmlns:w16se="http://schemas.microsoft.com/office/word/2015/wordml/symex" xmlns:wpg="http://schemas.microsoft.com/office/word/2010/wordprocessingGroup" xmlns:wpi="http://schemas.microsoft.com/office/word/2010/wordprocessingInk" xmlns:wne="http://schemas.microsoft.com/office/word/2006/wordml" xmlns:wps="http://schemas.microsoft.com/office/word/2010/wordprocessingShape" mc:Ignorable="w14 w15 w16se w16cid w16 w16cex w16sdtdh w16sdtfl w16du wp14">
   <w:abstractNum w:abstractNumId="0" w15:restartNumberingAfterBreak="0">
+    <w:nsid w:val="17375E6A"/>
+    <w:multiLevelType w:val="hybridMultilevel"/>
+    <w:tmpl w:val="860288F6"/>
+    <w:lvl w:ilvl="0" w:tplc="04190001">
+      <w:start w:val="1"/>
+      <w:numFmt w:val="bullet"/>
+      <w:lvlText w:val=""/>
+      <w:lvlJc w:val="left"/>
+      <w:pPr>
+        <w:ind w:left="720" w:hanging="360"/>
+      </w:pPr>
+      <w:rPr>
+        <w:rFonts w:ascii="Symbol" w:hAnsi="Symbol" w:hint="default"/>
+      </w:rPr>
+    </w:lvl>
+    <w:lvl w:ilvl="1" w:tplc="04190003" w:tentative="1">
+      <w:start w:val="1"/>
+      <w:numFmt w:val="bullet"/>
+      <w:lvlText w:val="o"/>
+      <w:lvlJc w:val="left"/>
+      <w:pPr>
+        <w:ind w:left="1440" w:hanging="360"/>
+      </w:pPr>
+      <w:rPr>
+        <w:rFonts w:ascii="Courier New" w:hAnsi="Courier New" w:cs="Courier New" w:hint="default"/>
+      </w:rPr>
+    </w:lvl>
+    <w:lvl w:ilvl="2" w:tplc="04190005" w:tentative="1">
+      <w:start w:val="1"/>
+      <w:numFmt w:val="bullet"/>
+      <w:lvlText w:val=""/>
+      <w:lvlJc w:val="left"/>
+      <w:pPr>
+        <w:ind w:left="2160" w:hanging="360"/>
+      </w:pPr>
+      <w:rPr>
+        <w:rFonts w:ascii="Wingdings" w:hAnsi="Wingdings" w:hint="default"/>
+      </w:rPr>
+    </w:lvl>
+    <w:lvl w:ilvl="3" w:tplc="04190001" w:tentative="1">
+      <w:start w:val="1"/>
+      <w:numFmt w:val="bullet"/>
+      <w:lvlText w:val=""/>
+      <w:lvlJc w:val="left"/>
+      <w:pPr>
+        <w:ind w:left="2880" w:hanging="360"/>
+      </w:pPr>
+      <w:rPr>
+        <w:rFonts w:ascii="Symbol" w:hAnsi="Symbol" w:hint="default"/>
+      </w:rPr>
+    </w:lvl>
+    <w:lvl w:ilvl="4" w:tplc="04190003" w:tentative="1">
+      <w:start w:val="1"/>
+      <w:numFmt w:val="bullet"/>
+      <w:lvlText w:val="o"/>
+      <w:lvlJc w:val="left"/>
+      <w:pPr>
+        <w:ind w:left="3600" w:hanging="360"/>
+      </w:pPr>
+      <w:rPr>
+        <w:rFonts w:ascii="Courier New" w:hAnsi="Courier New" w:cs="Courier New" w:hint="default"/>
+      </w:rPr>
+    </w:lvl>
+    <w:lvl w:ilvl="5" w:tplc="04190005" w:tentative="1">
+      <w:start w:val="1"/>
+      <w:numFmt w:val="bullet"/>
+      <w:lvlText w:val=""/>
+      <w:lvlJc w:val="left"/>
+      <w:pPr>
+        <w:ind w:left="4320" w:hanging="360"/>
+      </w:pPr>
+      <w:rPr>
+        <w:rFonts w:ascii="Wingdings" w:hAnsi="Wingdings" w:hint="default"/>
+      </w:rPr>
+    </w:lvl>
+    <w:lvl w:ilvl="6" w:tplc="04190001" w:tentative="1">
+      <w:start w:val="1"/>
+      <w:numFmt w:val="bullet"/>
+      <w:lvlText w:val=""/>
+      <w:lvlJc w:val="left"/>
+      <w:pPr>
+        <w:ind w:left="5040" w:hanging="360"/>
+      </w:pPr>
+      <w:rPr>
+        <w:rFonts w:ascii="Symbol" w:hAnsi="Symbol" w:hint="default"/>
+      </w:rPr>
+    </w:lvl>
+    <w:lvl w:ilvl="7" w:tplc="04190003" w:tentative="1">
+      <w:start w:val="1"/>
+      <w:numFmt w:val="bullet"/>
+      <w:lvlText w:val="o"/>
+      <w:lvlJc w:val="left"/>
+      <w:pPr>
+        <w:ind w:left="5760" w:hanging="360"/>
+      </w:pPr>
+      <w:rPr>
+        <w:rFonts w:ascii="Courier New" w:hAnsi="Courier New" w:cs="Courier New" w:hint="default"/>
+      </w:rPr>
+    </w:lvl>
+    <w:lvl w:ilvl="8" w:tplc="04190005" w:tentative="1">
+      <w:start w:val="1"/>
+      <w:numFmt w:val="bullet"/>
+      <w:lvlText w:val=""/>
+      <w:lvlJc w:val="left"/>
+      <w:pPr>
+        <w:ind w:left="6480" w:hanging="360"/>
+      </w:pPr>
+      <w:rPr>
+        <w:rFonts w:ascii="Wingdings" w:hAnsi="Wingdings" w:hint="default"/>
+      </w:rPr>
+    </w:lvl>
+  </w:abstractNum>
+  <w:abstractNum w:abstractNumId="1" w15:restartNumberingAfterBreak="0">
     <w:nsid w:val="39E0745C"/>
     <w:multiLevelType w:val="hybridMultilevel"/>
     <w:tmpl w:val="6F740EFC"/>
@@ -4275,6 +7963,9 @@
     </w:lvl>
   </w:abstractNum>
   <w:num w:numId="1" w16cid:durableId="1835414031">
+    <w:abstractNumId w:val="1"/>
+  </w:num>
+  <w:num w:numId="2" w16cid:durableId="1532263829">
     <w:abstractNumId w:val="0"/>
   </w:num>
 </w:numbering>
@@ -5206,6 +8897,73 @@
       <w:color w:val="666666"/>
     </w:rPr>
   </w:style>
+  <w:style w:type="character" w:styleId="ad">
+    <w:name w:val="Hyperlink"/>
+    <w:basedOn w:val="a0"/>
+    <w:uiPriority w:val="99"/>
+    <w:unhideWhenUsed/>
+    <w:rsid w:val="00E051C4"/>
+    <w:rPr>
+      <w:color w:val="467886" w:themeColor="hyperlink"/>
+      <w:u w:val="single"/>
+    </w:rPr>
+  </w:style>
+  <w:style w:type="character" w:styleId="ae">
+    <w:name w:val="Unresolved Mention"/>
+    <w:basedOn w:val="a0"/>
+    <w:uiPriority w:val="99"/>
+    <w:semiHidden/>
+    <w:unhideWhenUsed/>
+    <w:rsid w:val="00E051C4"/>
+    <w:rPr>
+      <w:color w:val="605E5C"/>
+      <w:shd w:val="clear" w:color="auto" w:fill="E1DFDD"/>
+    </w:rPr>
+  </w:style>
+  <w:style w:type="paragraph" w:styleId="af">
+    <w:name w:val="header"/>
+    <w:basedOn w:val="a"/>
+    <w:link w:val="af0"/>
+    <w:uiPriority w:val="99"/>
+    <w:unhideWhenUsed/>
+    <w:rsid w:val="00E051C4"/>
+    <w:pPr>
+      <w:tabs>
+        <w:tab w:val="center" w:pos="4677"/>
+        <w:tab w:val="right" w:pos="9355"/>
+      </w:tabs>
+      <w:spacing w:after="0" w:line="240" w:lineRule="auto"/>
+    </w:pPr>
+  </w:style>
+  <w:style w:type="character" w:customStyle="1" w:styleId="af0">
+    <w:name w:val="Верхний колонтитул Знак"/>
+    <w:basedOn w:val="a0"/>
+    <w:link w:val="af"/>
+    <w:uiPriority w:val="99"/>
+    <w:rsid w:val="00E051C4"/>
+  </w:style>
+  <w:style w:type="paragraph" w:styleId="af1">
+    <w:name w:val="footer"/>
+    <w:basedOn w:val="a"/>
+    <w:link w:val="af2"/>
+    <w:uiPriority w:val="99"/>
+    <w:unhideWhenUsed/>
+    <w:rsid w:val="00E051C4"/>
+    <w:pPr>
+      <w:tabs>
+        <w:tab w:val="center" w:pos="4677"/>
+        <w:tab w:val="right" w:pos="9355"/>
+      </w:tabs>
+      <w:spacing w:after="0" w:line="240" w:lineRule="auto"/>
+    </w:pPr>
+  </w:style>
+  <w:style w:type="character" w:customStyle="1" w:styleId="af2">
+    <w:name w:val="Нижний колонтитул Знак"/>
+    <w:basedOn w:val="a0"/>
+    <w:link w:val="af1"/>
+    <w:uiPriority w:val="99"/>
+    <w:rsid w:val="00E051C4"/>
+  </w:style>
 </w:styles>
 </file>
 
@@ -5522,4 +9280,16 @@
     </a:ext>
   </a:extLst>
 </a:theme>
+</file>
+
+<file path=customXml/item1.xml><?xml version="1.0" encoding="utf-8"?>
+<b:Sources xmlns:b="http://schemas.openxmlformats.org/officeDocument/2006/bibliography" xmlns="http://schemas.openxmlformats.org/officeDocument/2006/bibliography" SelectedStyle="\APASixthEditionOfficeOnline.xsl" StyleName="APA" Version="6"/>
+</file>
+
+<file path=customXml/itemProps1.xml><?xml version="1.0" encoding="utf-8"?>
+<ds:datastoreItem xmlns:ds="http://schemas.openxmlformats.org/officeDocument/2006/customXml" ds:itemID="{52B2C759-8AC6-4535-A901-21A937D96264}">
+  <ds:schemaRefs>
+    <ds:schemaRef ds:uri="http://schemas.openxmlformats.org/officeDocument/2006/bibliography"/>
+  </ds:schemaRefs>
+</ds:datastoreItem>
 </file>
--- a/reports/отчет.docx
+++ b/reports/отчет.docx
@@ -500,6 +500,7 @@
           <w:u w:val="single"/>
         </w:rPr>
       </w:pPr>
+      <w:proofErr w:type="spellStart"/>
       <w:r>
         <w:rPr>
           <w:rFonts w:ascii="Times New Roman" w:hAnsi="Times New Roman" w:cs="Times New Roman"/>
@@ -509,8 +510,57 @@
           <w:szCs w:val="28"/>
           <w:u w:val="single"/>
         </w:rPr>
-        <w:t>Егамбердиев Бехзод Бахтиярович</w:t>
-      </w:r>
+        <w:t>Егамбердиев</w:t>
+      </w:r>
+      <w:proofErr w:type="spellEnd"/>
+      <w:r>
+        <w:rPr>
+          <w:rFonts w:ascii="Times New Roman" w:hAnsi="Times New Roman" w:cs="Times New Roman"/>
+          <w:b/>
+          <w:bCs/>
+          <w:sz w:val="28"/>
+          <w:szCs w:val="28"/>
+          <w:u w:val="single"/>
+        </w:rPr>
+        <w:t xml:space="preserve"> </w:t>
+      </w:r>
+      <w:proofErr w:type="spellStart"/>
+      <w:r>
+        <w:rPr>
+          <w:rFonts w:ascii="Times New Roman" w:hAnsi="Times New Roman" w:cs="Times New Roman"/>
+          <w:b/>
+          <w:bCs/>
+          <w:sz w:val="28"/>
+          <w:szCs w:val="28"/>
+          <w:u w:val="single"/>
+        </w:rPr>
+        <w:t>Бехзод</w:t>
+      </w:r>
+      <w:proofErr w:type="spellEnd"/>
+      <w:r>
+        <w:rPr>
+          <w:rFonts w:ascii="Times New Roman" w:hAnsi="Times New Roman" w:cs="Times New Roman"/>
+          <w:b/>
+          <w:bCs/>
+          <w:sz w:val="28"/>
+          <w:szCs w:val="28"/>
+          <w:u w:val="single"/>
+        </w:rPr>
+        <w:t xml:space="preserve"> </w:t>
+      </w:r>
+      <w:proofErr w:type="spellStart"/>
+      <w:r>
+        <w:rPr>
+          <w:rFonts w:ascii="Times New Roman" w:hAnsi="Times New Roman" w:cs="Times New Roman"/>
+          <w:b/>
+          <w:bCs/>
+          <w:sz w:val="28"/>
+          <w:szCs w:val="28"/>
+          <w:u w:val="single"/>
+        </w:rPr>
+        <w:t>Бахтиярович</w:t>
+      </w:r>
+      <w:proofErr w:type="spellEnd"/>
     </w:p>
     <w:p>
       <w:pPr>
@@ -705,7 +755,43 @@
           <w:sz w:val="28"/>
           <w:szCs w:val="28"/>
         </w:rPr>
-        <w:t xml:space="preserve">- освоить прямые  методы решения СЛАУ: метод исключения Гаусса, приведение матрицы к верхнетреугольному виду, метод обратной подстановки и </w:t>
+        <w:t xml:space="preserve">- освоить </w:t>
+      </w:r>
+      <w:proofErr w:type="gramStart"/>
+      <w:r>
+        <w:rPr>
+          <w:rFonts w:ascii="Times New Roman" w:hAnsi="Times New Roman" w:cs="Times New Roman"/>
+          <w:sz w:val="28"/>
+          <w:szCs w:val="28"/>
+        </w:rPr>
+        <w:t>прямые  методы</w:t>
+      </w:r>
+      <w:proofErr w:type="gramEnd"/>
+      <w:r>
+        <w:rPr>
+          <w:rFonts w:ascii="Times New Roman" w:hAnsi="Times New Roman" w:cs="Times New Roman"/>
+          <w:sz w:val="28"/>
+          <w:szCs w:val="28"/>
+        </w:rPr>
+        <w:t xml:space="preserve"> решения СЛАУ: метод исключения Гаусса, приведение матрицы к </w:t>
+      </w:r>
+      <w:proofErr w:type="spellStart"/>
+      <w:r>
+        <w:rPr>
+          <w:rFonts w:ascii="Times New Roman" w:hAnsi="Times New Roman" w:cs="Times New Roman"/>
+          <w:sz w:val="28"/>
+          <w:szCs w:val="28"/>
+        </w:rPr>
+        <w:t>верхнетреугольному</w:t>
+      </w:r>
+      <w:proofErr w:type="spellEnd"/>
+      <w:r>
+        <w:rPr>
+          <w:rFonts w:ascii="Times New Roman" w:hAnsi="Times New Roman" w:cs="Times New Roman"/>
+          <w:sz w:val="28"/>
+          <w:szCs w:val="28"/>
+        </w:rPr>
+        <w:t xml:space="preserve"> виду, метод обратной подстановки и </w:t>
       </w:r>
       <w:r>
         <w:rPr>
@@ -839,8 +925,18 @@
           <w:sz w:val="28"/>
           <w:szCs w:val="28"/>
         </w:rPr>
-        <w:t>Реализация алгоритмов на языке программирования python</w:t>
-      </w:r>
+        <w:t xml:space="preserve">Реализация алгоритмов на языке программирования </w:t>
+      </w:r>
+      <w:proofErr w:type="spellStart"/>
+      <w:r>
+        <w:rPr>
+          <w:rFonts w:ascii="Times New Roman" w:hAnsi="Times New Roman" w:cs="Times New Roman"/>
+          <w:sz w:val="28"/>
+          <w:szCs w:val="28"/>
+        </w:rPr>
+        <w:t>python</w:t>
+      </w:r>
+      <w:proofErr w:type="spellEnd"/>
       <w:r>
         <w:rPr>
           <w:rFonts w:ascii="Times New Roman" w:hAnsi="Times New Roman" w:cs="Times New Roman"/>
@@ -1026,7 +1122,25 @@
           <w:sz w:val="28"/>
           <w:szCs w:val="28"/>
         </w:rPr>
-        <w:t xml:space="preserve">к эквивалентной системе с верхнетреугольной матрицей </w:t>
+        <w:t xml:space="preserve">к эквивалентной системе с </w:t>
+      </w:r>
+      <w:proofErr w:type="spellStart"/>
+      <w:r>
+        <w:rPr>
+          <w:rFonts w:ascii="Times New Roman" w:eastAsiaTheme="minorEastAsia" w:hAnsi="Times New Roman" w:cs="Times New Roman"/>
+          <w:sz w:val="28"/>
+          <w:szCs w:val="28"/>
+        </w:rPr>
+        <w:t>верхнетреугольной</w:t>
+      </w:r>
+      <w:proofErr w:type="spellEnd"/>
+      <w:r>
+        <w:rPr>
+          <w:rFonts w:ascii="Times New Roman" w:eastAsiaTheme="minorEastAsia" w:hAnsi="Times New Roman" w:cs="Times New Roman"/>
+          <w:sz w:val="28"/>
+          <w:szCs w:val="28"/>
+        </w:rPr>
+        <w:t xml:space="preserve"> матрицей </w:t>
       </w:r>
       <m:oMath>
         <m:r>
@@ -1078,7 +1192,25 @@
           <w:sz w:val="28"/>
           <w:szCs w:val="28"/>
         </w:rPr>
-        <w:t xml:space="preserve">– верхнетреугольная матрица, </w:t>
+        <w:t xml:space="preserve">– </w:t>
+      </w:r>
+      <w:proofErr w:type="spellStart"/>
+      <w:r>
+        <w:rPr>
+          <w:rFonts w:ascii="Times New Roman" w:eastAsiaTheme="minorEastAsia" w:hAnsi="Times New Roman" w:cs="Times New Roman"/>
+          <w:sz w:val="28"/>
+          <w:szCs w:val="28"/>
+        </w:rPr>
+        <w:t>верхнетреугольная</w:t>
+      </w:r>
+      <w:proofErr w:type="spellEnd"/>
+      <w:r>
+        <w:rPr>
+          <w:rFonts w:ascii="Times New Roman" w:eastAsiaTheme="minorEastAsia" w:hAnsi="Times New Roman" w:cs="Times New Roman"/>
+          <w:sz w:val="28"/>
+          <w:szCs w:val="28"/>
+        </w:rPr>
+        <w:t xml:space="preserve"> матрица, </w:t>
       </w:r>
       <m:oMath>
         <m:r>
@@ -1299,13 +1431,23 @@
         </w:rPr>
         <w:t xml:space="preserve"> </w:t>
       </w:r>
-      <w:r>
-        <w:rPr>
-          <w:rFonts w:ascii="Times New Roman" w:eastAsiaTheme="minorEastAsia" w:hAnsi="Times New Roman" w:cs="Times New Roman"/>
-          <w:sz w:val="28"/>
-          <w:szCs w:val="28"/>
-        </w:rPr>
-        <w:t xml:space="preserve">нижнетреугольная матрица, а </w:t>
+      <w:proofErr w:type="spellStart"/>
+      <w:r>
+        <w:rPr>
+          <w:rFonts w:ascii="Times New Roman" w:eastAsiaTheme="minorEastAsia" w:hAnsi="Times New Roman" w:cs="Times New Roman"/>
+          <w:sz w:val="28"/>
+          <w:szCs w:val="28"/>
+        </w:rPr>
+        <w:t>нижнетреугольная</w:t>
+      </w:r>
+      <w:proofErr w:type="spellEnd"/>
+      <w:r>
+        <w:rPr>
+          <w:rFonts w:ascii="Times New Roman" w:eastAsiaTheme="minorEastAsia" w:hAnsi="Times New Roman" w:cs="Times New Roman"/>
+          <w:sz w:val="28"/>
+          <w:szCs w:val="28"/>
+        </w:rPr>
+        <w:t xml:space="preserve"> матрица, а </w:t>
       </w:r>
       <m:oMath>
         <m:r>
@@ -1331,7 +1473,25 @@
           <w:sz w:val="28"/>
           <w:szCs w:val="28"/>
         </w:rPr>
-        <w:t>– верхнетреугольная матрица.</w:t>
+        <w:t xml:space="preserve">– </w:t>
+      </w:r>
+      <w:proofErr w:type="spellStart"/>
+      <w:r>
+        <w:rPr>
+          <w:rFonts w:ascii="Times New Roman" w:eastAsiaTheme="minorEastAsia" w:hAnsi="Times New Roman" w:cs="Times New Roman"/>
+          <w:sz w:val="28"/>
+          <w:szCs w:val="28"/>
+        </w:rPr>
+        <w:t>верхнетреугольная</w:t>
+      </w:r>
+      <w:proofErr w:type="spellEnd"/>
+      <w:r>
+        <w:rPr>
+          <w:rFonts w:ascii="Times New Roman" w:eastAsiaTheme="minorEastAsia" w:hAnsi="Times New Roman" w:cs="Times New Roman"/>
+          <w:sz w:val="28"/>
+          <w:szCs w:val="28"/>
+        </w:rPr>
+        <w:t xml:space="preserve"> матрица.</w:t>
       </w:r>
     </w:p>
     <w:p>
@@ -5527,15 +5687,33 @@
           <w:sz w:val="28"/>
           <w:szCs w:val="28"/>
         </w:rPr>
-        <w:t>На первом этапе матрица коэффициентов приводится к верхнетреугольно</w:t>
-      </w:r>
-      <w:r>
-        <w:rPr>
-          <w:rFonts w:ascii="Times New Roman" w:eastAsiaTheme="minorEastAsia" w:hAnsi="Times New Roman" w:cs="Times New Roman"/>
-          <w:sz w:val="28"/>
-          <w:szCs w:val="28"/>
-        </w:rPr>
-        <w:t xml:space="preserve">му виду с помощью элементарных преобразований матрицы. Так получаем матрицу </w:t>
+        <w:t xml:space="preserve">На первом этапе матрица коэффициентов приводится к </w:t>
+      </w:r>
+      <w:proofErr w:type="spellStart"/>
+      <w:r>
+        <w:rPr>
+          <w:rFonts w:ascii="Times New Roman" w:eastAsiaTheme="minorEastAsia" w:hAnsi="Times New Roman" w:cs="Times New Roman"/>
+          <w:sz w:val="28"/>
+          <w:szCs w:val="28"/>
+        </w:rPr>
+        <w:t>верхнетреугольно</w:t>
+      </w:r>
+      <w:r>
+        <w:rPr>
+          <w:rFonts w:ascii="Times New Roman" w:eastAsiaTheme="minorEastAsia" w:hAnsi="Times New Roman" w:cs="Times New Roman"/>
+          <w:sz w:val="28"/>
+          <w:szCs w:val="28"/>
+        </w:rPr>
+        <w:t>му</w:t>
+      </w:r>
+      <w:proofErr w:type="spellEnd"/>
+      <w:r>
+        <w:rPr>
+          <w:rFonts w:ascii="Times New Roman" w:eastAsiaTheme="minorEastAsia" w:hAnsi="Times New Roman" w:cs="Times New Roman"/>
+          <w:sz w:val="28"/>
+          <w:szCs w:val="28"/>
+        </w:rPr>
+        <w:t xml:space="preserve"> виду с помощью элементарных преобразований матрицы. Так получаем матрицу </w:t>
       </w:r>
       <m:oMath>
         <m:r>
@@ -6127,7 +6305,43 @@
           <w:sz w:val="28"/>
           <w:szCs w:val="28"/>
         </w:rPr>
-        <w:t xml:space="preserve">Представим матрицу коэффициентов в виде произведения нижнетреугольной и верхнетреугольной матриц </w:t>
+        <w:t xml:space="preserve">Представим матрицу коэффициентов в виде произведения </w:t>
+      </w:r>
+      <w:proofErr w:type="spellStart"/>
+      <w:r>
+        <w:rPr>
+          <w:rFonts w:ascii="Times New Roman" w:eastAsiaTheme="minorEastAsia" w:hAnsi="Times New Roman" w:cs="Times New Roman"/>
+          <w:sz w:val="28"/>
+          <w:szCs w:val="28"/>
+        </w:rPr>
+        <w:t>нижнетреугольной</w:t>
+      </w:r>
+      <w:proofErr w:type="spellEnd"/>
+      <w:r>
+        <w:rPr>
+          <w:rFonts w:ascii="Times New Roman" w:eastAsiaTheme="minorEastAsia" w:hAnsi="Times New Roman" w:cs="Times New Roman"/>
+          <w:sz w:val="28"/>
+          <w:szCs w:val="28"/>
+        </w:rPr>
+        <w:t xml:space="preserve"> и </w:t>
+      </w:r>
+      <w:proofErr w:type="spellStart"/>
+      <w:r>
+        <w:rPr>
+          <w:rFonts w:ascii="Times New Roman" w:eastAsiaTheme="minorEastAsia" w:hAnsi="Times New Roman" w:cs="Times New Roman"/>
+          <w:sz w:val="28"/>
+          <w:szCs w:val="28"/>
+        </w:rPr>
+        <w:t>верхнетреугольной</w:t>
+      </w:r>
+      <w:proofErr w:type="spellEnd"/>
+      <w:r>
+        <w:rPr>
+          <w:rFonts w:ascii="Times New Roman" w:eastAsiaTheme="minorEastAsia" w:hAnsi="Times New Roman" w:cs="Times New Roman"/>
+          <w:sz w:val="28"/>
+          <w:szCs w:val="28"/>
+        </w:rPr>
+        <w:t xml:space="preserve"> матриц </w:t>
       </w:r>
       <m:oMath>
         <m:r>
@@ -7026,6 +7240,7 @@
           <w:rFonts w:ascii="Times New Roman" w:eastAsiaTheme="minorEastAsia" w:hAnsi="Times New Roman" w:cs="Times New Roman"/>
           <w:sz w:val="28"/>
           <w:szCs w:val="28"/>
+          <w:lang w:val="en-US"/>
         </w:rPr>
       </w:pPr>
       <w:r>
@@ -7077,17 +7292,6 @@
           </wp:inline>
         </w:drawing>
       </w:r>
-    </w:p>
-    <w:p>
-      <w:pPr>
-        <w:spacing w:after="0" w:line="240" w:lineRule="auto"/>
-        <w:jc w:val="both"/>
-        <w:rPr>
-          <w:rFonts w:ascii="Times New Roman" w:eastAsiaTheme="minorEastAsia" w:hAnsi="Times New Roman" w:cs="Times New Roman"/>
-          <w:sz w:val="28"/>
-          <w:szCs w:val="28"/>
-        </w:rPr>
-      </w:pPr>
     </w:p>
     <w:p>
       <w:pPr>
@@ -7202,7 +7406,25 @@
           <w:sz w:val="28"/>
           <w:szCs w:val="28"/>
         </w:rPr>
-        <w:t xml:space="preserve">В данной работе были изучены методы решения СЛАУ(метод Гаусса, </w:t>
+        <w:t xml:space="preserve">В данной работе были изучены методы решения </w:t>
+      </w:r>
+      <w:proofErr w:type="gramStart"/>
+      <w:r>
+        <w:rPr>
+          <w:rFonts w:ascii="Times New Roman" w:eastAsiaTheme="minorEastAsia" w:hAnsi="Times New Roman" w:cs="Times New Roman"/>
+          <w:sz w:val="28"/>
+          <w:szCs w:val="28"/>
+        </w:rPr>
+        <w:t>СЛАУ(</w:t>
+      </w:r>
+      <w:proofErr w:type="gramEnd"/>
+      <w:r>
+        <w:rPr>
+          <w:rFonts w:ascii="Times New Roman" w:eastAsiaTheme="minorEastAsia" w:hAnsi="Times New Roman" w:cs="Times New Roman"/>
+          <w:sz w:val="28"/>
+          <w:szCs w:val="28"/>
+        </w:rPr>
+        <w:t xml:space="preserve">метод Гаусса, </w:t>
       </w:r>
       <w:r>
         <w:rPr>
@@ -7392,7 +7614,7 @@
     <w:p>
       <w:pPr>
         <w:spacing w:after="0" w:line="240" w:lineRule="auto"/>
-        <w:jc w:val="both"/>
+        <w:jc w:val="center"/>
         <w:rPr>
           <w:rFonts w:ascii="Times New Roman" w:eastAsiaTheme="minorEastAsia" w:hAnsi="Times New Roman" w:cs="Times New Roman"/>
           <w:sz w:val="28"/>
@@ -7439,13 +7661,23 @@
           <w:szCs w:val="28"/>
         </w:rPr>
       </w:pPr>
-      <w:r>
-        <w:rPr>
-          <w:rFonts w:ascii="Times New Roman" w:eastAsiaTheme="minorEastAsia" w:hAnsi="Times New Roman" w:cs="Times New Roman"/>
-          <w:sz w:val="28"/>
-          <w:szCs w:val="28"/>
-        </w:rPr>
-        <w:t xml:space="preserve">Егамбердиев Б. Б. </w:t>
+      <w:proofErr w:type="spellStart"/>
+      <w:r>
+        <w:rPr>
+          <w:rFonts w:ascii="Times New Roman" w:eastAsiaTheme="minorEastAsia" w:hAnsi="Times New Roman" w:cs="Times New Roman"/>
+          <w:sz w:val="28"/>
+          <w:szCs w:val="28"/>
+        </w:rPr>
+        <w:t>Егамбердиев</w:t>
+      </w:r>
+      <w:proofErr w:type="spellEnd"/>
+      <w:r>
+        <w:rPr>
+          <w:rFonts w:ascii="Times New Roman" w:eastAsiaTheme="minorEastAsia" w:hAnsi="Times New Roman" w:cs="Times New Roman"/>
+          <w:sz w:val="28"/>
+          <w:szCs w:val="28"/>
+        </w:rPr>
+        <w:t xml:space="preserve"> Б. Б. </w:t>
       </w:r>
       <w:r>
         <w:rPr>
@@ -7455,7 +7687,29 @@
           <w:sz w:val="28"/>
           <w:szCs w:val="28"/>
         </w:rPr>
-        <w:t>Численные методы и компьютерный практикум: лекционные материалы и лабораторные работы: учебнометодическое пособие.</w:t>
+        <w:t xml:space="preserve">Численные методы и компьютерный практикум: лекционные материалы и лабораторные работы: </w:t>
+      </w:r>
+      <w:proofErr w:type="spellStart"/>
+      <w:r>
+        <w:rPr>
+          <w:rFonts w:ascii="Times New Roman" w:eastAsiaTheme="minorEastAsia" w:hAnsi="Times New Roman" w:cs="Times New Roman"/>
+          <w:b/>
+          <w:bCs/>
+          <w:sz w:val="28"/>
+          <w:szCs w:val="28"/>
+        </w:rPr>
+        <w:t>учебнометодическое</w:t>
+      </w:r>
+      <w:proofErr w:type="spellEnd"/>
+      <w:r>
+        <w:rPr>
+          <w:rFonts w:ascii="Times New Roman" w:eastAsiaTheme="minorEastAsia" w:hAnsi="Times New Roman" w:cs="Times New Roman"/>
+          <w:b/>
+          <w:bCs/>
+          <w:sz w:val="28"/>
+          <w:szCs w:val="28"/>
+        </w:rPr>
+        <w:t xml:space="preserve"> пособие.</w:t>
       </w:r>
       <w:r>
         <w:rPr>
@@ -7481,6 +7735,7 @@
           <w:szCs w:val="28"/>
         </w:rPr>
       </w:pPr>
+      <w:proofErr w:type="spellStart"/>
       <w:r>
         <w:rPr>
           <w:rFonts w:ascii="Times New Roman" w:eastAsiaTheme="minorEastAsia" w:hAnsi="Times New Roman" w:cs="Times New Roman"/>
@@ -7489,15 +7744,56 @@
           <w:sz w:val="28"/>
           <w:szCs w:val="28"/>
         </w:rPr>
-        <w:t>Matplotlib Documentation</w:t>
-      </w:r>
-      <w:r>
-        <w:rPr>
-          <w:rFonts w:ascii="Times New Roman" w:eastAsiaTheme="minorEastAsia" w:hAnsi="Times New Roman" w:cs="Times New Roman"/>
-          <w:sz w:val="28"/>
-          <w:szCs w:val="28"/>
-        </w:rPr>
-        <w:t xml:space="preserve">. — Официальная документация Matplotlib. — URL: </w:t>
+        <w:t>Matplotlib</w:t>
+      </w:r>
+      <w:proofErr w:type="spellEnd"/>
+      <w:r>
+        <w:rPr>
+          <w:rFonts w:ascii="Times New Roman" w:eastAsiaTheme="minorEastAsia" w:hAnsi="Times New Roman" w:cs="Times New Roman"/>
+          <w:b/>
+          <w:bCs/>
+          <w:sz w:val="28"/>
+          <w:szCs w:val="28"/>
+        </w:rPr>
+        <w:t xml:space="preserve"> </w:t>
+      </w:r>
+      <w:proofErr w:type="spellStart"/>
+      <w:r>
+        <w:rPr>
+          <w:rFonts w:ascii="Times New Roman" w:eastAsiaTheme="minorEastAsia" w:hAnsi="Times New Roman" w:cs="Times New Roman"/>
+          <w:b/>
+          <w:bCs/>
+          <w:sz w:val="28"/>
+          <w:szCs w:val="28"/>
+        </w:rPr>
+        <w:t>Documentation</w:t>
+      </w:r>
+      <w:proofErr w:type="spellEnd"/>
+      <w:r>
+        <w:rPr>
+          <w:rFonts w:ascii="Times New Roman" w:eastAsiaTheme="minorEastAsia" w:hAnsi="Times New Roman" w:cs="Times New Roman"/>
+          <w:sz w:val="28"/>
+          <w:szCs w:val="28"/>
+        </w:rPr>
+        <w:t xml:space="preserve">. — Официальная документация </w:t>
+      </w:r>
+      <w:proofErr w:type="spellStart"/>
+      <w:r>
+        <w:rPr>
+          <w:rFonts w:ascii="Times New Roman" w:eastAsiaTheme="minorEastAsia" w:hAnsi="Times New Roman" w:cs="Times New Roman"/>
+          <w:sz w:val="28"/>
+          <w:szCs w:val="28"/>
+        </w:rPr>
+        <w:t>Matplotlib</w:t>
+      </w:r>
+      <w:proofErr w:type="spellEnd"/>
+      <w:r>
+        <w:rPr>
+          <w:rFonts w:ascii="Times New Roman" w:eastAsiaTheme="minorEastAsia" w:hAnsi="Times New Roman" w:cs="Times New Roman"/>
+          <w:sz w:val="28"/>
+          <w:szCs w:val="28"/>
+        </w:rPr>
+        <w:t xml:space="preserve">. — URL: </w:t>
       </w:r>
       <w:hyperlink r:id="rId14" w:history="1">
         <w:r>
@@ -7601,12 +7897,7 @@
       </w:hyperlink>
     </w:p>
     <w:sectPr>
-      <w:headerReference w:type="even" r:id="rId16"/>
-      <w:headerReference w:type="default" r:id="rId17"/>
-      <w:footerReference w:type="even" r:id="rId18"/>
-      <w:footerReference w:type="default" r:id="rId19"/>
-      <w:headerReference w:type="first" r:id="rId20"/>
-      <w:footerReference w:type="first" r:id="rId21"/>
+      <w:footerReference w:type="default" r:id="rId16"/>
       <w:pgSz w:w="11906" w:h="16838"/>
       <w:pgMar w:top="1134" w:right="1134" w:bottom="1134" w:left="1418" w:header="709" w:footer="709" w:gutter="0"/>
       <w:cols w:space="708"/>
@@ -7642,16 +7933,6 @@
 </file>
 
 <file path=word/footer1.xml><?xml version="1.0" encoding="utf-8"?>
-<w:ftr xmlns:wpc="http://schemas.microsoft.com/office/word/2010/wordprocessingCanvas" xmlns:cx="http://schemas.microsoft.com/office/drawing/2014/chartex" xmlns:cx1="http://schemas.microsoft.com/office/drawing/2015/9/8/chartex" xmlns:cx2="http://schemas.microsoft.com/office/drawing/2015/10/21/chartex" xmlns:cx3="http://schemas.microsoft.com/office/drawing/2016/5/9/chartex" xmlns:cx4="http://schemas.microsoft.com/office/drawing/2016/5/10/chartex" xmlns:cx5="http://schemas.microsoft.com/office/drawing/2016/5/11/chartex" xmlns:cx6="http://schemas.microsoft.com/office/drawing/2016/5/12/chartex" xmlns:cx7="http://schemas.microsoft.com/office/drawing/2016/5/13/chartex" xmlns:cx8="http://schemas.microsoft.com/office/drawing/2016/5/14/chartex" xmlns:mc="http://schemas.openxmlformats.org/markup-compatibility/2006" xmlns:aink="http://schemas.microsoft.com/office/drawing/2016/ink" xmlns:am3d="http://schemas.microsoft.com/office/drawing/2017/model3d" xmlns:o="urn:schemas-microsoft-com:office:office" xmlns:oel="http://schemas.microsoft.com/office/2019/extlst" xmlns:r="http://schemas.openxmlformats.org/officeDocument/2006/relationships" xmlns:m="http://schemas.openxmlformats.org/officeDocument/2006/math" xmlns:v="urn:schemas-microsoft-com:vml" xmlns:wp14="http://schemas.microsoft.com/office/word/2010/wordprocessingDrawing" xmlns:wp="http://schemas.openxmlformats.org/drawingml/2006/wordprocessingDrawing" xmlns:w10="urn:schemas-microsoft-com:office:word" xmlns:w="http://schemas.openxmlformats.org/wordprocessingml/2006/main" xmlns:w14="http://schemas.microsoft.com/office/word/2010/wordml" xmlns:w15="http://schemas.microsoft.com/office/word/2012/wordml" xmlns:w16cex="http://schemas.microsoft.com/office/word/2018/wordml/cex" xmlns:w16cid="http://schemas.microsoft.com/office/word/2016/wordml/cid" xmlns:w16="http://schemas.microsoft.com/office/word/2018/wordml" xmlns:w16du="http://schemas.microsoft.com/office/word/2023/wordml/word16du" xmlns:w16sdtdh="http://schemas.microsoft.com/office/word/2020/wordml/sdtdatahash" xmlns:w16sdtfl="http://schemas.microsoft.com/office/word/2024/wordml/sdtformatlock" xmlns:w16se="http://schemas.microsoft.com/office/word/2015/wordml/symex" xmlns:wpg="http://schemas.microsoft.com/office/word/2010/wordprocessingGroup" xmlns:wpi="http://schemas.microsoft.com/office/word/2010/wordprocessingInk" xmlns:wne="http://schemas.microsoft.com/office/word/2006/wordml" xmlns:wps="http://schemas.microsoft.com/office/word/2010/wordprocessingShape" mc:Ignorable="w14 w15 w16se w16cid w16 w16cex w16sdtdh w16sdtfl w16du wp14">
-  <w:p>
-    <w:pPr>
-      <w:pStyle w:val="af1"/>
-    </w:pPr>
-  </w:p>
-</w:ftr>
-</file>
-
-<file path=word/footer2.xml><?xml version="1.0" encoding="utf-8"?>
 <w:ftr xmlns:wpc="http://schemas.microsoft.com/office/word/2010/wordprocessingCanvas" xmlns:cx="http://schemas.microsoft.com/office/drawing/2014/chartex" xmlns:cx1="http://schemas.microsoft.com/office/drawing/2015/9/8/chartex" xmlns:cx2="http://schemas.microsoft.com/office/drawing/2015/10/21/chartex" xmlns:cx3="http://schemas.microsoft.com/office/drawing/2016/5/9/chartex" xmlns:cx4="http://schemas.microsoft.com/office/drawing/2016/5/10/chartex" xmlns:cx5="http://schemas.microsoft.com/office/drawing/2016/5/11/chartex" xmlns:cx6="http://schemas.microsoft.com/office/drawing/2016/5/12/chartex" xmlns:cx7="http://schemas.microsoft.com/office/drawing/2016/5/13/chartex" xmlns:cx8="http://schemas.microsoft.com/office/drawing/2016/5/14/chartex" xmlns:mc="http://schemas.openxmlformats.org/markup-compatibility/2006" xmlns:aink="http://schemas.microsoft.com/office/drawing/2016/ink" xmlns:am3d="http://schemas.microsoft.com/office/drawing/2017/model3d" xmlns:o="urn:schemas-microsoft-com:office:office" xmlns:oel="http://schemas.microsoft.com/office/2019/extlst" xmlns:r="http://schemas.openxmlformats.org/officeDocument/2006/relationships" xmlns:m="http://schemas.openxmlformats.org/officeDocument/2006/math" xmlns:v="urn:schemas-microsoft-com:vml" xmlns:wp14="http://schemas.microsoft.com/office/word/2010/wordprocessingDrawing" xmlns:wp="http://schemas.openxmlformats.org/drawingml/2006/wordprocessingDrawing" xmlns:w10="urn:schemas-microsoft-com:office:word" xmlns:w="http://schemas.openxmlformats.org/wordprocessingml/2006/main" xmlns:w14="http://schemas.microsoft.com/office/word/2010/wordml" xmlns:w15="http://schemas.microsoft.com/office/word/2012/wordml" xmlns:w16cex="http://schemas.microsoft.com/office/word/2018/wordml/cex" xmlns:w16cid="http://schemas.microsoft.com/office/word/2016/wordml/cid" xmlns:w16="http://schemas.microsoft.com/office/word/2018/wordml" xmlns:w16du="http://schemas.microsoft.com/office/word/2023/wordml/word16du" xmlns:w16sdtdh="http://schemas.microsoft.com/office/word/2020/wordml/sdtdatahash" xmlns:w16sdtfl="http://schemas.microsoft.com/office/word/2024/wordml/sdtformatlock" xmlns:w16se="http://schemas.microsoft.com/office/word/2015/wordml/symex" xmlns:wpg="http://schemas.microsoft.com/office/word/2010/wordprocessingGroup" xmlns:wpi="http://schemas.microsoft.com/office/word/2010/wordprocessingInk" xmlns:wne="http://schemas.microsoft.com/office/word/2006/wordml" xmlns:wps="http://schemas.microsoft.com/office/word/2010/wordprocessingShape" mc:Ignorable="w14 w15 w16se w16cid w16 w16cex w16sdtdh w16sdtfl w16du wp14">
   <w:sdt>
     <w:sdtPr>
@@ -7693,16 +7974,6 @@
 </w:ftr>
 </file>
 
-<file path=word/footer3.xml><?xml version="1.0" encoding="utf-8"?>
-<w:ftr xmlns:wpc="http://schemas.microsoft.com/office/word/2010/wordprocessingCanvas" xmlns:cx="http://schemas.microsoft.com/office/drawing/2014/chartex" xmlns:cx1="http://schemas.microsoft.com/office/drawing/2015/9/8/chartex" xmlns:cx2="http://schemas.microsoft.com/office/drawing/2015/10/21/chartex" xmlns:cx3="http://schemas.microsoft.com/office/drawing/2016/5/9/chartex" xmlns:cx4="http://schemas.microsoft.com/office/drawing/2016/5/10/chartex" xmlns:cx5="http://schemas.microsoft.com/office/drawing/2016/5/11/chartex" xmlns:cx6="http://schemas.microsoft.com/office/drawing/2016/5/12/chartex" xmlns:cx7="http://schemas.microsoft.com/office/drawing/2016/5/13/chartex" xmlns:cx8="http://schemas.microsoft.com/office/drawing/2016/5/14/chartex" xmlns:mc="http://schemas.openxmlformats.org/markup-compatibility/2006" xmlns:aink="http://schemas.microsoft.com/office/drawing/2016/ink" xmlns:am3d="http://schemas.microsoft.com/office/drawing/2017/model3d" xmlns:o="urn:schemas-microsoft-com:office:office" xmlns:oel="http://schemas.microsoft.com/office/2019/extlst" xmlns:r="http://schemas.openxmlformats.org/officeDocument/2006/relationships" xmlns:m="http://schemas.openxmlformats.org/officeDocument/2006/math" xmlns:v="urn:schemas-microsoft-com:vml" xmlns:wp14="http://schemas.microsoft.com/office/word/2010/wordprocessingDrawing" xmlns:wp="http://schemas.openxmlformats.org/drawingml/2006/wordprocessingDrawing" xmlns:w10="urn:schemas-microsoft-com:office:word" xmlns:w="http://schemas.openxmlformats.org/wordprocessingml/2006/main" xmlns:w14="http://schemas.microsoft.com/office/word/2010/wordml" xmlns:w15="http://schemas.microsoft.com/office/word/2012/wordml" xmlns:w16cex="http://schemas.microsoft.com/office/word/2018/wordml/cex" xmlns:w16cid="http://schemas.microsoft.com/office/word/2016/wordml/cid" xmlns:w16="http://schemas.microsoft.com/office/word/2018/wordml" xmlns:w16du="http://schemas.microsoft.com/office/word/2023/wordml/word16du" xmlns:w16sdtdh="http://schemas.microsoft.com/office/word/2020/wordml/sdtdatahash" xmlns:w16sdtfl="http://schemas.microsoft.com/office/word/2024/wordml/sdtformatlock" xmlns:w16se="http://schemas.microsoft.com/office/word/2015/wordml/symex" xmlns:wpg="http://schemas.microsoft.com/office/word/2010/wordprocessingGroup" xmlns:wpi="http://schemas.microsoft.com/office/word/2010/wordprocessingInk" xmlns:wne="http://schemas.microsoft.com/office/word/2006/wordml" xmlns:wps="http://schemas.microsoft.com/office/word/2010/wordprocessingShape" mc:Ignorable="w14 w15 w16se w16cid w16 w16cex w16sdtdh w16sdtfl w16du wp14">
-  <w:p>
-    <w:pPr>
-      <w:pStyle w:val="af1"/>
-    </w:pPr>
-  </w:p>
-</w:ftr>
-</file>
-
 <file path=word/footnotes.xml><?xml version="1.0" encoding="utf-8"?>
 <w:footnotes xmlns:wpc="http://schemas.microsoft.com/office/word/2010/wordprocessingCanvas" xmlns:cx="http://schemas.microsoft.com/office/drawing/2014/chartex" xmlns:cx1="http://schemas.microsoft.com/office/drawing/2015/9/8/chartex" xmlns:cx2="http://schemas.microsoft.com/office/drawing/2015/10/21/chartex" xmlns:cx3="http://schemas.microsoft.com/office/drawing/2016/5/9/chartex" xmlns:cx4="http://schemas.microsoft.com/office/drawing/2016/5/10/chartex" xmlns:cx5="http://schemas.microsoft.com/office/drawing/2016/5/11/chartex" xmlns:cx6="http://schemas.microsoft.com/office/drawing/2016/5/12/chartex" xmlns:cx7="http://schemas.microsoft.com/office/drawing/2016/5/13/chartex" xmlns:cx8="http://schemas.microsoft.com/office/drawing/2016/5/14/chartex" xmlns:mc="http://schemas.openxmlformats.org/markup-compatibility/2006" xmlns:aink="http://schemas.microsoft.com/office/drawing/2016/ink" xmlns:am3d="http://schemas.microsoft.com/office/drawing/2017/model3d" xmlns:o="urn:schemas-microsoft-com:office:office" xmlns:oel="http://schemas.microsoft.com/office/2019/extlst" xmlns:r="http://schemas.openxmlformats.org/officeDocument/2006/relationships" xmlns:m="http://schemas.openxmlformats.org/officeDocument/2006/math" xmlns:v="urn:schemas-microsoft-com:vml" xmlns:wp14="http://schemas.microsoft.com/office/word/2010/wordprocessingDrawing" xmlns:wp="http://schemas.openxmlformats.org/drawingml/2006/wordprocessingDrawing" xmlns:w10="urn:schemas-microsoft-com:office:word" xmlns:w="http://schemas.openxmlformats.org/wordprocessingml/2006/main" xmlns:w14="http://schemas.microsoft.com/office/word/2010/wordml" xmlns:w15="http://schemas.microsoft.com/office/word/2012/wordml" xmlns:w16cex="http://schemas.microsoft.com/office/word/2018/wordml/cex" xmlns:w16cid="http://schemas.microsoft.com/office/word/2016/wordml/cid" xmlns:w16="http://schemas.microsoft.com/office/word/2018/wordml" xmlns:w16du="http://schemas.microsoft.com/office/word/2023/wordml/word16du" xmlns:w16sdtdh="http://schemas.microsoft.com/office/word/2020/wordml/sdtdatahash" xmlns:w16sdtfl="http://schemas.microsoft.com/office/word/2024/wordml/sdtformatlock" xmlns:w16se="http://schemas.microsoft.com/office/word/2015/wordml/symex" xmlns:wpg="http://schemas.microsoft.com/office/word/2010/wordprocessingGroup" xmlns:wpi="http://schemas.microsoft.com/office/word/2010/wordprocessingInk" xmlns:wne="http://schemas.microsoft.com/office/word/2006/wordml" xmlns:wps="http://schemas.microsoft.com/office/word/2010/wordprocessingShape" mc:Ignorable="w14 w15 w16se w16cid w16 w16cex w16sdtdh w16sdtfl w16du wp14">
   <w:footnote w:type="separator" w:id="-1">
@@ -7726,36 +7997,6 @@
     </w:p>
   </w:footnote>
 </w:footnotes>
-</file>
-
-<file path=word/header1.xml><?xml version="1.0" encoding="utf-8"?>
-<w:hdr xmlns:wpc="http://schemas.microsoft.com/office/word/2010/wordprocessingCanvas" xmlns:cx="http://schemas.microsoft.com/office/drawing/2014/chartex" xmlns:cx1="http://schemas.microsoft.com/office/drawing/2015/9/8/chartex" xmlns:cx2="http://schemas.microsoft.com/office/drawing/2015/10/21/chartex" xmlns:cx3="http://schemas.microsoft.com/office/drawing/2016/5/9/chartex" xmlns:cx4="http://schemas.microsoft.com/office/drawing/2016/5/10/chartex" xmlns:cx5="http://schemas.microsoft.com/office/drawing/2016/5/11/chartex" xmlns:cx6="http://schemas.microsoft.com/office/drawing/2016/5/12/chartex" xmlns:cx7="http://schemas.microsoft.com/office/drawing/2016/5/13/chartex" xmlns:cx8="http://schemas.microsoft.com/office/drawing/2016/5/14/chartex" xmlns:mc="http://schemas.openxmlformats.org/markup-compatibility/2006" xmlns:aink="http://schemas.microsoft.com/office/drawing/2016/ink" xmlns:am3d="http://schemas.microsoft.com/office/drawing/2017/model3d" xmlns:o="urn:schemas-microsoft-com:office:office" xmlns:oel="http://schemas.microsoft.com/office/2019/extlst" xmlns:r="http://schemas.openxmlformats.org/officeDocument/2006/relationships" xmlns:m="http://schemas.openxmlformats.org/officeDocument/2006/math" xmlns:v="urn:schemas-microsoft-com:vml" xmlns:wp14="http://schemas.microsoft.com/office/word/2010/wordprocessingDrawing" xmlns:wp="http://schemas.openxmlformats.org/drawingml/2006/wordprocessingDrawing" xmlns:w10="urn:schemas-microsoft-com:office:word" xmlns:w="http://schemas.openxmlformats.org/wordprocessingml/2006/main" xmlns:w14="http://schemas.microsoft.com/office/word/2010/wordml" xmlns:w15="http://schemas.microsoft.com/office/word/2012/wordml" xmlns:w16cex="http://schemas.microsoft.com/office/word/2018/wordml/cex" xmlns:w16cid="http://schemas.microsoft.com/office/word/2016/wordml/cid" xmlns:w16="http://schemas.microsoft.com/office/word/2018/wordml" xmlns:w16du="http://schemas.microsoft.com/office/word/2023/wordml/word16du" xmlns:w16sdtdh="http://schemas.microsoft.com/office/word/2020/wordml/sdtdatahash" xmlns:w16sdtfl="http://schemas.microsoft.com/office/word/2024/wordml/sdtformatlock" xmlns:w16se="http://schemas.microsoft.com/office/word/2015/wordml/symex" xmlns:wpg="http://schemas.microsoft.com/office/word/2010/wordprocessingGroup" xmlns:wpi="http://schemas.microsoft.com/office/word/2010/wordprocessingInk" xmlns:wne="http://schemas.microsoft.com/office/word/2006/wordml" xmlns:wps="http://schemas.microsoft.com/office/word/2010/wordprocessingShape" mc:Ignorable="w14 w15 w16se w16cid w16 w16cex w16sdtdh w16sdtfl w16du wp14">
-  <w:p>
-    <w:pPr>
-      <w:pStyle w:val="af"/>
-    </w:pPr>
-  </w:p>
-</w:hdr>
-</file>
-
-<file path=word/header2.xml><?xml version="1.0" encoding="utf-8"?>
-<w:hdr xmlns:wpc="http://schemas.microsoft.com/office/word/2010/wordprocessingCanvas" xmlns:cx="http://schemas.microsoft.com/office/drawing/2014/chartex" xmlns:cx1="http://schemas.microsoft.com/office/drawing/2015/9/8/chartex" xmlns:cx2="http://schemas.microsoft.com/office/drawing/2015/10/21/chartex" xmlns:cx3="http://schemas.microsoft.com/office/drawing/2016/5/9/chartex" xmlns:cx4="http://schemas.microsoft.com/office/drawing/2016/5/10/chartex" xmlns:cx5="http://schemas.microsoft.com/office/drawing/2016/5/11/chartex" xmlns:cx6="http://schemas.microsoft.com/office/drawing/2016/5/12/chartex" xmlns:cx7="http://schemas.microsoft.com/office/drawing/2016/5/13/chartex" xmlns:cx8="http://schemas.microsoft.com/office/drawing/2016/5/14/chartex" xmlns:mc="http://schemas.openxmlformats.org/markup-compatibility/2006" xmlns:aink="http://schemas.microsoft.com/office/drawing/2016/ink" xmlns:am3d="http://schemas.microsoft.com/office/drawing/2017/model3d" xmlns:o="urn:schemas-microsoft-com:office:office" xmlns:oel="http://schemas.microsoft.com/office/2019/extlst" xmlns:r="http://schemas.openxmlformats.org/officeDocument/2006/relationships" xmlns:m="http://schemas.openxmlformats.org/officeDocument/2006/math" xmlns:v="urn:schemas-microsoft-com:vml" xmlns:wp14="http://schemas.microsoft.com/office/word/2010/wordprocessingDrawing" xmlns:wp="http://schemas.openxmlformats.org/drawingml/2006/wordprocessingDrawing" xmlns:w10="urn:schemas-microsoft-com:office:word" xmlns:w="http://schemas.openxmlformats.org/wordprocessingml/2006/main" xmlns:w14="http://schemas.microsoft.com/office/word/2010/wordml" xmlns:w15="http://schemas.microsoft.com/office/word/2012/wordml" xmlns:w16cex="http://schemas.microsoft.com/office/word/2018/wordml/cex" xmlns:w16cid="http://schemas.microsoft.com/office/word/2016/wordml/cid" xmlns:w16="http://schemas.microsoft.com/office/word/2018/wordml" xmlns:w16du="http://schemas.microsoft.com/office/word/2023/wordml/word16du" xmlns:w16sdtdh="http://schemas.microsoft.com/office/word/2020/wordml/sdtdatahash" xmlns:w16sdtfl="http://schemas.microsoft.com/office/word/2024/wordml/sdtformatlock" xmlns:w16se="http://schemas.microsoft.com/office/word/2015/wordml/symex" xmlns:wpg="http://schemas.microsoft.com/office/word/2010/wordprocessingGroup" xmlns:wpi="http://schemas.microsoft.com/office/word/2010/wordprocessingInk" xmlns:wne="http://schemas.microsoft.com/office/word/2006/wordml" xmlns:wps="http://schemas.microsoft.com/office/word/2010/wordprocessingShape" mc:Ignorable="w14 w15 w16se w16cid w16 w16cex w16sdtdh w16sdtfl w16du wp14">
-  <w:p>
-    <w:pPr>
-      <w:pStyle w:val="af"/>
-    </w:pPr>
-  </w:p>
-</w:hdr>
-</file>
-
-<file path=word/header3.xml><?xml version="1.0" encoding="utf-8"?>
-<w:hdr xmlns:wpc="http://schemas.microsoft.com/office/word/2010/wordprocessingCanvas" xmlns:cx="http://schemas.microsoft.com/office/drawing/2014/chartex" xmlns:cx1="http://schemas.microsoft.com/office/drawing/2015/9/8/chartex" xmlns:cx2="http://schemas.microsoft.com/office/drawing/2015/10/21/chartex" xmlns:cx3="http://schemas.microsoft.com/office/drawing/2016/5/9/chartex" xmlns:cx4="http://schemas.microsoft.com/office/drawing/2016/5/10/chartex" xmlns:cx5="http://schemas.microsoft.com/office/drawing/2016/5/11/chartex" xmlns:cx6="http://schemas.microsoft.com/office/drawing/2016/5/12/chartex" xmlns:cx7="http://schemas.microsoft.com/office/drawing/2016/5/13/chartex" xmlns:cx8="http://schemas.microsoft.com/office/drawing/2016/5/14/chartex" xmlns:mc="http://schemas.openxmlformats.org/markup-compatibility/2006" xmlns:aink="http://schemas.microsoft.com/office/drawing/2016/ink" xmlns:am3d="http://schemas.microsoft.com/office/drawing/2017/model3d" xmlns:o="urn:schemas-microsoft-com:office:office" xmlns:oel="http://schemas.microsoft.com/office/2019/extlst" xmlns:r="http://schemas.openxmlformats.org/officeDocument/2006/relationships" xmlns:m="http://schemas.openxmlformats.org/officeDocument/2006/math" xmlns:v="urn:schemas-microsoft-com:vml" xmlns:wp14="http://schemas.microsoft.com/office/word/2010/wordprocessingDrawing" xmlns:wp="http://schemas.openxmlformats.org/drawingml/2006/wordprocessingDrawing" xmlns:w10="urn:schemas-microsoft-com:office:word" xmlns:w="http://schemas.openxmlformats.org/wordprocessingml/2006/main" xmlns:w14="http://schemas.microsoft.com/office/word/2010/wordml" xmlns:w15="http://schemas.microsoft.com/office/word/2012/wordml" xmlns:w16cex="http://schemas.microsoft.com/office/word/2018/wordml/cex" xmlns:w16cid="http://schemas.microsoft.com/office/word/2016/wordml/cid" xmlns:w16="http://schemas.microsoft.com/office/word/2018/wordml" xmlns:w16du="http://schemas.microsoft.com/office/word/2023/wordml/word16du" xmlns:w16sdtdh="http://schemas.microsoft.com/office/word/2020/wordml/sdtdatahash" xmlns:w16sdtfl="http://schemas.microsoft.com/office/word/2024/wordml/sdtformatlock" xmlns:w16se="http://schemas.microsoft.com/office/word/2015/wordml/symex" xmlns:wpg="http://schemas.microsoft.com/office/word/2010/wordprocessingGroup" xmlns:wpi="http://schemas.microsoft.com/office/word/2010/wordprocessingInk" xmlns:wne="http://schemas.microsoft.com/office/word/2006/wordml" xmlns:wps="http://schemas.microsoft.com/office/word/2010/wordprocessingShape" mc:Ignorable="w14 w15 w16se w16cid w16 w16cex w16sdtdh w16sdtfl w16du wp14">
-  <w:p>
-    <w:pPr>
-      <w:pStyle w:val="af"/>
-    </w:pPr>
-  </w:p>
-</w:hdr>
 </file>
 
 <file path=word/numbering.xml><?xml version="1.0" encoding="utf-8"?>
